--- a/teaching/2026Fall/3502/Project/project2.docx
+++ b/teaching/2026Fall/3502/Project/project2.docx
@@ -1,6 +1,6 @@
 
 <file path=word/document.xml><?xml version="1.0" encoding="utf-8"?>
-<w:document xmlns:wpc="http://schemas.microsoft.com/office/word/2010/wordprocessingCanvas" xmlns:cx="http://schemas.microsoft.com/office/drawing/2014/chartex" xmlns:cx1="http://schemas.microsoft.com/office/drawing/2015/9/8/chartex" xmlns:cx2="http://schemas.microsoft.com/office/drawing/2015/10/21/chartex" xmlns:cx3="http://schemas.microsoft.com/office/drawing/2016/5/9/chartex" xmlns:cx4="http://schemas.microsoft.com/office/drawing/2016/5/10/chartex" xmlns:cx5="http://schemas.microsoft.com/office/drawing/2016/5/11/chartex" xmlns:cx6="http://schemas.microsoft.com/office/drawing/2016/5/12/chartex" xmlns:cx7="http://schemas.microsoft.com/office/drawing/2016/5/13/chartex" xmlns:cx8="http://schemas.microsoft.com/office/drawing/2016/5/14/chartex" xmlns:mc="http://schemas.openxmlformats.org/markup-compatibility/2006" xmlns:aink="http://schemas.microsoft.com/office/drawing/2016/ink" xmlns:am3d="http://schemas.microsoft.com/office/drawing/2017/model3d" xmlns:o="urn:schemas-microsoft-com:office:office" xmlns:oel="http://schemas.microsoft.com/office/2019/extlst" xmlns:r="http://schemas.openxmlformats.org/officeDocument/2006/relationships" xmlns:m="http://schemas.openxmlformats.org/officeDocument/2006/math" xmlns:v="urn:schemas-microsoft-com:vml" xmlns:wp14="http://schemas.microsoft.com/office/word/2010/wordprocessingDrawing" xmlns:wp="http://schemas.openxmlformats.org/drawingml/2006/wordprocessingDrawing" xmlns:w10="urn:schemas-microsoft-com:office:word" xmlns:w="http://schemas.openxmlformats.org/wordprocessingml/2006/main" xmlns:w14="http://schemas.microsoft.com/office/word/2010/wordml" xmlns:w15="http://schemas.microsoft.com/office/word/2012/wordml" xmlns:w16cex="http://schemas.microsoft.com/office/word/2018/wordml/cex" xmlns:w16cid="http://schemas.microsoft.com/office/word/2016/wordml/cid" xmlns:w16="http://schemas.microsoft.com/office/word/2018/wordml" xmlns:w16sdtdh="http://schemas.microsoft.com/office/word/2020/wordml/sdtdatahash" xmlns:w16se="http://schemas.microsoft.com/office/word/2015/wordml/symex" xmlns:wpg="http://schemas.microsoft.com/office/word/2010/wordprocessingGroup" xmlns:wpi="http://schemas.microsoft.com/office/word/2010/wordprocessingInk" xmlns:wne="http://schemas.microsoft.com/office/word/2006/wordml" xmlns:wps="http://schemas.microsoft.com/office/word/2010/wordprocessingShape" mc:Ignorable="w14 w15 w16se w16cid w16 w16cex w16sdtdh wp14">
+<w:document xmlns:wpc="http://schemas.microsoft.com/office/word/2010/wordprocessingCanvas" xmlns:cx="http://schemas.microsoft.com/office/drawing/2014/chartex" xmlns:cx1="http://schemas.microsoft.com/office/drawing/2015/9/8/chartex" xmlns:cx2="http://schemas.microsoft.com/office/drawing/2015/10/21/chartex" xmlns:cx3="http://schemas.microsoft.com/office/drawing/2016/5/9/chartex" xmlns:cx4="http://schemas.microsoft.com/office/drawing/2016/5/10/chartex" xmlns:cx5="http://schemas.microsoft.com/office/drawing/2016/5/11/chartex" xmlns:cx6="http://schemas.microsoft.com/office/drawing/2016/5/12/chartex" xmlns:cx7="http://schemas.microsoft.com/office/drawing/2016/5/13/chartex" xmlns:cx8="http://schemas.microsoft.com/office/drawing/2016/5/14/chartex" xmlns:mc="http://schemas.openxmlformats.org/markup-compatibility/2006" xmlns:m="http://schemas.openxmlformats.org/officeDocument/2006/math" xmlns:aink="http://schemas.microsoft.com/office/drawing/2016/ink" xmlns:am3d="http://schemas.microsoft.com/office/drawing/2017/model3d" xmlns:oel="http://schemas.microsoft.com/office/2019/extlst" xmlns:r="http://schemas.openxmlformats.org/officeDocument/2006/relationships" xmlns:wp14="http://schemas.microsoft.com/office/word/2010/wordprocessingDrawing" xmlns:wp="http://schemas.openxmlformats.org/drawingml/2006/wordprocessingDrawing" xmlns:wpg="http://schemas.microsoft.com/office/word/2010/wordprocessingGroup" xmlns:wpi="http://schemas.microsoft.com/office/word/2010/wordprocessingInk" xmlns:wps="http://schemas.microsoft.com/office/word/2010/wordprocessingShape" xmlns:o="urn:schemas-microsoft-com:office:office" xmlns:v="urn:schemas-microsoft-com:vml" xmlns:w10="urn:schemas-microsoft-com:office:word" xmlns:w="http://schemas.openxmlformats.org/wordprocessingml/2006/main" xmlns:w14="http://schemas.microsoft.com/office/word/2010/wordml" xmlns:w15="http://schemas.microsoft.com/office/word/2012/wordml" xmlns:w16cei="http://schemas.microsoft.com/office/word/2026/wordml/cei" xmlns:w16cex="http://schemas.microsoft.com/office/word/2018/wordml/cex" xmlns:w16cid="http://schemas.microsoft.com/office/word/2016/wordml/cid" xmlns:w16="http://schemas.microsoft.com/office/word/2018/wordml" xmlns:w16sdtdh="http://schemas.microsoft.com/office/word/2020/wordml/sdtdatahash" xmlns:w16sdtfl="http://schemas.microsoft.com/office/word/2024/wordml/sdtformatlock" xmlns:w16se="http://schemas.microsoft.com/office/word/2015/wordml/symex" xmlns:w16du="http://schemas.microsoft.com/office/word/2023/wordml/word16du" xmlns:wne="http://schemas.microsoft.com/office/word/2006/wordml" mc:Ignorable="w14 w15 w16se w16cid w16 w16cex w16sdtdh w16sdtfl w16du wp14">
   <w:body>
     <w:p>
       <w:pPr>
@@ -464,18 +464,73 @@
     </w:p>
     <w:p>
       <w:pPr>
-        <w:ind w:left="360"/>
+        <w:ind w:right="-720"/>
+        <w:rPr>
+          <w:rFonts w:asciiTheme="minorHAnsi" w:hAnsiTheme="minorHAnsi" w:cstheme="minorHAnsi"/>
+          <w:b/>
+          <w:bCs/>
+          <w:sz w:val="28"/>
+          <w:szCs w:val="28"/>
+        </w:rPr>
+      </w:pPr>
+      <w:r>
+        <w:rPr>
+          <w:rFonts w:asciiTheme="minorHAnsi" w:hAnsiTheme="minorHAnsi" w:cstheme="minorHAnsi"/>
+          <w:b/>
+          <w:bCs/>
+          <w:sz w:val="28"/>
+          <w:szCs w:val="28"/>
+        </w:rPr>
+        <w:t xml:space="preserve">Part A: </w:t>
+      </w:r>
+      <w:r>
+        <w:rPr>
+          <w:rFonts w:asciiTheme="minorHAnsi" w:hAnsiTheme="minorHAnsi" w:cstheme="minorHAnsi"/>
+          <w:b/>
+          <w:bCs/>
+          <w:sz w:val="28"/>
+          <w:szCs w:val="28"/>
+        </w:rPr>
+        <w:t>Transfer a sequential code into parallel</w:t>
+      </w:r>
+      <w:r>
+        <w:rPr>
+          <w:rFonts w:asciiTheme="minorHAnsi" w:hAnsiTheme="minorHAnsi" w:cstheme="minorHAnsi"/>
+          <w:b/>
+          <w:bCs/>
+          <w:sz w:val="28"/>
+          <w:szCs w:val="28"/>
+        </w:rPr>
+        <w:t xml:space="preserve"> (</w:t>
+      </w:r>
+      <w:r>
+        <w:rPr>
+          <w:rFonts w:asciiTheme="minorHAnsi" w:hAnsiTheme="minorHAnsi" w:cstheme="minorHAnsi"/>
+          <w:b/>
+          <w:bCs/>
+          <w:sz w:val="28"/>
+          <w:szCs w:val="28"/>
+        </w:rPr>
+        <w:t>5</w:t>
+      </w:r>
+      <w:r>
+        <w:rPr>
+          <w:rFonts w:asciiTheme="minorHAnsi" w:hAnsiTheme="minorHAnsi" w:cstheme="minorHAnsi"/>
+          <w:b/>
+          <w:bCs/>
+          <w:sz w:val="28"/>
+          <w:szCs w:val="28"/>
+        </w:rPr>
+        <w:t xml:space="preserve">0 points)   </w:t>
+      </w:r>
+    </w:p>
+    <w:p>
+      <w:pPr>
         <w:jc w:val="both"/>
         <w:rPr>
           <w:rFonts w:asciiTheme="minorHAnsi" w:hAnsiTheme="minorHAnsi" w:cstheme="minorHAnsi"/>
         </w:rPr>
       </w:pPr>
-      <w:r>
-        <w:rPr>
-          <w:rFonts w:asciiTheme="minorHAnsi" w:hAnsiTheme="minorHAnsi" w:cstheme="minorHAnsi"/>
-        </w:rPr>
-        <w:t xml:space="preserve">Given two character strings s1 and s2. Write a Pthread program to find out the number of substrings, in string s1, that is exactly the same as s2. </w:t>
-      </w:r>
     </w:p>
     <w:p>
       <w:pPr>
@@ -485,6 +540,40 @@
           <w:rFonts w:asciiTheme="minorHAnsi" w:hAnsiTheme="minorHAnsi" w:cstheme="minorHAnsi"/>
         </w:rPr>
       </w:pPr>
+      <w:r>
+        <w:rPr>
+          <w:rFonts w:asciiTheme="minorHAnsi" w:hAnsiTheme="minorHAnsi" w:cstheme="minorHAnsi"/>
+        </w:rPr>
+        <w:t xml:space="preserve">Given </w:t>
+      </w:r>
+      <w:proofErr w:type="gramStart"/>
+      <w:r>
+        <w:rPr>
+          <w:rFonts w:asciiTheme="minorHAnsi" w:hAnsiTheme="minorHAnsi" w:cstheme="minorHAnsi"/>
+        </w:rPr>
+        <w:t>two character</w:t>
+      </w:r>
+      <w:proofErr w:type="gramEnd"/>
+      <w:r>
+        <w:rPr>
+          <w:rFonts w:asciiTheme="minorHAnsi" w:hAnsiTheme="minorHAnsi" w:cstheme="minorHAnsi"/>
+        </w:rPr>
+        <w:t xml:space="preserve"> strings s1 and s2. Write a Pthread program to find out the number of substrings, in string s1, that is </w:t>
+      </w:r>
+      <w:proofErr w:type="gramStart"/>
+      <w:r>
+        <w:rPr>
+          <w:rFonts w:asciiTheme="minorHAnsi" w:hAnsiTheme="minorHAnsi" w:cstheme="minorHAnsi"/>
+        </w:rPr>
+        <w:t>exactly the same</w:t>
+      </w:r>
+      <w:proofErr w:type="gramEnd"/>
+      <w:r>
+        <w:rPr>
+          <w:rFonts w:asciiTheme="minorHAnsi" w:hAnsiTheme="minorHAnsi" w:cstheme="minorHAnsi"/>
+        </w:rPr>
+        <w:t xml:space="preserve"> as s2. </w:t>
+      </w:r>
     </w:p>
     <w:p>
       <w:pPr>
@@ -494,12 +583,6 @@
           <w:rFonts w:asciiTheme="minorHAnsi" w:hAnsiTheme="minorHAnsi" w:cstheme="minorHAnsi"/>
         </w:rPr>
       </w:pPr>
-      <w:r>
-        <w:rPr>
-          <w:rFonts w:asciiTheme="minorHAnsi" w:hAnsiTheme="minorHAnsi" w:cstheme="minorHAnsi"/>
-        </w:rPr>
-        <w:t xml:space="preserve">For example, suppose number_substring(s1, s2) implements the function, then number_substring(“abcdab”, “ab”) = 2, </w:t>
-      </w:r>
     </w:p>
     <w:p>
       <w:pPr>
@@ -513,7 +596,49 @@
         <w:rPr>
           <w:rFonts w:asciiTheme="minorHAnsi" w:hAnsiTheme="minorHAnsi" w:cstheme="minorHAnsi"/>
         </w:rPr>
-        <w:t xml:space="preserve">number_substring(“aaa”, “a”) = 3, </w:t>
+        <w:t xml:space="preserve">For example, suppose </w:t>
+      </w:r>
+      <w:proofErr w:type="spellStart"/>
+      <w:r>
+        <w:rPr>
+          <w:rFonts w:asciiTheme="minorHAnsi" w:hAnsiTheme="minorHAnsi" w:cstheme="minorHAnsi"/>
+        </w:rPr>
+        <w:t>number_substring</w:t>
+      </w:r>
+      <w:proofErr w:type="spellEnd"/>
+      <w:r>
+        <w:rPr>
+          <w:rFonts w:asciiTheme="minorHAnsi" w:hAnsiTheme="minorHAnsi" w:cstheme="minorHAnsi"/>
+        </w:rPr>
+        <w:t xml:space="preserve">(s1, s2) implements the function, then </w:t>
+      </w:r>
+      <w:proofErr w:type="spellStart"/>
+      <w:r>
+        <w:rPr>
+          <w:rFonts w:asciiTheme="minorHAnsi" w:hAnsiTheme="minorHAnsi" w:cstheme="minorHAnsi"/>
+        </w:rPr>
+        <w:t>number_substring</w:t>
+      </w:r>
+      <w:proofErr w:type="spellEnd"/>
+      <w:r>
+        <w:rPr>
+          <w:rFonts w:asciiTheme="minorHAnsi" w:hAnsiTheme="minorHAnsi" w:cstheme="minorHAnsi"/>
+        </w:rPr>
+        <w:t>(“</w:t>
+      </w:r>
+      <w:proofErr w:type="spellStart"/>
+      <w:r>
+        <w:rPr>
+          <w:rFonts w:asciiTheme="minorHAnsi" w:hAnsiTheme="minorHAnsi" w:cstheme="minorHAnsi"/>
+        </w:rPr>
+        <w:t>abcdab</w:t>
+      </w:r>
+      <w:proofErr w:type="spellEnd"/>
+      <w:r>
+        <w:rPr>
+          <w:rFonts w:asciiTheme="minorHAnsi" w:hAnsiTheme="minorHAnsi" w:cstheme="minorHAnsi"/>
+        </w:rPr>
+        <w:t xml:space="preserve">”, “ab”) = 2, </w:t>
       </w:r>
     </w:p>
     <w:p>
@@ -524,11 +649,33 @@
           <w:rFonts w:asciiTheme="minorHAnsi" w:hAnsiTheme="minorHAnsi" w:cstheme="minorHAnsi"/>
         </w:rPr>
       </w:pPr>
-      <w:r>
-        <w:rPr>
-          <w:rFonts w:asciiTheme="minorHAnsi" w:hAnsiTheme="minorHAnsi" w:cstheme="minorHAnsi"/>
-        </w:rPr>
-        <w:t xml:space="preserve">number_substring(“abac”, “bc”) = 0. </w:t>
+      <w:proofErr w:type="spellStart"/>
+      <w:r>
+        <w:rPr>
+          <w:rFonts w:asciiTheme="minorHAnsi" w:hAnsiTheme="minorHAnsi" w:cstheme="minorHAnsi"/>
+        </w:rPr>
+        <w:t>number_substring</w:t>
+      </w:r>
+      <w:proofErr w:type="spellEnd"/>
+      <w:r>
+        <w:rPr>
+          <w:rFonts w:asciiTheme="minorHAnsi" w:hAnsiTheme="minorHAnsi" w:cstheme="minorHAnsi"/>
+        </w:rPr>
+        <w:t>(“</w:t>
+      </w:r>
+      <w:proofErr w:type="spellStart"/>
+      <w:r>
+        <w:rPr>
+          <w:rFonts w:asciiTheme="minorHAnsi" w:hAnsiTheme="minorHAnsi" w:cstheme="minorHAnsi"/>
+        </w:rPr>
+        <w:t>aaa</w:t>
+      </w:r>
+      <w:proofErr w:type="spellEnd"/>
+      <w:r>
+        <w:rPr>
+          <w:rFonts w:asciiTheme="minorHAnsi" w:hAnsiTheme="minorHAnsi" w:cstheme="minorHAnsi"/>
+        </w:rPr>
+        <w:t xml:space="preserve">”, “a”) = 3, </w:t>
       </w:r>
     </w:p>
     <w:p>
@@ -539,6 +686,48 @@
           <w:rFonts w:asciiTheme="minorHAnsi" w:hAnsiTheme="minorHAnsi" w:cstheme="minorHAnsi"/>
         </w:rPr>
       </w:pPr>
+      <w:proofErr w:type="spellStart"/>
+      <w:r>
+        <w:rPr>
+          <w:rFonts w:asciiTheme="minorHAnsi" w:hAnsiTheme="minorHAnsi" w:cstheme="minorHAnsi"/>
+        </w:rPr>
+        <w:t>number_substring</w:t>
+      </w:r>
+      <w:proofErr w:type="spellEnd"/>
+      <w:r>
+        <w:rPr>
+          <w:rFonts w:asciiTheme="minorHAnsi" w:hAnsiTheme="minorHAnsi" w:cstheme="minorHAnsi"/>
+        </w:rPr>
+        <w:t>(“</w:t>
+      </w:r>
+      <w:proofErr w:type="spellStart"/>
+      <w:r>
+        <w:rPr>
+          <w:rFonts w:asciiTheme="minorHAnsi" w:hAnsiTheme="minorHAnsi" w:cstheme="minorHAnsi"/>
+        </w:rPr>
+        <w:t>abac</w:t>
+      </w:r>
+      <w:proofErr w:type="spellEnd"/>
+      <w:r>
+        <w:rPr>
+          <w:rFonts w:asciiTheme="minorHAnsi" w:hAnsiTheme="minorHAnsi" w:cstheme="minorHAnsi"/>
+        </w:rPr>
+        <w:t>”, “</w:t>
+      </w:r>
+      <w:proofErr w:type="spellStart"/>
+      <w:r>
+        <w:rPr>
+          <w:rFonts w:asciiTheme="minorHAnsi" w:hAnsiTheme="minorHAnsi" w:cstheme="minorHAnsi"/>
+        </w:rPr>
+        <w:t>bc</w:t>
+      </w:r>
+      <w:proofErr w:type="spellEnd"/>
+      <w:r>
+        <w:rPr>
+          <w:rFonts w:asciiTheme="minorHAnsi" w:hAnsiTheme="minorHAnsi" w:cstheme="minorHAnsi"/>
+        </w:rPr>
+        <w:t xml:space="preserve">”) = 0. </w:t>
+      </w:r>
     </w:p>
     <w:p>
       <w:pPr>
@@ -548,6 +737,15 @@
           <w:rFonts w:asciiTheme="minorHAnsi" w:hAnsiTheme="minorHAnsi" w:cstheme="minorHAnsi"/>
         </w:rPr>
       </w:pPr>
+    </w:p>
+    <w:p>
+      <w:pPr>
+        <w:ind w:left="360"/>
+        <w:jc w:val="both"/>
+        <w:rPr>
+          <w:rFonts w:asciiTheme="minorHAnsi" w:hAnsiTheme="minorHAnsi" w:cstheme="minorHAnsi"/>
+        </w:rPr>
+      </w:pPr>
       <w:r>
         <w:rPr>
           <w:rFonts w:asciiTheme="minorHAnsi" w:hAnsiTheme="minorHAnsi" w:cstheme="minorHAnsi"/>
@@ -621,7 +819,35 @@
         <w:rPr>
           <w:rFonts w:asciiTheme="minorHAnsi" w:hAnsiTheme="minorHAnsi" w:cstheme="minorHAnsi"/>
         </w:rPr>
-        <w:t>The following is a sequential solution of the problem. read_f() reads the two strings from a file named “string.txt and num_substring() calculates the number of substrings.</w:t>
+        <w:t xml:space="preserve">The following is a sequential solution of the problem. </w:t>
+      </w:r>
+      <w:proofErr w:type="spellStart"/>
+      <w:r>
+        <w:rPr>
+          <w:rFonts w:asciiTheme="minorHAnsi" w:hAnsiTheme="minorHAnsi" w:cstheme="minorHAnsi"/>
+        </w:rPr>
+        <w:t>read_f</w:t>
+      </w:r>
+      <w:proofErr w:type="spellEnd"/>
+      <w:r>
+        <w:rPr>
+          <w:rFonts w:asciiTheme="minorHAnsi" w:hAnsiTheme="minorHAnsi" w:cstheme="minorHAnsi"/>
+        </w:rPr>
+        <w:t xml:space="preserve">() reads the two strings from a file named “string.txt and </w:t>
+      </w:r>
+      <w:proofErr w:type="spellStart"/>
+      <w:r>
+        <w:rPr>
+          <w:rFonts w:asciiTheme="minorHAnsi" w:hAnsiTheme="minorHAnsi" w:cstheme="minorHAnsi"/>
+        </w:rPr>
+        <w:t>num_substring</w:t>
+      </w:r>
+      <w:proofErr w:type="spellEnd"/>
+      <w:r>
+        <w:rPr>
+          <w:rFonts w:asciiTheme="minorHAnsi" w:hAnsiTheme="minorHAnsi" w:cstheme="minorHAnsi"/>
+        </w:rPr>
+        <w:t>() calculates the number of substrings.</w:t>
       </w:r>
     </w:p>
     <w:p>
@@ -712,7 +938,27 @@
           <w:sz w:val="15"/>
           <w:szCs w:val="15"/>
         </w:rPr>
-        <w:t>#include &lt;stdlib.h&gt;</w:t>
+        <w:t>#include &lt;</w:t>
+      </w:r>
+      <w:proofErr w:type="spellStart"/>
+      <w:r>
+        <w:rPr>
+          <w:rFonts w:ascii="Courier New" w:hAnsi="Courier New" w:cs="Courier New"/>
+          <w:color w:val="557799"/>
+          <w:sz w:val="15"/>
+          <w:szCs w:val="15"/>
+        </w:rPr>
+        <w:t>stdlib.h</w:t>
+      </w:r>
+      <w:proofErr w:type="spellEnd"/>
+      <w:r>
+        <w:rPr>
+          <w:rFonts w:ascii="Courier New" w:hAnsi="Courier New" w:cs="Courier New"/>
+          <w:color w:val="557799"/>
+          <w:sz w:val="15"/>
+          <w:szCs w:val="15"/>
+        </w:rPr>
+        <w:t>&gt;</w:t>
       </w:r>
     </w:p>
     <w:p>
@@ -751,7 +997,27 @@
           <w:sz w:val="15"/>
           <w:szCs w:val="15"/>
         </w:rPr>
-        <w:t>#include &lt;stdio.h&gt;</w:t>
+        <w:t>#include &lt;</w:t>
+      </w:r>
+      <w:proofErr w:type="spellStart"/>
+      <w:r>
+        <w:rPr>
+          <w:rFonts w:ascii="Courier New" w:hAnsi="Courier New" w:cs="Courier New"/>
+          <w:color w:val="557799"/>
+          <w:sz w:val="15"/>
+          <w:szCs w:val="15"/>
+        </w:rPr>
+        <w:t>stdio.h</w:t>
+      </w:r>
+      <w:proofErr w:type="spellEnd"/>
+      <w:r>
+        <w:rPr>
+          <w:rFonts w:ascii="Courier New" w:hAnsi="Courier New" w:cs="Courier New"/>
+          <w:color w:val="557799"/>
+          <w:sz w:val="15"/>
+          <w:szCs w:val="15"/>
+        </w:rPr>
+        <w:t>&gt;</w:t>
       </w:r>
     </w:p>
     <w:p>
@@ -790,7 +1056,27 @@
           <w:sz w:val="15"/>
           <w:szCs w:val="15"/>
         </w:rPr>
-        <w:t>#include &lt;string.h&gt;</w:t>
+        <w:t>#include &lt;</w:t>
+      </w:r>
+      <w:proofErr w:type="spellStart"/>
+      <w:r>
+        <w:rPr>
+          <w:rFonts w:ascii="Courier New" w:hAnsi="Courier New" w:cs="Courier New"/>
+          <w:color w:val="557799"/>
+          <w:sz w:val="15"/>
+          <w:szCs w:val="15"/>
+        </w:rPr>
+        <w:t>string.h</w:t>
+      </w:r>
+      <w:proofErr w:type="spellEnd"/>
+      <w:r>
+        <w:rPr>
+          <w:rFonts w:ascii="Courier New" w:hAnsi="Courier New" w:cs="Courier New"/>
+          <w:color w:val="557799"/>
+          <w:sz w:val="15"/>
+          <w:szCs w:val="15"/>
+        </w:rPr>
+        <w:t>&gt;</w:t>
       </w:r>
     </w:p>
     <w:p>
@@ -1009,7 +1295,6 @@
           <w:sz w:val="15"/>
           <w:szCs w:val="15"/>
         </w:rPr>
-        <w:lastRenderedPageBreak/>
         <w:t>int</w:t>
       </w:r>
       <w:r>
@@ -1119,7 +1404,27 @@
           <w:sz w:val="15"/>
           <w:szCs w:val="15"/>
         </w:rPr>
-        <w:t xml:space="preserve"> *fp;</w:t>
+        <w:t xml:space="preserve"> *</w:t>
+      </w:r>
+      <w:proofErr w:type="spellStart"/>
+      <w:r>
+        <w:rPr>
+          <w:rFonts w:ascii="Courier New" w:hAnsi="Courier New" w:cs="Courier New"/>
+          <w:color w:val="333333"/>
+          <w:sz w:val="15"/>
+          <w:szCs w:val="15"/>
+        </w:rPr>
+        <w:t>fp</w:t>
+      </w:r>
+      <w:proofErr w:type="spellEnd"/>
+      <w:r>
+        <w:rPr>
+          <w:rFonts w:ascii="Courier New" w:hAnsi="Courier New" w:cs="Courier New"/>
+          <w:color w:val="333333"/>
+          <w:sz w:val="15"/>
+          <w:szCs w:val="15"/>
+        </w:rPr>
+        <w:t>;</w:t>
       </w:r>
     </w:p>
     <w:p>
@@ -1201,6 +1506,7 @@
         </w:rPr>
         <w:t xml:space="preserve"> </w:t>
       </w:r>
+      <w:proofErr w:type="spellStart"/>
       <w:r>
         <w:rPr>
           <w:rFonts w:ascii="Courier New" w:hAnsi="Courier New" w:cs="Courier New"/>
@@ -1212,6 +1518,7 @@
         </w:rPr>
         <w:t>readf</w:t>
       </w:r>
+      <w:proofErr w:type="spellEnd"/>
       <w:r>
         <w:rPr>
           <w:rFonts w:ascii="Courier New" w:hAnsi="Courier New" w:cs="Courier New"/>
@@ -1239,7 +1546,27 @@
           <w:sz w:val="15"/>
           <w:szCs w:val="15"/>
         </w:rPr>
-        <w:t xml:space="preserve"> *fp)</w:t>
+        <w:t xml:space="preserve"> *</w:t>
+      </w:r>
+      <w:proofErr w:type="spellStart"/>
+      <w:r>
+        <w:rPr>
+          <w:rFonts w:ascii="Courier New" w:hAnsi="Courier New" w:cs="Courier New"/>
+          <w:color w:val="333333"/>
+          <w:sz w:val="15"/>
+          <w:szCs w:val="15"/>
+        </w:rPr>
+        <w:t>fp</w:t>
+      </w:r>
+      <w:proofErr w:type="spellEnd"/>
+      <w:r>
+        <w:rPr>
+          <w:rFonts w:ascii="Courier New" w:hAnsi="Courier New" w:cs="Courier New"/>
+          <w:color w:val="333333"/>
+          <w:sz w:val="15"/>
+          <w:szCs w:val="15"/>
+        </w:rPr>
+        <w:t>)</w:t>
       </w:r>
     </w:p>
     <w:p>
@@ -1337,7 +1664,47 @@
           <w:sz w:val="15"/>
           <w:szCs w:val="15"/>
         </w:rPr>
-        <w:t>((fp=fopen(</w:t>
+        <w:t>((</w:t>
+      </w:r>
+      <w:proofErr w:type="spellStart"/>
+      <w:r>
+        <w:rPr>
+          <w:rFonts w:ascii="Courier New" w:hAnsi="Courier New" w:cs="Courier New"/>
+          <w:color w:val="333333"/>
+          <w:sz w:val="15"/>
+          <w:szCs w:val="15"/>
+        </w:rPr>
+        <w:t>fp</w:t>
+      </w:r>
+      <w:proofErr w:type="spellEnd"/>
+      <w:r>
+        <w:rPr>
+          <w:rFonts w:ascii="Courier New" w:hAnsi="Courier New" w:cs="Courier New"/>
+          <w:color w:val="333333"/>
+          <w:sz w:val="15"/>
+          <w:szCs w:val="15"/>
+        </w:rPr>
+        <w:t>=</w:t>
+      </w:r>
+      <w:proofErr w:type="spellStart"/>
+      <w:r>
+        <w:rPr>
+          <w:rFonts w:ascii="Courier New" w:hAnsi="Courier New" w:cs="Courier New"/>
+          <w:color w:val="333333"/>
+          <w:sz w:val="15"/>
+          <w:szCs w:val="15"/>
+        </w:rPr>
+        <w:t>fopen</w:t>
+      </w:r>
+      <w:proofErr w:type="spellEnd"/>
+      <w:r>
+        <w:rPr>
+          <w:rFonts w:ascii="Courier New" w:hAnsi="Courier New" w:cs="Courier New"/>
+          <w:color w:val="333333"/>
+          <w:sz w:val="15"/>
+          <w:szCs w:val="15"/>
+        </w:rPr>
+        <w:t>(</w:t>
       </w:r>
       <w:r>
         <w:rPr>
@@ -1442,7 +1809,26 @@
           <w:szCs w:val="15"/>
         </w:rPr>
         <w:tab/>
-        <w:t>printf(</w:t>
+      </w:r>
+      <w:proofErr w:type="spellStart"/>
+      <w:r>
+        <w:rPr>
+          <w:rFonts w:ascii="Courier New" w:hAnsi="Courier New" w:cs="Courier New"/>
+          <w:color w:val="333333"/>
+          <w:sz w:val="15"/>
+          <w:szCs w:val="15"/>
+        </w:rPr>
+        <w:t>printf</w:t>
+      </w:r>
+      <w:proofErr w:type="spellEnd"/>
+      <w:r>
+        <w:rPr>
+          <w:rFonts w:ascii="Courier New" w:hAnsi="Courier New" w:cs="Courier New"/>
+          <w:color w:val="333333"/>
+          <w:sz w:val="15"/>
+          <w:szCs w:val="15"/>
+        </w:rPr>
+        <w:t>(</w:t>
       </w:r>
       <w:r>
         <w:rPr>
@@ -1673,6 +2059,7 @@
         </w:rPr>
         <w:t xml:space="preserve"> *)malloc(</w:t>
       </w:r>
+      <w:proofErr w:type="spellStart"/>
       <w:r>
         <w:rPr>
           <w:rFonts w:ascii="Courier New" w:hAnsi="Courier New" w:cs="Courier New"/>
@@ -1684,6 +2071,7 @@
         </w:rPr>
         <w:t>sizeof</w:t>
       </w:r>
+      <w:proofErr w:type="spellEnd"/>
       <w:r>
         <w:rPr>
           <w:rFonts w:ascii="Courier New" w:hAnsi="Courier New" w:cs="Courier New"/>
@@ -1837,7 +2225,26 @@
           <w:szCs w:val="15"/>
         </w:rPr>
         <w:tab/>
-        <w:t>printf(</w:t>
+      </w:r>
+      <w:proofErr w:type="spellStart"/>
+      <w:r>
+        <w:rPr>
+          <w:rFonts w:ascii="Courier New" w:hAnsi="Courier New" w:cs="Courier New"/>
+          <w:color w:val="333333"/>
+          <w:sz w:val="15"/>
+          <w:szCs w:val="15"/>
+        </w:rPr>
+        <w:t>printf</w:t>
+      </w:r>
+      <w:proofErr w:type="spellEnd"/>
+      <w:r>
+        <w:rPr>
+          <w:rFonts w:ascii="Courier New" w:hAnsi="Courier New" w:cs="Courier New"/>
+          <w:color w:val="333333"/>
+          <w:sz w:val="15"/>
+          <w:szCs w:val="15"/>
+        </w:rPr>
+        <w:t>(</w:t>
       </w:r>
       <w:r>
         <w:rPr>
@@ -2068,6 +2475,7 @@
         </w:rPr>
         <w:t xml:space="preserve"> *)malloc(</w:t>
       </w:r>
+      <w:proofErr w:type="spellStart"/>
       <w:r>
         <w:rPr>
           <w:rFonts w:ascii="Courier New" w:hAnsi="Courier New" w:cs="Courier New"/>
@@ -2079,6 +2487,7 @@
         </w:rPr>
         <w:t>sizeof</w:t>
       </w:r>
+      <w:proofErr w:type="spellEnd"/>
       <w:r>
         <w:rPr>
           <w:rFonts w:ascii="Courier New" w:hAnsi="Courier New" w:cs="Courier New"/>
@@ -2232,7 +2641,26 @@
           <w:szCs w:val="15"/>
         </w:rPr>
         <w:tab/>
-        <w:t>printf(</w:t>
+      </w:r>
+      <w:proofErr w:type="spellStart"/>
+      <w:r>
+        <w:rPr>
+          <w:rFonts w:ascii="Courier New" w:hAnsi="Courier New" w:cs="Courier New"/>
+          <w:color w:val="333333"/>
+          <w:sz w:val="15"/>
+          <w:szCs w:val="15"/>
+        </w:rPr>
+        <w:t>printf</w:t>
+      </w:r>
+      <w:proofErr w:type="spellEnd"/>
+      <w:r>
+        <w:rPr>
+          <w:rFonts w:ascii="Courier New" w:hAnsi="Courier New" w:cs="Courier New"/>
+          <w:color w:val="333333"/>
+          <w:sz w:val="15"/>
+          <w:szCs w:val="15"/>
+        </w:rPr>
+        <w:t>(</w:t>
       </w:r>
       <w:r>
         <w:rPr>
@@ -2489,7 +2917,47 @@
           <w:szCs w:val="15"/>
         </w:rPr>
         <w:tab/>
-        <w:t>s1=fgets(s1, MAX, fp);</w:t>
+        <w:t>s1=</w:t>
+      </w:r>
+      <w:proofErr w:type="spellStart"/>
+      <w:r>
+        <w:rPr>
+          <w:rFonts w:ascii="Courier New" w:hAnsi="Courier New" w:cs="Courier New"/>
+          <w:color w:val="333333"/>
+          <w:sz w:val="15"/>
+          <w:szCs w:val="15"/>
+        </w:rPr>
+        <w:t>fgets</w:t>
+      </w:r>
+      <w:proofErr w:type="spellEnd"/>
+      <w:r>
+        <w:rPr>
+          <w:rFonts w:ascii="Courier New" w:hAnsi="Courier New" w:cs="Courier New"/>
+          <w:color w:val="333333"/>
+          <w:sz w:val="15"/>
+          <w:szCs w:val="15"/>
+        </w:rPr>
+        <w:t xml:space="preserve">(s1, MAX, </w:t>
+      </w:r>
+      <w:proofErr w:type="spellStart"/>
+      <w:r>
+        <w:rPr>
+          <w:rFonts w:ascii="Courier New" w:hAnsi="Courier New" w:cs="Courier New"/>
+          <w:color w:val="333333"/>
+          <w:sz w:val="15"/>
+          <w:szCs w:val="15"/>
+        </w:rPr>
+        <w:t>fp</w:t>
+      </w:r>
+      <w:proofErr w:type="spellEnd"/>
+      <w:r>
+        <w:rPr>
+          <w:rFonts w:ascii="Courier New" w:hAnsi="Courier New" w:cs="Courier New"/>
+          <w:color w:val="333333"/>
+          <w:sz w:val="15"/>
+          <w:szCs w:val="15"/>
+        </w:rPr>
+        <w:t>);</w:t>
       </w:r>
     </w:p>
     <w:p>
@@ -2529,7 +2997,47 @@
           <w:szCs w:val="15"/>
         </w:rPr>
         <w:tab/>
-        <w:t>s2=fgets(s2, MAX, fp);</w:t>
+        <w:t>s2=</w:t>
+      </w:r>
+      <w:proofErr w:type="spellStart"/>
+      <w:r>
+        <w:rPr>
+          <w:rFonts w:ascii="Courier New" w:hAnsi="Courier New" w:cs="Courier New"/>
+          <w:color w:val="333333"/>
+          <w:sz w:val="15"/>
+          <w:szCs w:val="15"/>
+        </w:rPr>
+        <w:t>fgets</w:t>
+      </w:r>
+      <w:proofErr w:type="spellEnd"/>
+      <w:r>
+        <w:rPr>
+          <w:rFonts w:ascii="Courier New" w:hAnsi="Courier New" w:cs="Courier New"/>
+          <w:color w:val="333333"/>
+          <w:sz w:val="15"/>
+          <w:szCs w:val="15"/>
+        </w:rPr>
+        <w:t xml:space="preserve">(s2, MAX, </w:t>
+      </w:r>
+      <w:proofErr w:type="spellStart"/>
+      <w:r>
+        <w:rPr>
+          <w:rFonts w:ascii="Courier New" w:hAnsi="Courier New" w:cs="Courier New"/>
+          <w:color w:val="333333"/>
+          <w:sz w:val="15"/>
+          <w:szCs w:val="15"/>
+        </w:rPr>
+        <w:t>fp</w:t>
+      </w:r>
+      <w:proofErr w:type="spellEnd"/>
+      <w:r>
+        <w:rPr>
+          <w:rFonts w:ascii="Courier New" w:hAnsi="Courier New" w:cs="Courier New"/>
+          <w:color w:val="333333"/>
+          <w:sz w:val="15"/>
+          <w:szCs w:val="15"/>
+        </w:rPr>
+        <w:t>);</w:t>
       </w:r>
     </w:p>
     <w:p>
@@ -2569,7 +3077,27 @@
           <w:szCs w:val="15"/>
         </w:rPr>
         <w:tab/>
-        <w:t xml:space="preserve">n1=strlen(s1);  </w:t>
+        <w:t>n1=</w:t>
+      </w:r>
+      <w:proofErr w:type="spellStart"/>
+      <w:r>
+        <w:rPr>
+          <w:rFonts w:ascii="Courier New" w:hAnsi="Courier New" w:cs="Courier New"/>
+          <w:color w:val="333333"/>
+          <w:sz w:val="15"/>
+          <w:szCs w:val="15"/>
+        </w:rPr>
+        <w:t>strlen</w:t>
+      </w:r>
+      <w:proofErr w:type="spellEnd"/>
+      <w:r>
+        <w:rPr>
+          <w:rFonts w:ascii="Courier New" w:hAnsi="Courier New" w:cs="Courier New"/>
+          <w:color w:val="333333"/>
+          <w:sz w:val="15"/>
+          <w:szCs w:val="15"/>
+        </w:rPr>
+        <w:t xml:space="preserve">(s1);  </w:t>
       </w:r>
       <w:r>
         <w:rPr>
@@ -2618,7 +3146,27 @@
           <w:szCs w:val="15"/>
         </w:rPr>
         <w:tab/>
-        <w:t>n2=strlen(s2)-</w:t>
+        <w:t>n2=</w:t>
+      </w:r>
+      <w:proofErr w:type="spellStart"/>
+      <w:r>
+        <w:rPr>
+          <w:rFonts w:ascii="Courier New" w:hAnsi="Courier New" w:cs="Courier New"/>
+          <w:color w:val="333333"/>
+          <w:sz w:val="15"/>
+          <w:szCs w:val="15"/>
+        </w:rPr>
+        <w:t>strlen</w:t>
+      </w:r>
+      <w:proofErr w:type="spellEnd"/>
+      <w:r>
+        <w:rPr>
+          <w:rFonts w:ascii="Courier New" w:hAnsi="Courier New" w:cs="Courier New"/>
+          <w:color w:val="333333"/>
+          <w:sz w:val="15"/>
+          <w:szCs w:val="15"/>
+        </w:rPr>
+        <w:t>(s2)-</w:t>
       </w:r>
       <w:r>
         <w:rPr>
@@ -2960,6 +3508,7 @@
         </w:rPr>
         <w:t xml:space="preserve"> </w:t>
       </w:r>
+      <w:proofErr w:type="spellStart"/>
       <w:r>
         <w:rPr>
           <w:rFonts w:ascii="Courier New" w:hAnsi="Courier New" w:cs="Courier New"/>
@@ -2971,6 +3520,7 @@
         </w:rPr>
         <w:t>num_substring</w:t>
       </w:r>
+      <w:proofErr w:type="spellEnd"/>
       <w:r>
         <w:rPr>
           <w:rFonts w:ascii="Courier New" w:hAnsi="Courier New" w:cs="Courier New"/>
@@ -3096,7 +3646,27 @@
           <w:sz w:val="15"/>
           <w:szCs w:val="15"/>
         </w:rPr>
-        <w:t xml:space="preserve"> i,j,k;</w:t>
+        <w:t xml:space="preserve"> </w:t>
+      </w:r>
+      <w:proofErr w:type="spellStart"/>
+      <w:r>
+        <w:rPr>
+          <w:rFonts w:ascii="Courier New" w:hAnsi="Courier New" w:cs="Courier New"/>
+          <w:color w:val="333333"/>
+          <w:sz w:val="15"/>
+          <w:szCs w:val="15"/>
+        </w:rPr>
+        <w:t>i,j,k</w:t>
+      </w:r>
+      <w:proofErr w:type="spellEnd"/>
+      <w:r>
+        <w:rPr>
+          <w:rFonts w:ascii="Courier New" w:hAnsi="Courier New" w:cs="Courier New"/>
+          <w:color w:val="333333"/>
+          <w:sz w:val="15"/>
+          <w:szCs w:val="15"/>
+        </w:rPr>
+        <w:t>;</w:t>
       </w:r>
     </w:p>
     <w:p>
@@ -3401,7 +3971,27 @@
           <w:sz w:val="15"/>
           <w:szCs w:val="15"/>
         </w:rPr>
-        <w:t xml:space="preserve">(j = i,k = </w:t>
+        <w:t xml:space="preserve">(j = </w:t>
+      </w:r>
+      <w:proofErr w:type="spellStart"/>
+      <w:r>
+        <w:rPr>
+          <w:rFonts w:ascii="Courier New" w:hAnsi="Courier New" w:cs="Courier New"/>
+          <w:color w:val="333333"/>
+          <w:sz w:val="15"/>
+          <w:szCs w:val="15"/>
+        </w:rPr>
+        <w:t>i,k</w:t>
+      </w:r>
+      <w:proofErr w:type="spellEnd"/>
+      <w:r>
+        <w:rPr>
+          <w:rFonts w:ascii="Courier New" w:hAnsi="Courier New" w:cs="Courier New"/>
+          <w:color w:val="333333"/>
+          <w:sz w:val="15"/>
+          <w:szCs w:val="15"/>
+        </w:rPr>
+        <w:t xml:space="preserve"> = </w:t>
       </w:r>
       <w:r>
         <w:rPr>
@@ -3421,7 +4011,27 @@
           <w:sz w:val="15"/>
           <w:szCs w:val="15"/>
         </w:rPr>
-        <w:t xml:space="preserve">; k &lt; n2; j++,k++){  </w:t>
+        <w:t xml:space="preserve">; k &lt; n2; </w:t>
+      </w:r>
+      <w:proofErr w:type="spellStart"/>
+      <w:r>
+        <w:rPr>
+          <w:rFonts w:ascii="Courier New" w:hAnsi="Courier New" w:cs="Courier New"/>
+          <w:color w:val="333333"/>
+          <w:sz w:val="15"/>
+          <w:szCs w:val="15"/>
+        </w:rPr>
+        <w:t>j++</w:t>
+      </w:r>
+      <w:proofErr w:type="spellEnd"/>
+      <w:r>
+        <w:rPr>
+          <w:rFonts w:ascii="Courier New" w:hAnsi="Courier New" w:cs="Courier New"/>
+          <w:color w:val="333333"/>
+          <w:sz w:val="15"/>
+          <w:szCs w:val="15"/>
+        </w:rPr>
+        <w:t xml:space="preserve">,k++){  </w:t>
       </w:r>
       <w:r>
         <w:rPr>
@@ -4282,7 +4892,27 @@
           <w:sz w:val="15"/>
           <w:szCs w:val="15"/>
         </w:rPr>
-        <w:t xml:space="preserve"> argc, </w:t>
+        <w:t xml:space="preserve"> </w:t>
+      </w:r>
+      <w:proofErr w:type="spellStart"/>
+      <w:r>
+        <w:rPr>
+          <w:rFonts w:ascii="Courier New" w:hAnsi="Courier New" w:cs="Courier New"/>
+          <w:color w:val="333333"/>
+          <w:sz w:val="15"/>
+          <w:szCs w:val="15"/>
+        </w:rPr>
+        <w:t>argc</w:t>
+      </w:r>
+      <w:proofErr w:type="spellEnd"/>
+      <w:r>
+        <w:rPr>
+          <w:rFonts w:ascii="Courier New" w:hAnsi="Courier New" w:cs="Courier New"/>
+          <w:color w:val="333333"/>
+          <w:sz w:val="15"/>
+          <w:szCs w:val="15"/>
+        </w:rPr>
+        <w:t xml:space="preserve">, </w:t>
       </w:r>
       <w:r>
         <w:rPr>
@@ -4302,7 +4932,27 @@
           <w:sz w:val="15"/>
           <w:szCs w:val="15"/>
         </w:rPr>
-        <w:t xml:space="preserve"> *argv[])</w:t>
+        <w:t xml:space="preserve"> *</w:t>
+      </w:r>
+      <w:proofErr w:type="spellStart"/>
+      <w:r>
+        <w:rPr>
+          <w:rFonts w:ascii="Courier New" w:hAnsi="Courier New" w:cs="Courier New"/>
+          <w:color w:val="333333"/>
+          <w:sz w:val="15"/>
+          <w:szCs w:val="15"/>
+        </w:rPr>
+        <w:t>argv</w:t>
+      </w:r>
+      <w:proofErr w:type="spellEnd"/>
+      <w:r>
+        <w:rPr>
+          <w:rFonts w:ascii="Courier New" w:hAnsi="Courier New" w:cs="Courier New"/>
+          <w:color w:val="333333"/>
+          <w:sz w:val="15"/>
+          <w:szCs w:val="15"/>
+        </w:rPr>
+        <w:t>[])</w:t>
       </w:r>
     </w:p>
     <w:p>
@@ -4479,7 +5129,46 @@
           <w:szCs w:val="15"/>
         </w:rPr>
         <w:tab/>
-        <w:t>readf(fp);</w:t>
+      </w:r>
+      <w:proofErr w:type="spellStart"/>
+      <w:r>
+        <w:rPr>
+          <w:rFonts w:ascii="Courier New" w:hAnsi="Courier New" w:cs="Courier New"/>
+          <w:color w:val="333333"/>
+          <w:sz w:val="15"/>
+          <w:szCs w:val="15"/>
+        </w:rPr>
+        <w:t>readf</w:t>
+      </w:r>
+      <w:proofErr w:type="spellEnd"/>
+      <w:r>
+        <w:rPr>
+          <w:rFonts w:ascii="Courier New" w:hAnsi="Courier New" w:cs="Courier New"/>
+          <w:color w:val="333333"/>
+          <w:sz w:val="15"/>
+          <w:szCs w:val="15"/>
+        </w:rPr>
+        <w:t>(</w:t>
+      </w:r>
+      <w:proofErr w:type="spellStart"/>
+      <w:r>
+        <w:rPr>
+          <w:rFonts w:ascii="Courier New" w:hAnsi="Courier New" w:cs="Courier New"/>
+          <w:color w:val="333333"/>
+          <w:sz w:val="15"/>
+          <w:szCs w:val="15"/>
+        </w:rPr>
+        <w:t>fp</w:t>
+      </w:r>
+      <w:proofErr w:type="spellEnd"/>
+      <w:r>
+        <w:rPr>
+          <w:rFonts w:ascii="Courier New" w:hAnsi="Courier New" w:cs="Courier New"/>
+          <w:color w:val="333333"/>
+          <w:sz w:val="15"/>
+          <w:szCs w:val="15"/>
+        </w:rPr>
+        <w:t>);</w:t>
       </w:r>
     </w:p>
     <w:p>
@@ -4519,7 +5208,27 @@
           <w:szCs w:val="15"/>
         </w:rPr>
         <w:tab/>
-        <w:t>count = num_substring();</w:t>
+        <w:t xml:space="preserve">count = </w:t>
+      </w:r>
+      <w:proofErr w:type="spellStart"/>
+      <w:r>
+        <w:rPr>
+          <w:rFonts w:ascii="Courier New" w:hAnsi="Courier New" w:cs="Courier New"/>
+          <w:color w:val="333333"/>
+          <w:sz w:val="15"/>
+          <w:szCs w:val="15"/>
+        </w:rPr>
+        <w:t>num_substring</w:t>
+      </w:r>
+      <w:proofErr w:type="spellEnd"/>
+      <w:r>
+        <w:rPr>
+          <w:rFonts w:ascii="Courier New" w:hAnsi="Courier New" w:cs="Courier New"/>
+          <w:color w:val="333333"/>
+          <w:sz w:val="15"/>
+          <w:szCs w:val="15"/>
+        </w:rPr>
+        <w:t>();</w:t>
       </w:r>
     </w:p>
     <w:p>
@@ -4568,7 +5277,26 @@
           <w:szCs w:val="15"/>
         </w:rPr>
         <w:tab/>
-        <w:t>printf(</w:t>
+      </w:r>
+      <w:proofErr w:type="spellStart"/>
+      <w:r>
+        <w:rPr>
+          <w:rFonts w:ascii="Courier New" w:hAnsi="Courier New" w:cs="Courier New"/>
+          <w:color w:val="333333"/>
+          <w:sz w:val="15"/>
+          <w:szCs w:val="15"/>
+        </w:rPr>
+        <w:t>printf</w:t>
+      </w:r>
+      <w:proofErr w:type="spellEnd"/>
+      <w:r>
+        <w:rPr>
+          <w:rFonts w:ascii="Courier New" w:hAnsi="Courier New" w:cs="Courier New"/>
+          <w:color w:val="333333"/>
+          <w:sz w:val="15"/>
+          <w:szCs w:val="15"/>
+        </w:rPr>
+        <w:t>(</w:t>
       </w:r>
       <w:r>
         <w:rPr>
@@ -4853,7 +5581,6 @@
         <w:rPr>
           <w:rFonts w:asciiTheme="minorHAnsi" w:hAnsiTheme="minorHAnsi" w:cstheme="minorHAnsi"/>
         </w:rPr>
-        <w:lastRenderedPageBreak/>
         <w:t>To compile the program with Pthread, use:</w:t>
       </w:r>
     </w:p>
@@ -4871,20 +5598,52 @@
           <w:rFonts w:asciiTheme="minorHAnsi" w:hAnsiTheme="minorHAnsi" w:cstheme="minorHAnsi"/>
           <w:color w:val="4472C4" w:themeColor="accent1"/>
         </w:rPr>
-        <w:t xml:space="preserve">$ gcc </w:t>
-      </w:r>
+        <w:t xml:space="preserve">$ </w:t>
+      </w:r>
+      <w:proofErr w:type="spellStart"/>
       <w:r>
         <w:rPr>
           <w:rFonts w:asciiTheme="minorHAnsi" w:hAnsiTheme="minorHAnsi" w:cstheme="minorHAnsi"/>
           <w:color w:val="4472C4" w:themeColor="accent1"/>
         </w:rPr>
-        <w:t xml:space="preserve">project-pthread.c </w:t>
-      </w:r>
+        <w:t>gcc</w:t>
+      </w:r>
+      <w:proofErr w:type="spellEnd"/>
       <w:r>
         <w:rPr>
           <w:rFonts w:asciiTheme="minorHAnsi" w:hAnsiTheme="minorHAnsi" w:cstheme="minorHAnsi"/>
           <w:color w:val="4472C4" w:themeColor="accent1"/>
         </w:rPr>
+        <w:t xml:space="preserve"> </w:t>
+      </w:r>
+      <w:r>
+        <w:rPr>
+          <w:rFonts w:asciiTheme="minorHAnsi" w:hAnsiTheme="minorHAnsi" w:cstheme="minorHAnsi"/>
+          <w:color w:val="4472C4" w:themeColor="accent1"/>
+        </w:rPr>
+        <w:t>project-</w:t>
+      </w:r>
+      <w:proofErr w:type="spellStart"/>
+      <w:r>
+        <w:rPr>
+          <w:rFonts w:asciiTheme="minorHAnsi" w:hAnsiTheme="minorHAnsi" w:cstheme="minorHAnsi"/>
+          <w:color w:val="4472C4" w:themeColor="accent1"/>
+        </w:rPr>
+        <w:t>pthread.c</w:t>
+      </w:r>
+      <w:proofErr w:type="spellEnd"/>
+      <w:r>
+        <w:rPr>
+          <w:rFonts w:asciiTheme="minorHAnsi" w:hAnsiTheme="minorHAnsi" w:cstheme="minorHAnsi"/>
+          <w:color w:val="4472C4" w:themeColor="accent1"/>
+        </w:rPr>
+        <w:t xml:space="preserve"> </w:t>
+      </w:r>
+      <w:r>
+        <w:rPr>
+          <w:rFonts w:asciiTheme="minorHAnsi" w:hAnsiTheme="minorHAnsi" w:cstheme="minorHAnsi"/>
+          <w:color w:val="4472C4" w:themeColor="accent1"/>
+        </w:rPr>
         <w:t xml:space="preserve">-o </w:t>
       </w:r>
       <w:r>
@@ -4892,15 +5651,24 @@
           <w:rFonts w:asciiTheme="minorHAnsi" w:hAnsiTheme="minorHAnsi" w:cstheme="minorHAnsi"/>
           <w:color w:val="4472C4" w:themeColor="accent1"/>
         </w:rPr>
-        <w:t>project-pthread.</w:t>
-      </w:r>
+        <w:t>project-</w:t>
+      </w:r>
+      <w:proofErr w:type="spellStart"/>
       <w:r>
         <w:rPr>
           <w:rFonts w:asciiTheme="minorHAnsi" w:hAnsiTheme="minorHAnsi" w:cstheme="minorHAnsi"/>
           <w:color w:val="4472C4" w:themeColor="accent1"/>
         </w:rPr>
+        <w:t>pthread.</w:t>
+      </w:r>
+      <w:r>
+        <w:rPr>
+          <w:rFonts w:asciiTheme="minorHAnsi" w:hAnsiTheme="minorHAnsi" w:cstheme="minorHAnsi"/>
+          <w:color w:val="4472C4" w:themeColor="accent1"/>
+        </w:rPr>
         <w:t>o</w:t>
       </w:r>
+      <w:proofErr w:type="spellEnd"/>
       <w:r>
         <w:rPr>
           <w:rFonts w:asciiTheme="minorHAnsi" w:hAnsiTheme="minorHAnsi" w:cstheme="minorHAnsi"/>
@@ -4913,8 +5681,17 @@
           <w:rFonts w:asciiTheme="minorHAnsi" w:hAnsiTheme="minorHAnsi" w:cstheme="minorHAnsi"/>
           <w:color w:val="4472C4" w:themeColor="accent1"/>
         </w:rPr>
-        <w:t>-pthread</w:t>
-      </w:r>
+        <w:t>-</w:t>
+      </w:r>
+      <w:proofErr w:type="spellStart"/>
+      <w:r>
+        <w:rPr>
+          <w:rFonts w:asciiTheme="minorHAnsi" w:hAnsiTheme="minorHAnsi" w:cstheme="minorHAnsi"/>
+          <w:color w:val="4472C4" w:themeColor="accent1"/>
+        </w:rPr>
+        <w:t>pthread</w:t>
+      </w:r>
+      <w:proofErr w:type="spellEnd"/>
     </w:p>
     <w:bookmarkEnd w:id="0"/>
     <w:bookmarkEnd w:id="1"/>
@@ -5095,14 +5872,30 @@
           <w:rFonts w:asciiTheme="minorHAnsi" w:hAnsiTheme="minorHAnsi" w:cstheme="minorHAnsi"/>
           <w:color w:val="4472C4" w:themeColor="accent1"/>
         </w:rPr>
-        <w:t>$ w</w:t>
-      </w:r>
+        <w:t xml:space="preserve">$ </w:t>
+      </w:r>
+      <w:proofErr w:type="spellStart"/>
       <w:r>
         <w:rPr>
           <w:rFonts w:asciiTheme="minorHAnsi" w:hAnsiTheme="minorHAnsi" w:cstheme="minorHAnsi"/>
           <w:color w:val="4472C4" w:themeColor="accent1"/>
         </w:rPr>
-        <w:t xml:space="preserve">get </w:t>
+        <w:t>w</w:t>
+      </w:r>
+      <w:r>
+        <w:rPr>
+          <w:rFonts w:asciiTheme="minorHAnsi" w:hAnsiTheme="minorHAnsi" w:cstheme="minorHAnsi"/>
+          <w:color w:val="4472C4" w:themeColor="accent1"/>
+        </w:rPr>
+        <w:t>get</w:t>
+      </w:r>
+      <w:proofErr w:type="spellEnd"/>
+      <w:r>
+        <w:rPr>
+          <w:rFonts w:asciiTheme="minorHAnsi" w:hAnsiTheme="minorHAnsi" w:cstheme="minorHAnsi"/>
+          <w:color w:val="4472C4" w:themeColor="accent1"/>
+        </w:rPr>
+        <w:t xml:space="preserve"> </w:t>
       </w:r>
       <w:r>
         <w:rPr>
@@ -5236,13 +6029,30 @@
           <w:rFonts w:asciiTheme="minorHAnsi" w:hAnsiTheme="minorHAnsi" w:cstheme="minorHAnsi"/>
           <w:color w:val="4472C4" w:themeColor="accent1"/>
         </w:rPr>
-        <w:t xml:space="preserve">$ gcc </w:t>
-      </w:r>
+        <w:t xml:space="preserve">$ </w:t>
+      </w:r>
+      <w:proofErr w:type="spellStart"/>
       <w:r>
         <w:rPr>
           <w:rFonts w:asciiTheme="minorHAnsi" w:hAnsiTheme="minorHAnsi" w:cstheme="minorHAnsi"/>
           <w:color w:val="4472C4" w:themeColor="accent1"/>
         </w:rPr>
+        <w:t>gcc</w:t>
+      </w:r>
+      <w:proofErr w:type="spellEnd"/>
+      <w:r>
+        <w:rPr>
+          <w:rFonts w:asciiTheme="minorHAnsi" w:hAnsiTheme="minorHAnsi" w:cstheme="minorHAnsi"/>
+          <w:color w:val="4472C4" w:themeColor="accent1"/>
+        </w:rPr>
+        <w:t xml:space="preserve"> </w:t>
+      </w:r>
+      <w:proofErr w:type="spellStart"/>
+      <w:r>
+        <w:rPr>
+          <w:rFonts w:asciiTheme="minorHAnsi" w:hAnsiTheme="minorHAnsi" w:cstheme="minorHAnsi"/>
+          <w:color w:val="4472C4" w:themeColor="accent1"/>
+        </w:rPr>
         <w:t>file</w:t>
       </w:r>
       <w:r>
@@ -5250,15 +6060,24 @@
           <w:rFonts w:asciiTheme="minorHAnsi" w:hAnsiTheme="minorHAnsi" w:cstheme="minorHAnsi"/>
           <w:color w:val="4472C4" w:themeColor="accent1"/>
         </w:rPr>
-        <w:t xml:space="preserve">.c </w:t>
-      </w:r>
+        <w:t>.c</w:t>
+      </w:r>
+      <w:proofErr w:type="spellEnd"/>
       <w:r>
         <w:rPr>
           <w:rFonts w:asciiTheme="minorHAnsi" w:hAnsiTheme="minorHAnsi" w:cstheme="minorHAnsi"/>
           <w:color w:val="4472C4" w:themeColor="accent1"/>
         </w:rPr>
+        <w:t xml:space="preserve"> </w:t>
+      </w:r>
+      <w:r>
+        <w:rPr>
+          <w:rFonts w:asciiTheme="minorHAnsi" w:hAnsiTheme="minorHAnsi" w:cstheme="minorHAnsi"/>
+          <w:color w:val="4472C4" w:themeColor="accent1"/>
+        </w:rPr>
         <w:t xml:space="preserve">-o </w:t>
       </w:r>
+      <w:proofErr w:type="spellStart"/>
       <w:r>
         <w:rPr>
           <w:rFonts w:asciiTheme="minorHAnsi" w:hAnsiTheme="minorHAnsi" w:cstheme="minorHAnsi"/>
@@ -5280,6 +6099,7 @@
         </w:rPr>
         <w:t>o</w:t>
       </w:r>
+      <w:proofErr w:type="spellEnd"/>
       <w:r>
         <w:rPr>
           <w:rFonts w:asciiTheme="minorHAnsi" w:hAnsiTheme="minorHAnsi" w:cstheme="minorHAnsi"/>
@@ -5292,8 +6112,17 @@
           <w:rFonts w:asciiTheme="minorHAnsi" w:hAnsiTheme="minorHAnsi" w:cstheme="minorHAnsi"/>
           <w:color w:val="4472C4" w:themeColor="accent1"/>
         </w:rPr>
-        <w:t>-pthread</w:t>
-      </w:r>
+        <w:t>-</w:t>
+      </w:r>
+      <w:proofErr w:type="spellStart"/>
+      <w:r>
+        <w:rPr>
+          <w:rFonts w:asciiTheme="minorHAnsi" w:hAnsiTheme="minorHAnsi" w:cstheme="minorHAnsi"/>
+          <w:color w:val="4472C4" w:themeColor="accent1"/>
+        </w:rPr>
+        <w:t>pthread</w:t>
+      </w:r>
+      <w:proofErr w:type="spellEnd"/>
     </w:p>
     <w:p>
       <w:pPr>
@@ -5358,6 +6187,15 @@
         </w:rPr>
         <w:t>:</w:t>
       </w:r>
+    </w:p>
+    <w:p>
+      <w:pPr>
+        <w:ind w:left="360"/>
+        <w:jc w:val="both"/>
+        <w:rPr>
+          <w:rFonts w:asciiTheme="minorHAnsi" w:hAnsiTheme="minorHAnsi" w:cstheme="minorHAnsi"/>
+        </w:rPr>
+      </w:pPr>
     </w:p>
     <w:p>
       <w:pPr>
@@ -5484,7 +6322,31 @@
     </w:p>
     <w:p>
       <w:pPr>
-        <w:ind w:left="360"/>
+        <w:jc w:val="both"/>
+        <w:rPr>
+          <w:rFonts w:asciiTheme="minorHAnsi" w:hAnsiTheme="minorHAnsi" w:cstheme="minorHAnsi"/>
+        </w:rPr>
+      </w:pPr>
+    </w:p>
+    <w:p>
+      <w:pPr>
+        <w:jc w:val="both"/>
+        <w:rPr>
+          <w:rFonts w:asciiTheme="minorHAnsi" w:hAnsiTheme="minorHAnsi" w:cstheme="minorHAnsi"/>
+        </w:rPr>
+      </w:pPr>
+    </w:p>
+    <w:p>
+      <w:pPr>
+        <w:jc w:val="both"/>
+        <w:rPr>
+          <w:rFonts w:asciiTheme="minorHAnsi" w:hAnsiTheme="minorHAnsi" w:cstheme="minorHAnsi"/>
+        </w:rPr>
+      </w:pPr>
+    </w:p>
+    <w:p>
+      <w:pPr>
+        <w:ind w:right="-720"/>
         <w:rPr>
           <w:rFonts w:asciiTheme="minorHAnsi" w:hAnsiTheme="minorHAnsi" w:cstheme="minorHAnsi"/>
           <w:b/>
@@ -5501,7 +6363,8 @@
           <w:sz w:val="28"/>
           <w:szCs w:val="28"/>
         </w:rPr>
-        <w:t>Submi</w:t>
+        <w:lastRenderedPageBreak/>
+        <w:t xml:space="preserve">Part </w:t>
       </w:r>
       <w:r>
         <w:rPr>
@@ -5511,119 +6374,2704 @@
           <w:sz w:val="28"/>
           <w:szCs w:val="28"/>
         </w:rPr>
-        <w:t>ssion</w:t>
-      </w:r>
-    </w:p>
-    <w:p>
-      <w:pPr>
-        <w:ind w:left="360"/>
-        <w:rPr>
-          <w:rFonts w:asciiTheme="minorHAnsi" w:hAnsiTheme="minorHAnsi" w:cstheme="minorHAnsi"/>
-        </w:rPr>
-      </w:pPr>
-    </w:p>
-    <w:p>
-      <w:pPr>
-        <w:pStyle w:val="ListParagraph"/>
-        <w:ind w:left="360"/>
-        <w:jc w:val="both"/>
-      </w:pPr>
-      <w:r>
-        <w:t xml:space="preserve">Submit your assignment file through D2L using the appropriate link. </w:t>
-      </w:r>
-    </w:p>
-    <w:p>
-      <w:pPr>
-        <w:pStyle w:val="ListParagraph"/>
-        <w:ind w:left="360"/>
-        <w:jc w:val="both"/>
-      </w:pPr>
-      <w:r>
-        <w:t>The submission must include</w:t>
-      </w:r>
-      <w:r>
-        <w:t xml:space="preserve"> the </w:t>
-      </w:r>
-      <w:r>
-        <w:rPr>
+        <w:t>B</w:t>
+      </w:r>
+      <w:r>
+        <w:rPr>
+          <w:rFonts w:asciiTheme="minorHAnsi" w:hAnsiTheme="minorHAnsi" w:cstheme="minorHAnsi"/>
           <w:b/>
           <w:bCs/>
+          <w:sz w:val="28"/>
+          <w:szCs w:val="28"/>
+        </w:rPr>
+        <w:t xml:space="preserve">: </w:t>
+      </w:r>
+      <w:r>
+        <w:rPr>
+          <w:rFonts w:asciiTheme="minorHAnsi" w:hAnsiTheme="minorHAnsi" w:cstheme="minorHAnsi"/>
+          <w:b/>
+          <w:bCs/>
+          <w:sz w:val="28"/>
+          <w:szCs w:val="28"/>
+        </w:rPr>
+        <w:t>Compare performance between</w:t>
+      </w:r>
+      <w:r>
+        <w:rPr>
+          <w:rFonts w:asciiTheme="minorHAnsi" w:hAnsiTheme="minorHAnsi" w:cstheme="minorHAnsi"/>
+          <w:b/>
+          <w:bCs/>
+          <w:sz w:val="28"/>
+          <w:szCs w:val="28"/>
+        </w:rPr>
+        <w:t xml:space="preserve"> sequential </w:t>
+      </w:r>
+      <w:r>
+        <w:rPr>
+          <w:rFonts w:asciiTheme="minorHAnsi" w:hAnsiTheme="minorHAnsi" w:cstheme="minorHAnsi"/>
+          <w:b/>
+          <w:bCs/>
+          <w:sz w:val="28"/>
+          <w:szCs w:val="28"/>
+        </w:rPr>
+        <w:t xml:space="preserve">and </w:t>
+      </w:r>
+      <w:r>
+        <w:rPr>
+          <w:rFonts w:asciiTheme="minorHAnsi" w:hAnsiTheme="minorHAnsi" w:cstheme="minorHAnsi"/>
+          <w:b/>
+          <w:bCs/>
+          <w:sz w:val="28"/>
+          <w:szCs w:val="28"/>
+        </w:rPr>
+        <w:t>parallel</w:t>
+      </w:r>
+      <w:r>
+        <w:rPr>
+          <w:rFonts w:asciiTheme="minorHAnsi" w:hAnsiTheme="minorHAnsi" w:cstheme="minorHAnsi"/>
+          <w:b/>
+          <w:bCs/>
+          <w:sz w:val="28"/>
+          <w:szCs w:val="28"/>
+        </w:rPr>
+        <w:t xml:space="preserve"> (</w:t>
+      </w:r>
+      <w:r>
+        <w:rPr>
+          <w:rFonts w:asciiTheme="minorHAnsi" w:hAnsiTheme="minorHAnsi" w:cstheme="minorHAnsi"/>
+          <w:b/>
+          <w:bCs/>
+          <w:sz w:val="28"/>
+          <w:szCs w:val="28"/>
+        </w:rPr>
+        <w:t>5</w:t>
+      </w:r>
+      <w:r>
+        <w:rPr>
+          <w:rFonts w:asciiTheme="minorHAnsi" w:hAnsiTheme="minorHAnsi" w:cstheme="minorHAnsi"/>
+          <w:b/>
+          <w:bCs/>
+          <w:sz w:val="28"/>
+          <w:szCs w:val="28"/>
+        </w:rPr>
+        <w:t xml:space="preserve">0 points)   </w:t>
+      </w:r>
+    </w:p>
+    <w:p>
+      <w:pPr>
+        <w:jc w:val="both"/>
+        <w:rPr>
+          <w:rFonts w:asciiTheme="minorHAnsi" w:hAnsiTheme="minorHAnsi" w:cstheme="minorHAnsi"/>
+        </w:rPr>
+      </w:pPr>
+    </w:p>
+    <w:p>
+      <w:pPr>
+        <w:keepNext/>
+        <w:spacing w:before="140" w:after="100"/>
+        <w:rPr>
+          <w:rFonts w:asciiTheme="minorHAnsi" w:hAnsiTheme="minorHAnsi" w:cstheme="minorHAnsi"/>
+          <w:sz w:val="28"/>
+          <w:szCs w:val="28"/>
+        </w:rPr>
+      </w:pPr>
+      <w:r>
+        <w:rPr>
+          <w:rFonts w:asciiTheme="minorHAnsi" w:hAnsiTheme="minorHAnsi" w:cstheme="minorHAnsi"/>
+          <w:b/>
+          <w:color w:val="1F4E79"/>
+          <w:sz w:val="28"/>
+          <w:szCs w:val="28"/>
+        </w:rPr>
+        <w:t>Dataset</w:t>
+      </w:r>
+    </w:p>
+    <w:p>
+      <w:pPr>
+        <w:ind w:left="360"/>
+        <w:jc w:val="both"/>
+        <w:rPr>
+          <w:rFonts w:asciiTheme="minorHAnsi" w:hAnsiTheme="minorHAnsi" w:cstheme="minorHAnsi"/>
+        </w:rPr>
+      </w:pPr>
+      <w:r>
+        <w:rPr>
+          <w:rFonts w:asciiTheme="minorHAnsi" w:hAnsiTheme="minorHAnsi" w:cstheme="minorHAnsi"/>
+        </w:rPr>
+        <w:t>Use the provided</w:t>
+      </w:r>
+      <w:r>
+        <w:rPr>
+          <w:rFonts w:asciiTheme="minorHAnsi" w:hAnsiTheme="minorHAnsi" w:cstheme="minorHAnsi"/>
+        </w:rPr>
+        <w:t xml:space="preserve"> file strings_100x.txt. It preserves the original two-line format</w:t>
+      </w:r>
+      <w:r>
+        <w:rPr>
+          <w:rFonts w:asciiTheme="minorHAnsi" w:hAnsiTheme="minorHAnsi" w:cstheme="minorHAnsi"/>
+        </w:rPr>
+        <w:t xml:space="preserve"> in Part A</w:t>
+      </w:r>
+      <w:r>
+        <w:rPr>
+          <w:rFonts w:asciiTheme="minorHAnsi" w:hAnsiTheme="minorHAnsi" w:cstheme="minorHAnsi"/>
+        </w:rPr>
+        <w:t>: the first line is the original source string repeated consecutively 100 times, and the second line remains the search pattern is. The enlarged first string contains 479,800 characters. The correct substring total for this supplied file is 5,500.</w:t>
+      </w:r>
+    </w:p>
+    <w:p>
+      <w:pPr>
+        <w:ind w:left="360"/>
+        <w:jc w:val="both"/>
+        <w:rPr>
+          <w:rFonts w:asciiTheme="minorHAnsi" w:hAnsiTheme="minorHAnsi" w:cstheme="minorHAnsi"/>
+        </w:rPr>
+      </w:pPr>
+    </w:p>
+    <w:p>
+      <w:pPr>
+        <w:ind w:left="360"/>
+        <w:jc w:val="both"/>
+        <w:rPr>
+          <w:rFonts w:asciiTheme="minorHAnsi" w:hAnsiTheme="minorHAnsi" w:cstheme="minorHAnsi"/>
+        </w:rPr>
+      </w:pPr>
+      <w:hyperlink r:id="rId17" w:history="1">
+        <w:r>
+          <w:rPr>
+            <w:rStyle w:val="Hyperlink"/>
+            <w:rFonts w:asciiTheme="minorHAnsi" w:hAnsiTheme="minorHAnsi" w:cstheme="minorHAnsi"/>
+          </w:rPr>
+          <w:t>https://github.com/kevinsuo/CS3502/blob/master/strings_100x.txt</w:t>
+        </w:r>
+      </w:hyperlink>
+    </w:p>
+    <w:p>
+      <w:pPr>
+        <w:jc w:val="both"/>
+        <w:rPr>
+          <w:rFonts w:asciiTheme="minorHAnsi" w:hAnsiTheme="minorHAnsi" w:cstheme="minorHAnsi"/>
+        </w:rPr>
+      </w:pPr>
+    </w:p>
+    <w:p>
+      <w:pPr>
+        <w:ind w:left="360"/>
+        <w:jc w:val="both"/>
+        <w:rPr>
+          <w:rFonts w:asciiTheme="minorHAnsi" w:hAnsiTheme="minorHAnsi" w:cstheme="minorHAnsi"/>
+        </w:rPr>
+      </w:pPr>
+      <w:r>
+        <w:rPr>
+          <w:rFonts w:asciiTheme="minorHAnsi" w:hAnsiTheme="minorHAnsi" w:cstheme="minorHAnsi"/>
+        </w:rPr>
+        <w:t xml:space="preserve">Important: The original program’s MAX value of 10,240 is too small for this dataset. Update the input code so the complete first line is read safely. Dynamic allocation (for example, </w:t>
+      </w:r>
+      <w:proofErr w:type="spellStart"/>
+      <w:r>
+        <w:rPr>
+          <w:rFonts w:asciiTheme="minorHAnsi" w:hAnsiTheme="minorHAnsi" w:cstheme="minorHAnsi"/>
+        </w:rPr>
+        <w:t>getline</w:t>
+      </w:r>
+      <w:proofErr w:type="spellEnd"/>
+      <w:r>
+        <w:rPr>
+          <w:rFonts w:asciiTheme="minorHAnsi" w:hAnsiTheme="minorHAnsi" w:cstheme="minorHAnsi"/>
+        </w:rPr>
+        <w:t>) is recommended.</w:t>
+      </w:r>
+    </w:p>
+    <w:p>
+      <w:pPr>
+        <w:ind w:left="360"/>
+        <w:jc w:val="both"/>
+        <w:rPr>
+          <w:rFonts w:asciiTheme="minorHAnsi" w:hAnsiTheme="minorHAnsi" w:cstheme="minorHAnsi"/>
+        </w:rPr>
+      </w:pPr>
+    </w:p>
+    <w:p>
+      <w:pPr>
+        <w:keepNext/>
+        <w:spacing w:before="140" w:after="100"/>
+        <w:rPr>
+          <w:rFonts w:asciiTheme="minorHAnsi" w:hAnsiTheme="minorHAnsi" w:cstheme="minorHAnsi"/>
+          <w:b/>
+          <w:color w:val="1F4E79"/>
+          <w:sz w:val="28"/>
+          <w:szCs w:val="28"/>
+        </w:rPr>
+      </w:pPr>
+      <w:r>
+        <w:rPr>
+          <w:rFonts w:asciiTheme="minorHAnsi" w:hAnsiTheme="minorHAnsi" w:cstheme="minorHAnsi"/>
+          <w:b/>
+          <w:color w:val="1F4E79"/>
+          <w:sz w:val="28"/>
+          <w:szCs w:val="28"/>
+        </w:rPr>
+        <w:t>Required Implementations</w:t>
+      </w:r>
+    </w:p>
+    <w:p>
+      <w:pPr>
+        <w:ind w:firstLine="360"/>
+        <w:jc w:val="both"/>
+        <w:rPr>
+          <w:rFonts w:asciiTheme="minorHAnsi" w:hAnsiTheme="minorHAnsi" w:cstheme="minorHAnsi"/>
+        </w:rPr>
+      </w:pPr>
+      <w:r>
+        <w:rPr>
+          <w:rFonts w:asciiTheme="minorHAnsi" w:hAnsiTheme="minorHAnsi" w:cstheme="minorHAnsi"/>
+        </w:rPr>
+        <w:t>Modify the above code in Part A and implement the following:</w:t>
+      </w:r>
+    </w:p>
+    <w:p>
+      <w:pPr>
+        <w:pStyle w:val="ListParagraph"/>
+        <w:numPr>
+          <w:ilvl w:val="0"/>
+          <w:numId w:val="6"/>
+        </w:numPr>
+        <w:jc w:val="both"/>
+        <w:rPr>
+          <w:rFonts w:cstheme="minorHAnsi"/>
+        </w:rPr>
+      </w:pPr>
+      <w:r>
+        <w:rPr>
+          <w:rFonts w:cstheme="minorHAnsi"/>
+        </w:rPr>
+        <w:t>Keep a sequential substring-counting function as the correctness baseline.</w:t>
+      </w:r>
+    </w:p>
+    <w:p>
+      <w:pPr>
+        <w:pStyle w:val="ListParagraph"/>
+        <w:numPr>
+          <w:ilvl w:val="0"/>
+          <w:numId w:val="6"/>
+        </w:numPr>
+        <w:jc w:val="both"/>
+        <w:rPr>
+          <w:rFonts w:cstheme="minorHAnsi"/>
+        </w:rPr>
+      </w:pPr>
+      <w:r>
+        <w:rPr>
+          <w:rFonts w:cstheme="minorHAnsi"/>
+        </w:rPr>
+        <w:t>Write one parallel implementation that accepts the number of worker threads as a command-line argument. Run it with exactly 2, 4, 8, 16, and 32 threads; do not maintain five separate source-code copies.</w:t>
+      </w:r>
+    </w:p>
+    <w:p>
+      <w:pPr>
+        <w:pStyle w:val="ListParagraph"/>
+        <w:numPr>
+          <w:ilvl w:val="0"/>
+          <w:numId w:val="6"/>
+        </w:numPr>
+        <w:jc w:val="both"/>
+        <w:rPr>
+          <w:rFonts w:cstheme="minorHAnsi"/>
+        </w:rPr>
+      </w:pPr>
+      <w:r>
+        <w:rPr>
+          <w:rFonts w:cstheme="minorHAnsi"/>
+        </w:rPr>
+        <w:t>Partition all valid starting positions from 0 through n1 − n2 so each position is examined exactly once. Overlapping matches and matches near partition boundaries must be counted correctly.</w:t>
+      </w:r>
+    </w:p>
+    <w:p>
+      <w:pPr>
+        <w:pStyle w:val="ListParagraph"/>
+        <w:numPr>
+          <w:ilvl w:val="0"/>
+          <w:numId w:val="6"/>
+        </w:numPr>
+        <w:jc w:val="both"/>
+        <w:rPr>
+          <w:rFonts w:cstheme="minorHAnsi"/>
+        </w:rPr>
+      </w:pPr>
+      <w:r>
+        <w:rPr>
+          <w:rFonts w:cstheme="minorHAnsi"/>
+        </w:rPr>
+        <w:t xml:space="preserve">Use </w:t>
+      </w:r>
+      <w:proofErr w:type="spellStart"/>
+      <w:r>
+        <w:rPr>
+          <w:rFonts w:cstheme="minorHAnsi"/>
+        </w:rPr>
+        <w:t>pthread_create</w:t>
+      </w:r>
+      <w:proofErr w:type="spellEnd"/>
+      <w:r>
+        <w:rPr>
+          <w:rFonts w:cstheme="minorHAnsi"/>
+        </w:rPr>
+        <w:t xml:space="preserve">() and </w:t>
+      </w:r>
+      <w:proofErr w:type="spellStart"/>
+      <w:r>
+        <w:rPr>
+          <w:rFonts w:cstheme="minorHAnsi"/>
+        </w:rPr>
+        <w:t>pthread_join</w:t>
+      </w:r>
+      <w:proofErr w:type="spellEnd"/>
+      <w:r>
+        <w:rPr>
+          <w:rFonts w:cstheme="minorHAnsi"/>
+        </w:rPr>
+        <w:t>(). Avoid data races by using per-thread local counts and combining them after all workers have joined, or by protecting shared updates correctly.</w:t>
+      </w:r>
+    </w:p>
+    <w:p>
+      <w:pPr>
+        <w:pStyle w:val="ListParagraph"/>
+        <w:numPr>
+          <w:ilvl w:val="0"/>
+          <w:numId w:val="6"/>
+        </w:numPr>
+        <w:jc w:val="both"/>
+        <w:rPr>
+          <w:rFonts w:cstheme="minorHAnsi"/>
+        </w:rPr>
+      </w:pPr>
+      <w:r>
+        <w:rPr>
+          <w:rFonts w:cstheme="minorHAnsi"/>
+        </w:rPr>
+        <w:t>Print the selected thread count, sequential total substring, parallel total substring, verification result, sequential time, parallel time, and calculated speedup for every measured configuration.</w:t>
+      </w:r>
+    </w:p>
+    <w:p>
+      <w:pPr>
+        <w:jc w:val="both"/>
+        <w:rPr>
+          <w:rFonts w:asciiTheme="minorHAnsi" w:hAnsiTheme="minorHAnsi" w:cstheme="minorHAnsi"/>
+        </w:rPr>
+      </w:pPr>
+    </w:p>
+    <w:p>
+      <w:pPr>
+        <w:keepNext/>
+        <w:spacing w:before="140" w:after="100"/>
+        <w:rPr>
+          <w:rFonts w:asciiTheme="minorHAnsi" w:hAnsiTheme="minorHAnsi" w:cstheme="minorHAnsi"/>
+          <w:b/>
+          <w:color w:val="1F4E79"/>
+          <w:sz w:val="28"/>
+          <w:szCs w:val="28"/>
+        </w:rPr>
+      </w:pPr>
+      <w:r>
+        <w:rPr>
+          <w:rFonts w:asciiTheme="minorHAnsi" w:hAnsiTheme="minorHAnsi" w:cstheme="minorHAnsi"/>
+          <w:b/>
+          <w:color w:val="1F4E79"/>
+          <w:sz w:val="28"/>
+          <w:szCs w:val="28"/>
+        </w:rPr>
+        <w:t>Correctness Verification</w:t>
+      </w:r>
+    </w:p>
+    <w:p>
+      <w:pPr>
+        <w:spacing w:after="120" w:line="259" w:lineRule="auto"/>
+        <w:ind w:left="360"/>
+        <w:rPr>
+          <w:rFonts w:asciiTheme="minorHAnsi" w:hAnsiTheme="minorHAnsi" w:cstheme="minorHAnsi"/>
+        </w:rPr>
+      </w:pPr>
+      <w:r>
+        <w:rPr>
+          <w:rFonts w:asciiTheme="minorHAnsi" w:hAnsiTheme="minorHAnsi" w:cstheme="minorHAnsi"/>
+        </w:rPr>
+        <w:t>Your program must provide a verify() function that compares the sequential and parallel totals after every parallel run. A parallel timing result is valid only when the two totals are equal.</w:t>
+      </w:r>
+    </w:p>
+    <w:tbl>
+      <w:tblPr>
+        <w:tblW w:w="9360" w:type="dxa"/>
+        <w:jc w:val="center"/>
+        <w:tblLayout w:type="fixed"/>
+        <w:tblLook w:val="04A0" w:firstRow="1" w:lastRow="0" w:firstColumn="1" w:lastColumn="0" w:noHBand="0" w:noVBand="1"/>
+      </w:tblPr>
+      <w:tblGrid>
+        <w:gridCol w:w="9360"/>
+      </w:tblGrid>
+      <w:tr>
+        <w:trPr>
+          <w:jc w:val="center"/>
+        </w:trPr>
+        <w:tc>
+          <w:tcPr>
+            <w:tcW w:w="9360" w:type="dxa"/>
+            <w:shd w:val="clear" w:color="auto" w:fill="111827"/>
+            <w:tcMar>
+              <w:top w:w="130" w:type="dxa"/>
+              <w:left w:w="160" w:type="dxa"/>
+              <w:bottom w:w="130" w:type="dxa"/>
+              <w:right w:w="160" w:type="dxa"/>
+            </w:tcMar>
+          </w:tcPr>
+          <w:p>
+            <w:pPr>
+              <w:rPr>
+                <w:rFonts w:asciiTheme="minorHAnsi" w:hAnsiTheme="minorHAnsi" w:cstheme="minorHAnsi"/>
+              </w:rPr>
+            </w:pPr>
+            <w:r>
+              <w:rPr>
+                <w:rFonts w:ascii="Courier New" w:hAnsi="Courier New"/>
+                <w:color w:val="F3F4F6"/>
+                <w:sz w:val="17"/>
+              </w:rPr>
+              <w:t xml:space="preserve">int verify(long </w:t>
+            </w:r>
+            <w:proofErr w:type="spellStart"/>
+            <w:r>
+              <w:rPr>
+                <w:rFonts w:ascii="Courier New" w:hAnsi="Courier New"/>
+                <w:color w:val="F3F4F6"/>
+                <w:sz w:val="17"/>
+              </w:rPr>
+              <w:t>sequential_total</w:t>
+            </w:r>
+            <w:proofErr w:type="spellEnd"/>
+            <w:r>
+              <w:rPr>
+                <w:rFonts w:ascii="Courier New" w:hAnsi="Courier New"/>
+                <w:color w:val="F3F4F6"/>
+                <w:sz w:val="17"/>
+              </w:rPr>
+              <w:t xml:space="preserve">, long </w:t>
+            </w:r>
+            <w:proofErr w:type="spellStart"/>
+            <w:r>
+              <w:rPr>
+                <w:rFonts w:ascii="Courier New" w:hAnsi="Courier New"/>
+                <w:color w:val="F3F4F6"/>
+                <w:sz w:val="17"/>
+              </w:rPr>
+              <w:t>parallel_total</w:t>
+            </w:r>
+            <w:proofErr w:type="spellEnd"/>
+            <w:r>
+              <w:rPr>
+                <w:rFonts w:ascii="Courier New" w:hAnsi="Courier New"/>
+                <w:color w:val="F3F4F6"/>
+                <w:sz w:val="17"/>
+              </w:rPr>
+              <w:t>)</w:t>
+            </w:r>
+            <w:r>
+              <w:rPr>
+                <w:rFonts w:ascii="Courier New" w:hAnsi="Courier New"/>
+                <w:color w:val="F3F4F6"/>
+                <w:sz w:val="17"/>
+              </w:rPr>
+              <w:br/>
+              <w:t>{</w:t>
+            </w:r>
+            <w:r>
+              <w:rPr>
+                <w:rFonts w:ascii="Courier New" w:hAnsi="Courier New"/>
+                <w:color w:val="F3F4F6"/>
+                <w:sz w:val="17"/>
+              </w:rPr>
+              <w:br/>
+              <w:t xml:space="preserve">    if (</w:t>
+            </w:r>
+            <w:proofErr w:type="spellStart"/>
+            <w:r>
+              <w:rPr>
+                <w:rFonts w:ascii="Courier New" w:hAnsi="Courier New"/>
+                <w:color w:val="F3F4F6"/>
+                <w:sz w:val="17"/>
+              </w:rPr>
+              <w:t>sequential_total</w:t>
+            </w:r>
+            <w:proofErr w:type="spellEnd"/>
+            <w:r>
+              <w:rPr>
+                <w:rFonts w:ascii="Courier New" w:hAnsi="Courier New"/>
+                <w:color w:val="F3F4F6"/>
+                <w:sz w:val="17"/>
+              </w:rPr>
+              <w:t xml:space="preserve"> == </w:t>
+            </w:r>
+            <w:proofErr w:type="spellStart"/>
+            <w:r>
+              <w:rPr>
+                <w:rFonts w:ascii="Courier New" w:hAnsi="Courier New"/>
+                <w:color w:val="F3F4F6"/>
+                <w:sz w:val="17"/>
+              </w:rPr>
+              <w:t>parallel_total</w:t>
+            </w:r>
+            <w:proofErr w:type="spellEnd"/>
+            <w:r>
+              <w:rPr>
+                <w:rFonts w:ascii="Courier New" w:hAnsi="Courier New"/>
+                <w:color w:val="F3F4F6"/>
+                <w:sz w:val="17"/>
+              </w:rPr>
+              <w:t>) {</w:t>
+            </w:r>
+            <w:r>
+              <w:rPr>
+                <w:rFonts w:ascii="Courier New" w:hAnsi="Courier New"/>
+                <w:color w:val="F3F4F6"/>
+                <w:sz w:val="17"/>
+              </w:rPr>
+              <w:br/>
+              <w:t xml:space="preserve">        </w:t>
+            </w:r>
+            <w:proofErr w:type="spellStart"/>
+            <w:r>
+              <w:rPr>
+                <w:rFonts w:ascii="Courier New" w:hAnsi="Courier New"/>
+                <w:color w:val="F3F4F6"/>
+                <w:sz w:val="17"/>
+              </w:rPr>
+              <w:t>printf</w:t>
+            </w:r>
+            <w:proofErr w:type="spellEnd"/>
+            <w:r>
+              <w:rPr>
+                <w:rFonts w:ascii="Courier New" w:hAnsi="Courier New"/>
+                <w:color w:val="F3F4F6"/>
+                <w:sz w:val="17"/>
+              </w:rPr>
+              <w:t>("VERIFICATION: PASS\n");</w:t>
+            </w:r>
+            <w:r>
+              <w:rPr>
+                <w:rFonts w:ascii="Courier New" w:hAnsi="Courier New"/>
+                <w:color w:val="F3F4F6"/>
+                <w:sz w:val="17"/>
+              </w:rPr>
+              <w:br/>
+              <w:t xml:space="preserve">        return 1;</w:t>
+            </w:r>
+            <w:r>
+              <w:rPr>
+                <w:rFonts w:ascii="Courier New" w:hAnsi="Courier New"/>
+                <w:color w:val="F3F4F6"/>
+                <w:sz w:val="17"/>
+              </w:rPr>
+              <w:br/>
+              <w:t xml:space="preserve">    }</w:t>
+            </w:r>
+            <w:r>
+              <w:rPr>
+                <w:rFonts w:ascii="Courier New" w:hAnsi="Courier New"/>
+                <w:color w:val="F3F4F6"/>
+                <w:sz w:val="17"/>
+              </w:rPr>
+              <w:br/>
+              <w:t xml:space="preserve">    </w:t>
+            </w:r>
+            <w:proofErr w:type="spellStart"/>
+            <w:r>
+              <w:rPr>
+                <w:rFonts w:ascii="Courier New" w:hAnsi="Courier New"/>
+                <w:color w:val="F3F4F6"/>
+                <w:sz w:val="17"/>
+              </w:rPr>
+              <w:t>printf</w:t>
+            </w:r>
+            <w:proofErr w:type="spellEnd"/>
+            <w:r>
+              <w:rPr>
+                <w:rFonts w:ascii="Courier New" w:hAnsi="Courier New"/>
+                <w:color w:val="F3F4F6"/>
+                <w:sz w:val="17"/>
+              </w:rPr>
+              <w:t>("VERIFICATION: FAIL\n");</w:t>
+            </w:r>
+            <w:r>
+              <w:rPr>
+                <w:rFonts w:ascii="Courier New" w:hAnsi="Courier New"/>
+                <w:color w:val="F3F4F6"/>
+                <w:sz w:val="17"/>
+              </w:rPr>
+              <w:br/>
+            </w:r>
+            <w:r>
+              <w:rPr>
+                <w:rFonts w:ascii="Courier New" w:hAnsi="Courier New"/>
+                <w:color w:val="F3F4F6"/>
+                <w:sz w:val="17"/>
+              </w:rPr>
+              <w:lastRenderedPageBreak/>
+              <w:t xml:space="preserve">    return 0;</w:t>
+            </w:r>
+            <w:r>
+              <w:rPr>
+                <w:rFonts w:ascii="Courier New" w:hAnsi="Courier New"/>
+                <w:color w:val="F3F4F6"/>
+                <w:sz w:val="17"/>
+              </w:rPr>
+              <w:br/>
+              <w:t>}</w:t>
+            </w:r>
+          </w:p>
+        </w:tc>
+      </w:tr>
+    </w:tbl>
+    <w:p>
+      <w:pPr>
+        <w:spacing w:before="80" w:after="120" w:line="259" w:lineRule="auto"/>
+        <w:ind w:left="360"/>
+        <w:rPr>
+          <w:rFonts w:asciiTheme="minorHAnsi" w:hAnsiTheme="minorHAnsi" w:cstheme="minorHAnsi"/>
+        </w:rPr>
+      </w:pPr>
+    </w:p>
+    <w:p>
+      <w:pPr>
+        <w:spacing w:before="80" w:after="120" w:line="259" w:lineRule="auto"/>
+        <w:ind w:left="360"/>
+        <w:rPr>
+          <w:rFonts w:asciiTheme="minorHAnsi" w:hAnsiTheme="minorHAnsi" w:cstheme="minorHAnsi"/>
+        </w:rPr>
+      </w:pPr>
+      <w:r>
+        <w:rPr>
+          <w:rFonts w:asciiTheme="minorHAnsi" w:hAnsiTheme="minorHAnsi" w:cstheme="minorHAnsi"/>
+        </w:rPr>
+        <w:t>If verify() reports FAIL, print both totals, stop that experiment, and return a nonzero exit status. Do not report speedup for an incorrect result.</w:t>
+      </w:r>
+    </w:p>
+    <w:p>
+      <w:pPr>
+        <w:jc w:val="both"/>
+        <w:rPr>
+          <w:rFonts w:asciiTheme="minorHAnsi" w:hAnsiTheme="minorHAnsi" w:cstheme="minorHAnsi"/>
+        </w:rPr>
+      </w:pPr>
+    </w:p>
+    <w:p>
+      <w:pPr>
+        <w:keepNext/>
+        <w:spacing w:before="140" w:after="100"/>
+        <w:rPr>
+          <w:rFonts w:asciiTheme="minorHAnsi" w:hAnsiTheme="minorHAnsi" w:cstheme="minorHAnsi"/>
+          <w:b/>
+          <w:color w:val="1F4E79"/>
+          <w:sz w:val="28"/>
+          <w:szCs w:val="28"/>
+        </w:rPr>
+      </w:pPr>
+      <w:r>
+        <w:rPr>
+          <w:rFonts w:asciiTheme="minorHAnsi" w:hAnsiTheme="minorHAnsi" w:cstheme="minorHAnsi"/>
+          <w:b/>
+          <w:color w:val="1F4E79"/>
+          <w:sz w:val="28"/>
+          <w:szCs w:val="28"/>
+        </w:rPr>
+        <w:t>Timing Method</w:t>
+      </w:r>
+    </w:p>
+    <w:p>
+      <w:pPr>
+        <w:pStyle w:val="ListParagraph"/>
+        <w:numPr>
+          <w:ilvl w:val="0"/>
+          <w:numId w:val="6"/>
+        </w:numPr>
+        <w:jc w:val="both"/>
+        <w:rPr>
+          <w:rFonts w:cstheme="minorHAnsi"/>
+        </w:rPr>
+      </w:pPr>
+      <w:r>
+        <w:rPr>
+          <w:rFonts w:cstheme="minorHAnsi"/>
+        </w:rPr>
+        <w:t xml:space="preserve">Use </w:t>
+      </w:r>
+      <w:proofErr w:type="spellStart"/>
+      <w:r>
+        <w:rPr>
+          <w:rFonts w:cstheme="minorHAnsi"/>
+        </w:rPr>
+        <w:t>clock_gettime</w:t>
+      </w:r>
+      <w:proofErr w:type="spellEnd"/>
+      <w:r>
+        <w:rPr>
+          <w:rFonts w:cstheme="minorHAnsi"/>
+        </w:rPr>
+        <w:t xml:space="preserve"> </w:t>
+      </w:r>
+      <w:r>
+        <w:rPr>
+          <w:rFonts w:cstheme="minorHAnsi"/>
+        </w:rPr>
+        <w:t>(CLOCK_MONOTONIC, ...) for both sequential and parallel measurements.</w:t>
+      </w:r>
+    </w:p>
+    <w:p>
+      <w:pPr>
+        <w:pStyle w:val="ListParagraph"/>
+        <w:numPr>
+          <w:ilvl w:val="0"/>
+          <w:numId w:val="6"/>
+        </w:numPr>
+        <w:jc w:val="both"/>
+        <w:rPr>
+          <w:rFonts w:cstheme="minorHAnsi"/>
+        </w:rPr>
+      </w:pPr>
+      <w:r>
+        <w:rPr>
+          <w:rFonts w:cstheme="minorHAnsi"/>
+        </w:rPr>
+        <w:t>Time only the substring-search computation. Exclude file reading, allocation, result printing, and verify() from the measured interval.</w:t>
+      </w:r>
+    </w:p>
+    <w:p>
+      <w:pPr>
+        <w:pStyle w:val="ListParagraph"/>
+        <w:numPr>
+          <w:ilvl w:val="0"/>
+          <w:numId w:val="6"/>
+        </w:numPr>
+        <w:jc w:val="both"/>
+        <w:rPr>
+          <w:rFonts w:cstheme="minorHAnsi"/>
+        </w:rPr>
+      </w:pPr>
+      <w:r>
+        <w:rPr>
+          <w:rFonts w:cstheme="minorHAnsi"/>
+        </w:rPr>
+        <w:t xml:space="preserve">Run the sequential version at least five times and use its </w:t>
+      </w:r>
+      <w:r>
+        <w:rPr>
+          <w:rFonts w:cstheme="minorHAnsi"/>
+        </w:rPr>
+        <w:t>average</w:t>
+      </w:r>
+      <w:r>
+        <w:rPr>
+          <w:rFonts w:cstheme="minorHAnsi"/>
+        </w:rPr>
+        <w:t xml:space="preserve"> execution time as </w:t>
+      </w:r>
+      <w:proofErr w:type="spellStart"/>
+      <w:r>
+        <w:rPr>
+          <w:rFonts w:cstheme="minorHAnsi"/>
+        </w:rPr>
+        <w:t>Tseq</w:t>
+      </w:r>
+      <w:proofErr w:type="spellEnd"/>
+      <w:r>
+        <w:rPr>
+          <w:rFonts w:cstheme="minorHAnsi"/>
+        </w:rPr>
+        <w:t>.</w:t>
+      </w:r>
+    </w:p>
+    <w:p>
+      <w:pPr>
+        <w:pStyle w:val="ListParagraph"/>
+        <w:numPr>
+          <w:ilvl w:val="0"/>
+          <w:numId w:val="6"/>
+        </w:numPr>
+        <w:jc w:val="both"/>
+        <w:rPr>
+          <w:rFonts w:cstheme="minorHAnsi"/>
+        </w:rPr>
+      </w:pPr>
+      <w:r>
+        <w:rPr>
+          <w:rFonts w:cstheme="minorHAnsi"/>
+        </w:rPr>
+        <w:t xml:space="preserve">Run each parallel configuration at least five times and use its </w:t>
+      </w:r>
+      <w:r>
+        <w:rPr>
+          <w:rFonts w:cstheme="minorHAnsi"/>
+        </w:rPr>
+        <w:t>average</w:t>
+      </w:r>
+      <w:r>
+        <w:rPr>
+          <w:rFonts w:cstheme="minorHAnsi"/>
+        </w:rPr>
+        <w:t xml:space="preserve"> </w:t>
+      </w:r>
+      <w:r>
+        <w:rPr>
+          <w:rFonts w:cstheme="minorHAnsi"/>
+        </w:rPr>
+        <w:t>execution time as Tp. Perform all runs on the same machine under similar conditions.</w:t>
+      </w:r>
+    </w:p>
+    <w:p>
+      <w:pPr>
+        <w:pStyle w:val="ListParagraph"/>
+        <w:numPr>
+          <w:ilvl w:val="0"/>
+          <w:numId w:val="6"/>
+        </w:numPr>
+        <w:jc w:val="both"/>
+        <w:rPr>
+          <w:rFonts w:cstheme="minorHAnsi"/>
+        </w:rPr>
+      </w:pPr>
+      <w:r>
+        <w:rPr>
+          <w:rFonts w:cstheme="minorHAnsi"/>
+        </w:rPr>
+        <w:t>Record elapsed time in nanoseconds or microseconds and use the same unit throughout the report.</w:t>
+      </w:r>
+    </w:p>
+    <w:p>
+      <w:pPr>
+        <w:pStyle w:val="ListParagraph"/>
+        <w:jc w:val="both"/>
+        <w:rPr>
+          <w:rFonts w:cstheme="minorHAnsi"/>
+        </w:rPr>
+      </w:pPr>
+    </w:p>
+    <w:p>
+      <w:pPr>
+        <w:keepNext/>
+        <w:spacing w:before="140" w:after="100"/>
+        <w:rPr>
+          <w:rFonts w:asciiTheme="minorHAnsi" w:hAnsiTheme="minorHAnsi" w:cstheme="minorHAnsi"/>
+          <w:b/>
+          <w:color w:val="1F4E79"/>
+          <w:sz w:val="28"/>
+          <w:szCs w:val="28"/>
+        </w:rPr>
+      </w:pPr>
+      <w:r>
+        <w:rPr>
+          <w:rFonts w:asciiTheme="minorHAnsi" w:hAnsiTheme="minorHAnsi" w:cstheme="minorHAnsi"/>
+          <w:b/>
+          <w:color w:val="1F4E79"/>
+          <w:sz w:val="28"/>
+          <w:szCs w:val="28"/>
+        </w:rPr>
+        <w:t>Speedup</w:t>
+      </w:r>
+    </w:p>
+    <w:p>
+      <w:pPr>
+        <w:spacing w:after="120" w:line="259" w:lineRule="auto"/>
+        <w:ind w:left="360"/>
+        <w:rPr>
+          <w:rFonts w:asciiTheme="minorHAnsi" w:hAnsiTheme="minorHAnsi" w:cstheme="minorHAnsi"/>
+        </w:rPr>
+      </w:pPr>
+      <w:r>
+        <w:rPr>
+          <w:rFonts w:asciiTheme="minorHAnsi" w:hAnsiTheme="minorHAnsi" w:cstheme="minorHAnsi"/>
+        </w:rPr>
+        <w:t>For p worker threads, calculate:</w:t>
+      </w:r>
+    </w:p>
+    <w:p>
+      <w:pPr>
+        <w:spacing w:after="120" w:line="259" w:lineRule="auto"/>
+        <w:ind w:left="360"/>
+        <w:rPr>
+          <w:rFonts w:asciiTheme="minorHAnsi" w:hAnsiTheme="minorHAnsi" w:cstheme="minorHAnsi"/>
+          <w:color w:val="000000" w:themeColor="text1"/>
+        </w:rPr>
+      </w:pPr>
+      <m:oMathPara>
+        <m:oMath>
+          <m:r>
+            <w:rPr>
+              <w:rFonts w:ascii="Cambria Math" w:hAnsi="Cambria Math" w:cstheme="minorHAnsi"/>
+              <w:color w:val="000000" w:themeColor="text1"/>
+            </w:rPr>
+            <m:t xml:space="preserve">Speedup S(p) = </m:t>
+          </m:r>
+          <m:f>
+            <m:fPr>
+              <m:ctrlPr>
+                <w:rPr>
+                  <w:rFonts w:ascii="Cambria Math" w:hAnsi="Cambria Math" w:cstheme="minorHAnsi"/>
+                  <w:i/>
+                  <w:color w:val="000000" w:themeColor="text1"/>
+                </w:rPr>
+              </m:ctrlPr>
+            </m:fPr>
+            <m:num>
+              <m:sSub>
+                <m:sSubPr>
+                  <m:ctrlPr>
+                    <w:rPr>
+                      <w:rFonts w:ascii="Cambria Math" w:hAnsi="Cambria Math" w:cstheme="minorHAnsi"/>
+                      <w:i/>
+                      <w:color w:val="000000" w:themeColor="text1"/>
+                    </w:rPr>
+                  </m:ctrlPr>
+                </m:sSubPr>
+                <m:e>
+                  <m:r>
+                    <w:rPr>
+                      <w:rFonts w:ascii="Cambria Math" w:hAnsi="Cambria Math" w:cstheme="minorHAnsi"/>
+                      <w:color w:val="000000" w:themeColor="text1"/>
+                    </w:rPr>
+                    <m:t>T</m:t>
+                  </m:r>
+                </m:e>
+                <m:sub>
+                  <m:r>
+                    <w:rPr>
+                      <w:rFonts w:ascii="Cambria Math" w:hAnsi="Cambria Math" w:cstheme="minorHAnsi"/>
+                      <w:color w:val="000000" w:themeColor="text1"/>
+                    </w:rPr>
+                    <m:t>seq</m:t>
+                  </m:r>
+                </m:sub>
+              </m:sSub>
+            </m:num>
+            <m:den>
+              <m:sSub>
+                <m:sSubPr>
+                  <m:ctrlPr>
+                    <w:rPr>
+                      <w:rFonts w:ascii="Cambria Math" w:hAnsi="Cambria Math" w:cstheme="minorHAnsi"/>
+                      <w:i/>
+                      <w:color w:val="000000" w:themeColor="text1"/>
+                    </w:rPr>
+                  </m:ctrlPr>
+                </m:sSubPr>
+                <m:e>
+                  <m:r>
+                    <w:rPr>
+                      <w:rFonts w:ascii="Cambria Math" w:hAnsi="Cambria Math" w:cstheme="minorHAnsi"/>
+                      <w:color w:val="000000" w:themeColor="text1"/>
+                    </w:rPr>
+                    <m:t>T</m:t>
+                  </m:r>
+                </m:e>
+                <m:sub>
+                  <m:r>
+                    <w:rPr>
+                      <w:rFonts w:ascii="Cambria Math" w:hAnsi="Cambria Math" w:cstheme="minorHAnsi"/>
+                      <w:color w:val="000000" w:themeColor="text1"/>
+                    </w:rPr>
+                    <m:t>p</m:t>
+                  </m:r>
+                </m:sub>
+              </m:sSub>
+            </m:den>
+          </m:f>
+        </m:oMath>
+      </m:oMathPara>
+    </w:p>
+    <w:p>
+      <w:pPr>
+        <w:spacing w:after="120" w:line="259" w:lineRule="auto"/>
+        <w:ind w:left="360"/>
+        <w:rPr>
+          <w:rFonts w:asciiTheme="minorHAnsi" w:hAnsiTheme="minorHAnsi" w:cstheme="minorHAnsi"/>
+          <w:color w:val="000000" w:themeColor="text1"/>
+          <w:sz w:val="6"/>
+          <w:szCs w:val="6"/>
+        </w:rPr>
+      </w:pPr>
+    </w:p>
+    <w:p>
+      <w:pPr>
+        <w:spacing w:after="120" w:line="259" w:lineRule="auto"/>
+        <w:ind w:left="360"/>
+        <w:rPr>
+          <w:rFonts w:asciiTheme="minorHAnsi" w:hAnsiTheme="minorHAnsi" w:cstheme="minorHAnsi"/>
+        </w:rPr>
+      </w:pPr>
+      <m:oMath>
+        <m:sSub>
+          <m:sSubPr>
+            <m:ctrlPr>
+              <w:rPr>
+                <w:rFonts w:ascii="Cambria Math" w:hAnsi="Cambria Math" w:cstheme="minorHAnsi"/>
+                <w:i/>
+                <w:color w:val="000000" w:themeColor="text1"/>
+              </w:rPr>
+            </m:ctrlPr>
+          </m:sSubPr>
+          <m:e>
+            <m:r>
+              <w:rPr>
+                <w:rFonts w:ascii="Cambria Math" w:hAnsi="Cambria Math" w:cstheme="minorHAnsi"/>
+                <w:color w:val="000000" w:themeColor="text1"/>
+              </w:rPr>
+              <m:t>T</m:t>
+            </m:r>
+          </m:e>
+          <m:sub>
+            <m:r>
+              <w:rPr>
+                <w:rFonts w:ascii="Cambria Math" w:hAnsi="Cambria Math" w:cstheme="minorHAnsi"/>
+                <w:color w:val="000000" w:themeColor="text1"/>
+              </w:rPr>
+              <m:t>seq</m:t>
+            </m:r>
+          </m:sub>
+        </m:sSub>
+      </m:oMath>
+      <w:r>
+        <w:rPr>
+          <w:rFonts w:asciiTheme="minorHAnsi" w:hAnsiTheme="minorHAnsi" w:cstheme="minorHAnsi"/>
+        </w:rPr>
+        <w:t xml:space="preserve"> is the </w:t>
+      </w:r>
+      <w:r>
+        <w:rPr>
+          <w:rFonts w:asciiTheme="minorHAnsi" w:hAnsiTheme="minorHAnsi" w:cstheme="minorHAnsi"/>
+        </w:rPr>
+        <w:t>average</w:t>
+      </w:r>
+      <w:r>
+        <w:rPr>
+          <w:rFonts w:asciiTheme="minorHAnsi" w:hAnsiTheme="minorHAnsi" w:cstheme="minorHAnsi"/>
+        </w:rPr>
+        <w:t xml:space="preserve"> sequential execution time, and </w:t>
+      </w:r>
+      <m:oMath>
+        <m:sSub>
+          <m:sSubPr>
+            <m:ctrlPr>
+              <w:rPr>
+                <w:rFonts w:ascii="Cambria Math" w:hAnsi="Cambria Math" w:cstheme="minorHAnsi"/>
+                <w:i/>
+                <w:color w:val="000000" w:themeColor="text1"/>
+              </w:rPr>
+            </m:ctrlPr>
+          </m:sSubPr>
+          <m:e>
+            <m:r>
+              <w:rPr>
+                <w:rFonts w:ascii="Cambria Math" w:hAnsi="Cambria Math" w:cstheme="minorHAnsi"/>
+                <w:color w:val="000000" w:themeColor="text1"/>
+              </w:rPr>
+              <m:t>T</m:t>
+            </m:r>
+          </m:e>
+          <m:sub>
+            <m:r>
+              <w:rPr>
+                <w:rFonts w:ascii="Cambria Math" w:hAnsi="Cambria Math" w:cstheme="minorHAnsi"/>
+                <w:color w:val="000000" w:themeColor="text1"/>
+              </w:rPr>
+              <m:t>p</m:t>
+            </m:r>
+          </m:sub>
+        </m:sSub>
+      </m:oMath>
+      <w:r>
+        <w:rPr>
+          <w:rFonts w:asciiTheme="minorHAnsi" w:hAnsiTheme="minorHAnsi" w:cstheme="minorHAnsi"/>
+        </w:rPr>
+        <w:t xml:space="preserve"> is the median parallel execution time using p threads. S(p) &gt; 1 indicates a speedup; S(p) &lt; 1 indicates that the parallel version was slower. </w:t>
+      </w:r>
+    </w:p>
+    <w:p>
+      <w:pPr>
+        <w:spacing w:after="120" w:line="259" w:lineRule="auto"/>
+        <w:ind w:left="360"/>
+        <w:rPr>
+          <w:rFonts w:asciiTheme="minorHAnsi" w:hAnsiTheme="minorHAnsi" w:cstheme="minorHAnsi"/>
+        </w:rPr>
+      </w:pPr>
+    </w:p>
+    <w:p>
+      <w:pPr>
+        <w:keepNext/>
+        <w:spacing w:before="140" w:after="100"/>
+        <w:rPr>
+          <w:rFonts w:asciiTheme="minorHAnsi" w:hAnsiTheme="minorHAnsi" w:cstheme="minorHAnsi"/>
+          <w:b/>
+          <w:color w:val="1F4E79"/>
+          <w:sz w:val="28"/>
+          <w:szCs w:val="28"/>
+        </w:rPr>
+      </w:pPr>
+      <w:r>
+        <w:rPr>
+          <w:rFonts w:asciiTheme="minorHAnsi" w:hAnsiTheme="minorHAnsi" w:cstheme="minorHAnsi"/>
+          <w:b/>
+          <w:color w:val="1F4E79"/>
+          <w:sz w:val="28"/>
+          <w:szCs w:val="28"/>
+        </w:rPr>
+        <w:t>Required Results Table</w:t>
+      </w:r>
+    </w:p>
+    <w:p>
+      <w:pPr>
+        <w:spacing w:after="120" w:line="259" w:lineRule="auto"/>
+        <w:ind w:left="360"/>
+        <w:rPr>
+          <w:rFonts w:asciiTheme="minorHAnsi" w:hAnsiTheme="minorHAnsi" w:cstheme="minorHAnsi"/>
+        </w:rPr>
+      </w:pPr>
+      <w:r>
+        <w:rPr>
+          <w:rFonts w:asciiTheme="minorHAnsi" w:hAnsiTheme="minorHAnsi" w:cstheme="minorHAnsi"/>
+        </w:rPr>
+        <w:t>Include a completed table like the following in the report:</w:t>
+      </w:r>
+    </w:p>
+    <w:tbl>
+      <w:tblPr>
+        <w:tblW w:w="9360" w:type="dxa"/>
+        <w:jc w:val="center"/>
+        <w:tblBorders>
+          <w:top w:val="single" w:sz="4" w:space="0" w:color="auto"/>
+          <w:left w:val="single" w:sz="4" w:space="0" w:color="auto"/>
+          <w:bottom w:val="single" w:sz="4" w:space="0" w:color="auto"/>
+          <w:right w:val="single" w:sz="4" w:space="0" w:color="auto"/>
+          <w:insideH w:val="single" w:sz="4" w:space="0" w:color="auto"/>
+          <w:insideV w:val="single" w:sz="4" w:space="0" w:color="auto"/>
+        </w:tblBorders>
+        <w:tblLayout w:type="fixed"/>
+        <w:tblLook w:val="04A0" w:firstRow="1" w:lastRow="0" w:firstColumn="1" w:lastColumn="0" w:noHBand="0" w:noVBand="1"/>
+      </w:tblPr>
+      <w:tblGrid>
+        <w:gridCol w:w="1350"/>
+        <w:gridCol w:w="1350"/>
+        <w:gridCol w:w="2100"/>
+        <w:gridCol w:w="1400"/>
+        <w:gridCol w:w="1760"/>
+        <w:gridCol w:w="1400"/>
+      </w:tblGrid>
+      <w:tr>
+        <w:trPr>
+          <w:tblHeader/>
+          <w:jc w:val="center"/>
+        </w:trPr>
+        <w:tc>
+          <w:tcPr>
+            <w:tcW w:w="1350" w:type="dxa"/>
+            <w:shd w:val="clear" w:color="auto" w:fill="1F4E79"/>
+            <w:tcMar>
+              <w:top w:w="110" w:type="dxa"/>
+              <w:left w:w="130" w:type="dxa"/>
+              <w:bottom w:w="110" w:type="dxa"/>
+              <w:right w:w="130" w:type="dxa"/>
+            </w:tcMar>
+            <w:vAlign w:val="center"/>
+          </w:tcPr>
+          <w:p>
+            <w:pPr>
+              <w:jc w:val="center"/>
+              <w:rPr>
+                <w:rFonts w:asciiTheme="minorHAnsi" w:hAnsiTheme="minorHAnsi" w:cstheme="minorHAnsi"/>
+              </w:rPr>
+            </w:pPr>
+            <w:r>
+              <w:rPr>
+                <w:rFonts w:asciiTheme="minorHAnsi" w:hAnsiTheme="minorHAnsi" w:cstheme="minorHAnsi"/>
+                <w:b/>
+                <w:color w:val="FFFFFF"/>
+              </w:rPr>
+              <w:t>Version</w:t>
+            </w:r>
+          </w:p>
+        </w:tc>
+        <w:tc>
+          <w:tcPr>
+            <w:tcW w:w="1350" w:type="dxa"/>
+            <w:shd w:val="clear" w:color="auto" w:fill="1F4E79"/>
+            <w:tcMar>
+              <w:top w:w="110" w:type="dxa"/>
+              <w:left w:w="130" w:type="dxa"/>
+              <w:bottom w:w="110" w:type="dxa"/>
+              <w:right w:w="130" w:type="dxa"/>
+            </w:tcMar>
+            <w:vAlign w:val="center"/>
+          </w:tcPr>
+          <w:p>
+            <w:pPr>
+              <w:jc w:val="center"/>
+              <w:rPr>
+                <w:rFonts w:asciiTheme="minorHAnsi" w:hAnsiTheme="minorHAnsi" w:cstheme="minorHAnsi"/>
+              </w:rPr>
+            </w:pPr>
+            <w:r>
+              <w:rPr>
+                <w:rFonts w:asciiTheme="minorHAnsi" w:hAnsiTheme="minorHAnsi" w:cstheme="minorHAnsi"/>
+                <w:b/>
+                <w:color w:val="FFFFFF"/>
+              </w:rPr>
+              <w:t>Threads</w:t>
+            </w:r>
+          </w:p>
+        </w:tc>
+        <w:tc>
+          <w:tcPr>
+            <w:tcW w:w="2100" w:type="dxa"/>
+            <w:shd w:val="clear" w:color="auto" w:fill="1F4E79"/>
+            <w:tcMar>
+              <w:top w:w="110" w:type="dxa"/>
+              <w:left w:w="130" w:type="dxa"/>
+              <w:bottom w:w="110" w:type="dxa"/>
+              <w:right w:w="130" w:type="dxa"/>
+            </w:tcMar>
+            <w:vAlign w:val="center"/>
+          </w:tcPr>
+          <w:p>
+            <w:pPr>
+              <w:jc w:val="center"/>
+              <w:rPr>
+                <w:rFonts w:asciiTheme="minorHAnsi" w:hAnsiTheme="minorHAnsi" w:cstheme="minorHAnsi"/>
+              </w:rPr>
+            </w:pPr>
+            <w:r>
+              <w:rPr>
+                <w:rFonts w:asciiTheme="minorHAnsi" w:hAnsiTheme="minorHAnsi" w:cstheme="minorHAnsi"/>
+                <w:b/>
+                <w:color w:val="FFFFFF"/>
+              </w:rPr>
+              <w:t>Avg</w:t>
+            </w:r>
+            <w:r>
+              <w:rPr>
+                <w:rFonts w:asciiTheme="minorHAnsi" w:hAnsiTheme="minorHAnsi" w:cstheme="minorHAnsi"/>
+                <w:b/>
+                <w:color w:val="FFFFFF"/>
+              </w:rPr>
+              <w:t xml:space="preserve"> time</w:t>
+            </w:r>
+          </w:p>
+        </w:tc>
+        <w:tc>
+          <w:tcPr>
+            <w:tcW w:w="1400" w:type="dxa"/>
+            <w:shd w:val="clear" w:color="auto" w:fill="1F4E79"/>
+            <w:tcMar>
+              <w:top w:w="110" w:type="dxa"/>
+              <w:left w:w="130" w:type="dxa"/>
+              <w:bottom w:w="110" w:type="dxa"/>
+              <w:right w:w="130" w:type="dxa"/>
+            </w:tcMar>
+            <w:vAlign w:val="center"/>
+          </w:tcPr>
+          <w:p>
+            <w:pPr>
+              <w:jc w:val="center"/>
+              <w:rPr>
+                <w:rFonts w:asciiTheme="minorHAnsi" w:hAnsiTheme="minorHAnsi" w:cstheme="minorHAnsi"/>
+              </w:rPr>
+            </w:pPr>
+            <w:r>
+              <w:rPr>
+                <w:rFonts w:asciiTheme="minorHAnsi" w:hAnsiTheme="minorHAnsi" w:cstheme="minorHAnsi"/>
+                <w:b/>
+                <w:color w:val="FFFFFF"/>
+              </w:rPr>
+              <w:t>Total</w:t>
+            </w:r>
+          </w:p>
+        </w:tc>
+        <w:tc>
+          <w:tcPr>
+            <w:tcW w:w="1760" w:type="dxa"/>
+            <w:shd w:val="clear" w:color="auto" w:fill="1F4E79"/>
+            <w:tcMar>
+              <w:top w:w="110" w:type="dxa"/>
+              <w:left w:w="130" w:type="dxa"/>
+              <w:bottom w:w="110" w:type="dxa"/>
+              <w:right w:w="130" w:type="dxa"/>
+            </w:tcMar>
+            <w:vAlign w:val="center"/>
+          </w:tcPr>
+          <w:p>
+            <w:pPr>
+              <w:jc w:val="center"/>
+              <w:rPr>
+                <w:rFonts w:asciiTheme="minorHAnsi" w:hAnsiTheme="minorHAnsi" w:cstheme="minorHAnsi"/>
+              </w:rPr>
+            </w:pPr>
+            <w:r>
+              <w:rPr>
+                <w:rFonts w:asciiTheme="minorHAnsi" w:hAnsiTheme="minorHAnsi" w:cstheme="minorHAnsi"/>
+                <w:b/>
+                <w:color w:val="FFFFFF"/>
+              </w:rPr>
+              <w:t>Verify</w:t>
+            </w:r>
+          </w:p>
+        </w:tc>
+        <w:tc>
+          <w:tcPr>
+            <w:tcW w:w="1400" w:type="dxa"/>
+            <w:shd w:val="clear" w:color="auto" w:fill="1F4E79"/>
+            <w:tcMar>
+              <w:top w:w="110" w:type="dxa"/>
+              <w:left w:w="130" w:type="dxa"/>
+              <w:bottom w:w="110" w:type="dxa"/>
+              <w:right w:w="130" w:type="dxa"/>
+            </w:tcMar>
+            <w:vAlign w:val="center"/>
+          </w:tcPr>
+          <w:p>
+            <w:pPr>
+              <w:jc w:val="center"/>
+              <w:rPr>
+                <w:rFonts w:asciiTheme="minorHAnsi" w:hAnsiTheme="minorHAnsi" w:cstheme="minorHAnsi"/>
+              </w:rPr>
+            </w:pPr>
+            <w:r>
+              <w:rPr>
+                <w:rFonts w:asciiTheme="minorHAnsi" w:hAnsiTheme="minorHAnsi" w:cstheme="minorHAnsi"/>
+                <w:b/>
+                <w:color w:val="FFFFFF"/>
+              </w:rPr>
+              <w:t>Speedup</w:t>
+            </w:r>
+          </w:p>
+        </w:tc>
+      </w:tr>
+      <w:tr>
+        <w:trPr>
+          <w:jc w:val="center"/>
+        </w:trPr>
+        <w:tc>
+          <w:tcPr>
+            <w:tcW w:w="1350" w:type="dxa"/>
+            <w:tcMar>
+              <w:top w:w="110" w:type="dxa"/>
+              <w:left w:w="130" w:type="dxa"/>
+              <w:bottom w:w="110" w:type="dxa"/>
+              <w:right w:w="130" w:type="dxa"/>
+            </w:tcMar>
+            <w:vAlign w:val="center"/>
+          </w:tcPr>
+          <w:p>
+            <w:pPr>
+              <w:rPr>
+                <w:rFonts w:asciiTheme="minorHAnsi" w:hAnsiTheme="minorHAnsi" w:cstheme="minorHAnsi"/>
+              </w:rPr>
+            </w:pPr>
+            <w:r>
+              <w:rPr>
+                <w:rFonts w:asciiTheme="minorHAnsi" w:hAnsiTheme="minorHAnsi" w:cstheme="minorHAnsi"/>
+              </w:rPr>
+              <w:t>Sequential</w:t>
+            </w:r>
+          </w:p>
+        </w:tc>
+        <w:tc>
+          <w:tcPr>
+            <w:tcW w:w="1350" w:type="dxa"/>
+            <w:tcMar>
+              <w:top w:w="110" w:type="dxa"/>
+              <w:left w:w="130" w:type="dxa"/>
+              <w:bottom w:w="110" w:type="dxa"/>
+              <w:right w:w="130" w:type="dxa"/>
+            </w:tcMar>
+            <w:vAlign w:val="center"/>
+          </w:tcPr>
+          <w:p>
+            <w:pPr>
+              <w:jc w:val="center"/>
+              <w:rPr>
+                <w:rFonts w:asciiTheme="minorHAnsi" w:hAnsiTheme="minorHAnsi" w:cstheme="minorHAnsi"/>
+              </w:rPr>
+            </w:pPr>
+            <w:r>
+              <w:rPr>
+                <w:rFonts w:asciiTheme="minorHAnsi" w:hAnsiTheme="minorHAnsi" w:cstheme="minorHAnsi"/>
+              </w:rPr>
+              <w:t>1</w:t>
+            </w:r>
+          </w:p>
+        </w:tc>
+        <w:tc>
+          <w:tcPr>
+            <w:tcW w:w="2100" w:type="dxa"/>
+            <w:tcMar>
+              <w:top w:w="110" w:type="dxa"/>
+              <w:left w:w="130" w:type="dxa"/>
+              <w:bottom w:w="110" w:type="dxa"/>
+              <w:right w:w="130" w:type="dxa"/>
+            </w:tcMar>
+            <w:vAlign w:val="center"/>
+          </w:tcPr>
+          <w:p>
+            <w:pPr>
+              <w:jc w:val="center"/>
+              <w:rPr>
+                <w:rFonts w:asciiTheme="minorHAnsi" w:hAnsiTheme="minorHAnsi" w:cstheme="minorHAnsi"/>
+              </w:rPr>
+            </w:pPr>
+          </w:p>
+        </w:tc>
+        <w:tc>
+          <w:tcPr>
+            <w:tcW w:w="1400" w:type="dxa"/>
+            <w:tcMar>
+              <w:top w:w="110" w:type="dxa"/>
+              <w:left w:w="130" w:type="dxa"/>
+              <w:bottom w:w="110" w:type="dxa"/>
+              <w:right w:w="130" w:type="dxa"/>
+            </w:tcMar>
+            <w:vAlign w:val="center"/>
+          </w:tcPr>
+          <w:p>
+            <w:pPr>
+              <w:jc w:val="center"/>
+              <w:rPr>
+                <w:rFonts w:asciiTheme="minorHAnsi" w:hAnsiTheme="minorHAnsi" w:cstheme="minorHAnsi"/>
+              </w:rPr>
+            </w:pPr>
+            <w:r>
+              <w:rPr>
+                <w:rFonts w:asciiTheme="minorHAnsi" w:hAnsiTheme="minorHAnsi" w:cstheme="minorHAnsi"/>
+              </w:rPr>
+              <w:t>5,500</w:t>
+            </w:r>
+          </w:p>
+        </w:tc>
+        <w:tc>
+          <w:tcPr>
+            <w:tcW w:w="1760" w:type="dxa"/>
+            <w:tcMar>
+              <w:top w:w="110" w:type="dxa"/>
+              <w:left w:w="130" w:type="dxa"/>
+              <w:bottom w:w="110" w:type="dxa"/>
+              <w:right w:w="130" w:type="dxa"/>
+            </w:tcMar>
+            <w:vAlign w:val="center"/>
+          </w:tcPr>
+          <w:p>
+            <w:pPr>
+              <w:jc w:val="center"/>
+              <w:rPr>
+                <w:rFonts w:asciiTheme="minorHAnsi" w:hAnsiTheme="minorHAnsi" w:cstheme="minorHAnsi"/>
+              </w:rPr>
+            </w:pPr>
+            <w:r>
+              <w:rPr>
+                <w:rFonts w:asciiTheme="minorHAnsi" w:hAnsiTheme="minorHAnsi" w:cstheme="minorHAnsi"/>
+              </w:rPr>
+              <w:t>Baseline</w:t>
+            </w:r>
+          </w:p>
+        </w:tc>
+        <w:tc>
+          <w:tcPr>
+            <w:tcW w:w="1400" w:type="dxa"/>
+            <w:tcMar>
+              <w:top w:w="110" w:type="dxa"/>
+              <w:left w:w="130" w:type="dxa"/>
+              <w:bottom w:w="110" w:type="dxa"/>
+              <w:right w:w="130" w:type="dxa"/>
+            </w:tcMar>
+            <w:vAlign w:val="center"/>
+          </w:tcPr>
+          <w:p>
+            <w:pPr>
+              <w:jc w:val="center"/>
+              <w:rPr>
+                <w:rFonts w:asciiTheme="minorHAnsi" w:hAnsiTheme="minorHAnsi" w:cstheme="minorHAnsi"/>
+              </w:rPr>
+            </w:pPr>
+            <w:r>
+              <w:rPr>
+                <w:rFonts w:asciiTheme="minorHAnsi" w:hAnsiTheme="minorHAnsi" w:cstheme="minorHAnsi"/>
+              </w:rPr>
+              <w:t>1.00</w:t>
+            </w:r>
+          </w:p>
+        </w:tc>
+      </w:tr>
+      <w:tr>
+        <w:trPr>
+          <w:jc w:val="center"/>
+        </w:trPr>
+        <w:tc>
+          <w:tcPr>
+            <w:tcW w:w="1350" w:type="dxa"/>
+            <w:shd w:val="clear" w:color="auto" w:fill="EEF4F8"/>
+            <w:tcMar>
+              <w:top w:w="110" w:type="dxa"/>
+              <w:left w:w="130" w:type="dxa"/>
+              <w:bottom w:w="110" w:type="dxa"/>
+              <w:right w:w="130" w:type="dxa"/>
+            </w:tcMar>
+            <w:vAlign w:val="center"/>
+          </w:tcPr>
+          <w:p>
+            <w:pPr>
+              <w:rPr>
+                <w:rFonts w:asciiTheme="minorHAnsi" w:hAnsiTheme="minorHAnsi" w:cstheme="minorHAnsi"/>
+              </w:rPr>
+            </w:pPr>
+            <w:r>
+              <w:rPr>
+                <w:rFonts w:asciiTheme="minorHAnsi" w:hAnsiTheme="minorHAnsi" w:cstheme="minorHAnsi"/>
+              </w:rPr>
+              <w:t>Parallel</w:t>
+            </w:r>
+          </w:p>
+        </w:tc>
+        <w:tc>
+          <w:tcPr>
+            <w:tcW w:w="1350" w:type="dxa"/>
+            <w:shd w:val="clear" w:color="auto" w:fill="EEF4F8"/>
+            <w:tcMar>
+              <w:top w:w="110" w:type="dxa"/>
+              <w:left w:w="130" w:type="dxa"/>
+              <w:bottom w:w="110" w:type="dxa"/>
+              <w:right w:w="130" w:type="dxa"/>
+            </w:tcMar>
+            <w:vAlign w:val="center"/>
+          </w:tcPr>
+          <w:p>
+            <w:pPr>
+              <w:jc w:val="center"/>
+              <w:rPr>
+                <w:rFonts w:asciiTheme="minorHAnsi" w:hAnsiTheme="minorHAnsi" w:cstheme="minorHAnsi"/>
+              </w:rPr>
+            </w:pPr>
+            <w:r>
+              <w:rPr>
+                <w:rFonts w:asciiTheme="minorHAnsi" w:hAnsiTheme="minorHAnsi" w:cstheme="minorHAnsi"/>
+              </w:rPr>
+              <w:t>2</w:t>
+            </w:r>
+          </w:p>
+        </w:tc>
+        <w:tc>
+          <w:tcPr>
+            <w:tcW w:w="2100" w:type="dxa"/>
+            <w:shd w:val="clear" w:color="auto" w:fill="EEF4F8"/>
+            <w:tcMar>
+              <w:top w:w="110" w:type="dxa"/>
+              <w:left w:w="130" w:type="dxa"/>
+              <w:bottom w:w="110" w:type="dxa"/>
+              <w:right w:w="130" w:type="dxa"/>
+            </w:tcMar>
+            <w:vAlign w:val="center"/>
+          </w:tcPr>
+          <w:p>
+            <w:pPr>
+              <w:jc w:val="center"/>
+              <w:rPr>
+                <w:rFonts w:asciiTheme="minorHAnsi" w:hAnsiTheme="minorHAnsi" w:cstheme="minorHAnsi"/>
+              </w:rPr>
+            </w:pPr>
+          </w:p>
+        </w:tc>
+        <w:tc>
+          <w:tcPr>
+            <w:tcW w:w="1400" w:type="dxa"/>
+            <w:shd w:val="clear" w:color="auto" w:fill="EEF4F8"/>
+            <w:tcMar>
+              <w:top w:w="110" w:type="dxa"/>
+              <w:left w:w="130" w:type="dxa"/>
+              <w:bottom w:w="110" w:type="dxa"/>
+              <w:right w:w="130" w:type="dxa"/>
+            </w:tcMar>
+            <w:vAlign w:val="center"/>
+          </w:tcPr>
+          <w:p>
+            <w:pPr>
+              <w:jc w:val="center"/>
+              <w:rPr>
+                <w:rFonts w:asciiTheme="minorHAnsi" w:hAnsiTheme="minorHAnsi" w:cstheme="minorHAnsi"/>
+              </w:rPr>
+            </w:pPr>
+          </w:p>
+        </w:tc>
+        <w:tc>
+          <w:tcPr>
+            <w:tcW w:w="1760" w:type="dxa"/>
+            <w:shd w:val="clear" w:color="auto" w:fill="EEF4F8"/>
+            <w:tcMar>
+              <w:top w:w="110" w:type="dxa"/>
+              <w:left w:w="130" w:type="dxa"/>
+              <w:bottom w:w="110" w:type="dxa"/>
+              <w:right w:w="130" w:type="dxa"/>
+            </w:tcMar>
+            <w:vAlign w:val="center"/>
+          </w:tcPr>
+          <w:p>
+            <w:pPr>
+              <w:jc w:val="center"/>
+              <w:rPr>
+                <w:rFonts w:asciiTheme="minorHAnsi" w:hAnsiTheme="minorHAnsi" w:cstheme="minorHAnsi"/>
+              </w:rPr>
+            </w:pPr>
+            <w:r>
+              <w:rPr>
+                <w:rFonts w:asciiTheme="minorHAnsi" w:hAnsiTheme="minorHAnsi" w:cstheme="minorHAnsi"/>
+              </w:rPr>
+              <w:t>PASS / FAIL</w:t>
+            </w:r>
+          </w:p>
+        </w:tc>
+        <w:tc>
+          <w:tcPr>
+            <w:tcW w:w="1400" w:type="dxa"/>
+            <w:shd w:val="clear" w:color="auto" w:fill="EEF4F8"/>
+            <w:tcMar>
+              <w:top w:w="110" w:type="dxa"/>
+              <w:left w:w="130" w:type="dxa"/>
+              <w:bottom w:w="110" w:type="dxa"/>
+              <w:right w:w="130" w:type="dxa"/>
+            </w:tcMar>
+            <w:vAlign w:val="center"/>
+          </w:tcPr>
+          <w:p>
+            <w:pPr>
+              <w:jc w:val="center"/>
+              <w:rPr>
+                <w:rFonts w:asciiTheme="minorHAnsi" w:hAnsiTheme="minorHAnsi" w:cstheme="minorHAnsi"/>
+              </w:rPr>
+            </w:pPr>
+          </w:p>
+        </w:tc>
+      </w:tr>
+      <w:tr>
+        <w:trPr>
+          <w:jc w:val="center"/>
+        </w:trPr>
+        <w:tc>
+          <w:tcPr>
+            <w:tcW w:w="1350" w:type="dxa"/>
+            <w:tcMar>
+              <w:top w:w="110" w:type="dxa"/>
+              <w:left w:w="130" w:type="dxa"/>
+              <w:bottom w:w="110" w:type="dxa"/>
+              <w:right w:w="130" w:type="dxa"/>
+            </w:tcMar>
+            <w:vAlign w:val="center"/>
+          </w:tcPr>
+          <w:p>
+            <w:pPr>
+              <w:rPr>
+                <w:rFonts w:asciiTheme="minorHAnsi" w:hAnsiTheme="minorHAnsi" w:cstheme="minorHAnsi"/>
+              </w:rPr>
+            </w:pPr>
+            <w:r>
+              <w:rPr>
+                <w:rFonts w:asciiTheme="minorHAnsi" w:hAnsiTheme="minorHAnsi" w:cstheme="minorHAnsi"/>
+              </w:rPr>
+              <w:t>Parallel</w:t>
+            </w:r>
+          </w:p>
+        </w:tc>
+        <w:tc>
+          <w:tcPr>
+            <w:tcW w:w="1350" w:type="dxa"/>
+            <w:tcMar>
+              <w:top w:w="110" w:type="dxa"/>
+              <w:left w:w="130" w:type="dxa"/>
+              <w:bottom w:w="110" w:type="dxa"/>
+              <w:right w:w="130" w:type="dxa"/>
+            </w:tcMar>
+            <w:vAlign w:val="center"/>
+          </w:tcPr>
+          <w:p>
+            <w:pPr>
+              <w:jc w:val="center"/>
+              <w:rPr>
+                <w:rFonts w:asciiTheme="minorHAnsi" w:hAnsiTheme="minorHAnsi" w:cstheme="minorHAnsi"/>
+              </w:rPr>
+            </w:pPr>
+            <w:r>
+              <w:rPr>
+                <w:rFonts w:asciiTheme="minorHAnsi" w:hAnsiTheme="minorHAnsi" w:cstheme="minorHAnsi"/>
+              </w:rPr>
+              <w:t>4</w:t>
+            </w:r>
+          </w:p>
+        </w:tc>
+        <w:tc>
+          <w:tcPr>
+            <w:tcW w:w="2100" w:type="dxa"/>
+            <w:tcMar>
+              <w:top w:w="110" w:type="dxa"/>
+              <w:left w:w="130" w:type="dxa"/>
+              <w:bottom w:w="110" w:type="dxa"/>
+              <w:right w:w="130" w:type="dxa"/>
+            </w:tcMar>
+            <w:vAlign w:val="center"/>
+          </w:tcPr>
+          <w:p>
+            <w:pPr>
+              <w:jc w:val="center"/>
+              <w:rPr>
+                <w:rFonts w:asciiTheme="minorHAnsi" w:hAnsiTheme="minorHAnsi" w:cstheme="minorHAnsi"/>
+              </w:rPr>
+            </w:pPr>
+          </w:p>
+        </w:tc>
+        <w:tc>
+          <w:tcPr>
+            <w:tcW w:w="1400" w:type="dxa"/>
+            <w:tcMar>
+              <w:top w:w="110" w:type="dxa"/>
+              <w:left w:w="130" w:type="dxa"/>
+              <w:bottom w:w="110" w:type="dxa"/>
+              <w:right w:w="130" w:type="dxa"/>
+            </w:tcMar>
+            <w:vAlign w:val="center"/>
+          </w:tcPr>
+          <w:p>
+            <w:pPr>
+              <w:jc w:val="center"/>
+              <w:rPr>
+                <w:rFonts w:asciiTheme="minorHAnsi" w:hAnsiTheme="minorHAnsi" w:cstheme="minorHAnsi"/>
+              </w:rPr>
+            </w:pPr>
+          </w:p>
+        </w:tc>
+        <w:tc>
+          <w:tcPr>
+            <w:tcW w:w="1760" w:type="dxa"/>
+            <w:tcMar>
+              <w:top w:w="110" w:type="dxa"/>
+              <w:left w:w="130" w:type="dxa"/>
+              <w:bottom w:w="110" w:type="dxa"/>
+              <w:right w:w="130" w:type="dxa"/>
+            </w:tcMar>
+            <w:vAlign w:val="center"/>
+          </w:tcPr>
+          <w:p>
+            <w:pPr>
+              <w:jc w:val="center"/>
+              <w:rPr>
+                <w:rFonts w:asciiTheme="minorHAnsi" w:hAnsiTheme="minorHAnsi" w:cstheme="minorHAnsi"/>
+              </w:rPr>
+            </w:pPr>
+            <w:r>
+              <w:rPr>
+                <w:rFonts w:asciiTheme="minorHAnsi" w:hAnsiTheme="minorHAnsi" w:cstheme="minorHAnsi"/>
+              </w:rPr>
+              <w:t>PASS / FAIL</w:t>
+            </w:r>
+          </w:p>
+        </w:tc>
+        <w:tc>
+          <w:tcPr>
+            <w:tcW w:w="1400" w:type="dxa"/>
+            <w:tcMar>
+              <w:top w:w="110" w:type="dxa"/>
+              <w:left w:w="130" w:type="dxa"/>
+              <w:bottom w:w="110" w:type="dxa"/>
+              <w:right w:w="130" w:type="dxa"/>
+            </w:tcMar>
+            <w:vAlign w:val="center"/>
+          </w:tcPr>
+          <w:p>
+            <w:pPr>
+              <w:jc w:val="center"/>
+              <w:rPr>
+                <w:rFonts w:asciiTheme="minorHAnsi" w:hAnsiTheme="minorHAnsi" w:cstheme="minorHAnsi"/>
+              </w:rPr>
+            </w:pPr>
+          </w:p>
+        </w:tc>
+      </w:tr>
+      <w:tr>
+        <w:trPr>
+          <w:jc w:val="center"/>
+        </w:trPr>
+        <w:tc>
+          <w:tcPr>
+            <w:tcW w:w="1350" w:type="dxa"/>
+            <w:shd w:val="clear" w:color="auto" w:fill="EEF4F8"/>
+            <w:tcMar>
+              <w:top w:w="110" w:type="dxa"/>
+              <w:left w:w="130" w:type="dxa"/>
+              <w:bottom w:w="110" w:type="dxa"/>
+              <w:right w:w="130" w:type="dxa"/>
+            </w:tcMar>
+            <w:vAlign w:val="center"/>
+          </w:tcPr>
+          <w:p>
+            <w:pPr>
+              <w:rPr>
+                <w:rFonts w:asciiTheme="minorHAnsi" w:hAnsiTheme="minorHAnsi" w:cstheme="minorHAnsi"/>
+              </w:rPr>
+            </w:pPr>
+            <w:r>
+              <w:rPr>
+                <w:rFonts w:asciiTheme="minorHAnsi" w:hAnsiTheme="minorHAnsi" w:cstheme="minorHAnsi"/>
+              </w:rPr>
+              <w:t>Parallel</w:t>
+            </w:r>
+          </w:p>
+        </w:tc>
+        <w:tc>
+          <w:tcPr>
+            <w:tcW w:w="1350" w:type="dxa"/>
+            <w:shd w:val="clear" w:color="auto" w:fill="EEF4F8"/>
+            <w:tcMar>
+              <w:top w:w="110" w:type="dxa"/>
+              <w:left w:w="130" w:type="dxa"/>
+              <w:bottom w:w="110" w:type="dxa"/>
+              <w:right w:w="130" w:type="dxa"/>
+            </w:tcMar>
+            <w:vAlign w:val="center"/>
+          </w:tcPr>
+          <w:p>
+            <w:pPr>
+              <w:jc w:val="center"/>
+              <w:rPr>
+                <w:rFonts w:asciiTheme="minorHAnsi" w:hAnsiTheme="minorHAnsi" w:cstheme="minorHAnsi"/>
+              </w:rPr>
+            </w:pPr>
+            <w:r>
+              <w:rPr>
+                <w:rFonts w:asciiTheme="minorHAnsi" w:hAnsiTheme="minorHAnsi" w:cstheme="minorHAnsi"/>
+              </w:rPr>
+              <w:t>8</w:t>
+            </w:r>
+          </w:p>
+        </w:tc>
+        <w:tc>
+          <w:tcPr>
+            <w:tcW w:w="2100" w:type="dxa"/>
+            <w:shd w:val="clear" w:color="auto" w:fill="EEF4F8"/>
+            <w:tcMar>
+              <w:top w:w="110" w:type="dxa"/>
+              <w:left w:w="130" w:type="dxa"/>
+              <w:bottom w:w="110" w:type="dxa"/>
+              <w:right w:w="130" w:type="dxa"/>
+            </w:tcMar>
+            <w:vAlign w:val="center"/>
+          </w:tcPr>
+          <w:p>
+            <w:pPr>
+              <w:jc w:val="center"/>
+              <w:rPr>
+                <w:rFonts w:asciiTheme="minorHAnsi" w:hAnsiTheme="minorHAnsi" w:cstheme="minorHAnsi"/>
+              </w:rPr>
+            </w:pPr>
+          </w:p>
+        </w:tc>
+        <w:tc>
+          <w:tcPr>
+            <w:tcW w:w="1400" w:type="dxa"/>
+            <w:shd w:val="clear" w:color="auto" w:fill="EEF4F8"/>
+            <w:tcMar>
+              <w:top w:w="110" w:type="dxa"/>
+              <w:left w:w="130" w:type="dxa"/>
+              <w:bottom w:w="110" w:type="dxa"/>
+              <w:right w:w="130" w:type="dxa"/>
+            </w:tcMar>
+            <w:vAlign w:val="center"/>
+          </w:tcPr>
+          <w:p>
+            <w:pPr>
+              <w:jc w:val="center"/>
+              <w:rPr>
+                <w:rFonts w:asciiTheme="minorHAnsi" w:hAnsiTheme="minorHAnsi" w:cstheme="minorHAnsi"/>
+              </w:rPr>
+            </w:pPr>
+          </w:p>
+        </w:tc>
+        <w:tc>
+          <w:tcPr>
+            <w:tcW w:w="1760" w:type="dxa"/>
+            <w:shd w:val="clear" w:color="auto" w:fill="EEF4F8"/>
+            <w:tcMar>
+              <w:top w:w="110" w:type="dxa"/>
+              <w:left w:w="130" w:type="dxa"/>
+              <w:bottom w:w="110" w:type="dxa"/>
+              <w:right w:w="130" w:type="dxa"/>
+            </w:tcMar>
+            <w:vAlign w:val="center"/>
+          </w:tcPr>
+          <w:p>
+            <w:pPr>
+              <w:jc w:val="center"/>
+              <w:rPr>
+                <w:rFonts w:asciiTheme="minorHAnsi" w:hAnsiTheme="minorHAnsi" w:cstheme="minorHAnsi"/>
+              </w:rPr>
+            </w:pPr>
+            <w:r>
+              <w:rPr>
+                <w:rFonts w:asciiTheme="minorHAnsi" w:hAnsiTheme="minorHAnsi" w:cstheme="minorHAnsi"/>
+              </w:rPr>
+              <w:t>PASS / FAIL</w:t>
+            </w:r>
+          </w:p>
+        </w:tc>
+        <w:tc>
+          <w:tcPr>
+            <w:tcW w:w="1400" w:type="dxa"/>
+            <w:shd w:val="clear" w:color="auto" w:fill="EEF4F8"/>
+            <w:tcMar>
+              <w:top w:w="110" w:type="dxa"/>
+              <w:left w:w="130" w:type="dxa"/>
+              <w:bottom w:w="110" w:type="dxa"/>
+              <w:right w:w="130" w:type="dxa"/>
+            </w:tcMar>
+            <w:vAlign w:val="center"/>
+          </w:tcPr>
+          <w:p>
+            <w:pPr>
+              <w:jc w:val="center"/>
+              <w:rPr>
+                <w:rFonts w:asciiTheme="minorHAnsi" w:hAnsiTheme="minorHAnsi" w:cstheme="minorHAnsi"/>
+              </w:rPr>
+            </w:pPr>
+          </w:p>
+        </w:tc>
+      </w:tr>
+      <w:tr>
+        <w:trPr>
+          <w:jc w:val="center"/>
+        </w:trPr>
+        <w:tc>
+          <w:tcPr>
+            <w:tcW w:w="1350" w:type="dxa"/>
+            <w:tcMar>
+              <w:top w:w="110" w:type="dxa"/>
+              <w:left w:w="130" w:type="dxa"/>
+              <w:bottom w:w="110" w:type="dxa"/>
+              <w:right w:w="130" w:type="dxa"/>
+            </w:tcMar>
+            <w:vAlign w:val="center"/>
+          </w:tcPr>
+          <w:p>
+            <w:pPr>
+              <w:rPr>
+                <w:rFonts w:asciiTheme="minorHAnsi" w:hAnsiTheme="minorHAnsi" w:cstheme="minorHAnsi"/>
+              </w:rPr>
+            </w:pPr>
+            <w:r>
+              <w:rPr>
+                <w:rFonts w:asciiTheme="minorHAnsi" w:hAnsiTheme="minorHAnsi" w:cstheme="minorHAnsi"/>
+              </w:rPr>
+              <w:lastRenderedPageBreak/>
+              <w:t>Parallel</w:t>
+            </w:r>
+          </w:p>
+        </w:tc>
+        <w:tc>
+          <w:tcPr>
+            <w:tcW w:w="1350" w:type="dxa"/>
+            <w:tcMar>
+              <w:top w:w="110" w:type="dxa"/>
+              <w:left w:w="130" w:type="dxa"/>
+              <w:bottom w:w="110" w:type="dxa"/>
+              <w:right w:w="130" w:type="dxa"/>
+            </w:tcMar>
+            <w:vAlign w:val="center"/>
+          </w:tcPr>
+          <w:p>
+            <w:pPr>
+              <w:jc w:val="center"/>
+              <w:rPr>
+                <w:rFonts w:asciiTheme="minorHAnsi" w:hAnsiTheme="minorHAnsi" w:cstheme="minorHAnsi"/>
+              </w:rPr>
+            </w:pPr>
+            <w:r>
+              <w:rPr>
+                <w:rFonts w:asciiTheme="minorHAnsi" w:hAnsiTheme="minorHAnsi" w:cstheme="minorHAnsi"/>
+              </w:rPr>
+              <w:t>16</w:t>
+            </w:r>
+          </w:p>
+        </w:tc>
+        <w:tc>
+          <w:tcPr>
+            <w:tcW w:w="2100" w:type="dxa"/>
+            <w:tcMar>
+              <w:top w:w="110" w:type="dxa"/>
+              <w:left w:w="130" w:type="dxa"/>
+              <w:bottom w:w="110" w:type="dxa"/>
+              <w:right w:w="130" w:type="dxa"/>
+            </w:tcMar>
+            <w:vAlign w:val="center"/>
+          </w:tcPr>
+          <w:p>
+            <w:pPr>
+              <w:jc w:val="center"/>
+              <w:rPr>
+                <w:rFonts w:asciiTheme="minorHAnsi" w:hAnsiTheme="minorHAnsi" w:cstheme="minorHAnsi"/>
+              </w:rPr>
+            </w:pPr>
+          </w:p>
+        </w:tc>
+        <w:tc>
+          <w:tcPr>
+            <w:tcW w:w="1400" w:type="dxa"/>
+            <w:tcMar>
+              <w:top w:w="110" w:type="dxa"/>
+              <w:left w:w="130" w:type="dxa"/>
+              <w:bottom w:w="110" w:type="dxa"/>
+              <w:right w:w="130" w:type="dxa"/>
+            </w:tcMar>
+            <w:vAlign w:val="center"/>
+          </w:tcPr>
+          <w:p>
+            <w:pPr>
+              <w:jc w:val="center"/>
+              <w:rPr>
+                <w:rFonts w:asciiTheme="minorHAnsi" w:hAnsiTheme="minorHAnsi" w:cstheme="minorHAnsi"/>
+              </w:rPr>
+            </w:pPr>
+          </w:p>
+        </w:tc>
+        <w:tc>
+          <w:tcPr>
+            <w:tcW w:w="1760" w:type="dxa"/>
+            <w:tcMar>
+              <w:top w:w="110" w:type="dxa"/>
+              <w:left w:w="130" w:type="dxa"/>
+              <w:bottom w:w="110" w:type="dxa"/>
+              <w:right w:w="130" w:type="dxa"/>
+            </w:tcMar>
+            <w:vAlign w:val="center"/>
+          </w:tcPr>
+          <w:p>
+            <w:pPr>
+              <w:jc w:val="center"/>
+              <w:rPr>
+                <w:rFonts w:asciiTheme="minorHAnsi" w:hAnsiTheme="minorHAnsi" w:cstheme="minorHAnsi"/>
+              </w:rPr>
+            </w:pPr>
+            <w:r>
+              <w:rPr>
+                <w:rFonts w:asciiTheme="minorHAnsi" w:hAnsiTheme="minorHAnsi" w:cstheme="minorHAnsi"/>
+              </w:rPr>
+              <w:t>PASS / FAIL</w:t>
+            </w:r>
+          </w:p>
+        </w:tc>
+        <w:tc>
+          <w:tcPr>
+            <w:tcW w:w="1400" w:type="dxa"/>
+            <w:tcMar>
+              <w:top w:w="110" w:type="dxa"/>
+              <w:left w:w="130" w:type="dxa"/>
+              <w:bottom w:w="110" w:type="dxa"/>
+              <w:right w:w="130" w:type="dxa"/>
+            </w:tcMar>
+            <w:vAlign w:val="center"/>
+          </w:tcPr>
+          <w:p>
+            <w:pPr>
+              <w:jc w:val="center"/>
+              <w:rPr>
+                <w:rFonts w:asciiTheme="minorHAnsi" w:hAnsiTheme="minorHAnsi" w:cstheme="minorHAnsi"/>
+              </w:rPr>
+            </w:pPr>
+          </w:p>
+        </w:tc>
+      </w:tr>
+      <w:tr>
+        <w:trPr>
+          <w:jc w:val="center"/>
+        </w:trPr>
+        <w:tc>
+          <w:tcPr>
+            <w:tcW w:w="1350" w:type="dxa"/>
+            <w:shd w:val="clear" w:color="auto" w:fill="EEF4F8"/>
+            <w:tcMar>
+              <w:top w:w="110" w:type="dxa"/>
+              <w:left w:w="130" w:type="dxa"/>
+              <w:bottom w:w="110" w:type="dxa"/>
+              <w:right w:w="130" w:type="dxa"/>
+            </w:tcMar>
+            <w:vAlign w:val="center"/>
+          </w:tcPr>
+          <w:p>
+            <w:pPr>
+              <w:rPr>
+                <w:rFonts w:asciiTheme="minorHAnsi" w:hAnsiTheme="minorHAnsi" w:cstheme="minorHAnsi"/>
+              </w:rPr>
+            </w:pPr>
+            <w:r>
+              <w:rPr>
+                <w:rFonts w:asciiTheme="minorHAnsi" w:hAnsiTheme="minorHAnsi" w:cstheme="minorHAnsi"/>
+              </w:rPr>
+              <w:t>Parallel</w:t>
+            </w:r>
+          </w:p>
+        </w:tc>
+        <w:tc>
+          <w:tcPr>
+            <w:tcW w:w="1350" w:type="dxa"/>
+            <w:shd w:val="clear" w:color="auto" w:fill="EEF4F8"/>
+            <w:tcMar>
+              <w:top w:w="110" w:type="dxa"/>
+              <w:left w:w="130" w:type="dxa"/>
+              <w:bottom w:w="110" w:type="dxa"/>
+              <w:right w:w="130" w:type="dxa"/>
+            </w:tcMar>
+            <w:vAlign w:val="center"/>
+          </w:tcPr>
+          <w:p>
+            <w:pPr>
+              <w:jc w:val="center"/>
+              <w:rPr>
+                <w:rFonts w:asciiTheme="minorHAnsi" w:hAnsiTheme="minorHAnsi" w:cstheme="minorHAnsi"/>
+              </w:rPr>
+            </w:pPr>
+            <w:r>
+              <w:rPr>
+                <w:rFonts w:asciiTheme="minorHAnsi" w:hAnsiTheme="minorHAnsi" w:cstheme="minorHAnsi"/>
+              </w:rPr>
+              <w:t>32</w:t>
+            </w:r>
+          </w:p>
+        </w:tc>
+        <w:tc>
+          <w:tcPr>
+            <w:tcW w:w="2100" w:type="dxa"/>
+            <w:shd w:val="clear" w:color="auto" w:fill="EEF4F8"/>
+            <w:tcMar>
+              <w:top w:w="110" w:type="dxa"/>
+              <w:left w:w="130" w:type="dxa"/>
+              <w:bottom w:w="110" w:type="dxa"/>
+              <w:right w:w="130" w:type="dxa"/>
+            </w:tcMar>
+            <w:vAlign w:val="center"/>
+          </w:tcPr>
+          <w:p>
+            <w:pPr>
+              <w:jc w:val="center"/>
+              <w:rPr>
+                <w:rFonts w:asciiTheme="minorHAnsi" w:hAnsiTheme="minorHAnsi" w:cstheme="minorHAnsi"/>
+              </w:rPr>
+            </w:pPr>
+          </w:p>
+        </w:tc>
+        <w:tc>
+          <w:tcPr>
+            <w:tcW w:w="1400" w:type="dxa"/>
+            <w:shd w:val="clear" w:color="auto" w:fill="EEF4F8"/>
+            <w:tcMar>
+              <w:top w:w="110" w:type="dxa"/>
+              <w:left w:w="130" w:type="dxa"/>
+              <w:bottom w:w="110" w:type="dxa"/>
+              <w:right w:w="130" w:type="dxa"/>
+            </w:tcMar>
+            <w:vAlign w:val="center"/>
+          </w:tcPr>
+          <w:p>
+            <w:pPr>
+              <w:jc w:val="center"/>
+              <w:rPr>
+                <w:rFonts w:asciiTheme="minorHAnsi" w:hAnsiTheme="minorHAnsi" w:cstheme="minorHAnsi"/>
+              </w:rPr>
+            </w:pPr>
+          </w:p>
+        </w:tc>
+        <w:tc>
+          <w:tcPr>
+            <w:tcW w:w="1760" w:type="dxa"/>
+            <w:shd w:val="clear" w:color="auto" w:fill="EEF4F8"/>
+            <w:tcMar>
+              <w:top w:w="110" w:type="dxa"/>
+              <w:left w:w="130" w:type="dxa"/>
+              <w:bottom w:w="110" w:type="dxa"/>
+              <w:right w:w="130" w:type="dxa"/>
+            </w:tcMar>
+            <w:vAlign w:val="center"/>
+          </w:tcPr>
+          <w:p>
+            <w:pPr>
+              <w:jc w:val="center"/>
+              <w:rPr>
+                <w:rFonts w:asciiTheme="minorHAnsi" w:hAnsiTheme="minorHAnsi" w:cstheme="minorHAnsi"/>
+              </w:rPr>
+            </w:pPr>
+            <w:r>
+              <w:rPr>
+                <w:rFonts w:asciiTheme="minorHAnsi" w:hAnsiTheme="minorHAnsi" w:cstheme="minorHAnsi"/>
+              </w:rPr>
+              <w:t>PASS / FAIL</w:t>
+            </w:r>
+          </w:p>
+        </w:tc>
+        <w:tc>
+          <w:tcPr>
+            <w:tcW w:w="1400" w:type="dxa"/>
+            <w:shd w:val="clear" w:color="auto" w:fill="EEF4F8"/>
+            <w:tcMar>
+              <w:top w:w="110" w:type="dxa"/>
+              <w:left w:w="130" w:type="dxa"/>
+              <w:bottom w:w="110" w:type="dxa"/>
+              <w:right w:w="130" w:type="dxa"/>
+            </w:tcMar>
+            <w:vAlign w:val="center"/>
+          </w:tcPr>
+          <w:p>
+            <w:pPr>
+              <w:jc w:val="center"/>
+              <w:rPr>
+                <w:rFonts w:asciiTheme="minorHAnsi" w:hAnsiTheme="minorHAnsi" w:cstheme="minorHAnsi"/>
+              </w:rPr>
+            </w:pPr>
+          </w:p>
+        </w:tc>
+      </w:tr>
+    </w:tbl>
+    <w:p>
+      <w:pPr>
+        <w:keepNext/>
+        <w:spacing w:before="140" w:after="100"/>
+        <w:rPr>
+          <w:rFonts w:ascii="Arial" w:hAnsi="Arial"/>
+          <w:b/>
+          <w:color w:val="1F4E79"/>
+        </w:rPr>
+      </w:pPr>
+    </w:p>
+    <w:p>
+      <w:pPr>
+        <w:keepNext/>
+        <w:spacing w:before="140" w:after="100"/>
+      </w:pPr>
+      <w:r>
+        <w:rPr>
+          <w:rFonts w:ascii="Arial" w:hAnsi="Arial"/>
+          <w:b/>
+          <w:color w:val="1F4E79"/>
+        </w:rPr>
+        <w:t>Analysis Questions</w:t>
+      </w:r>
+    </w:p>
+    <w:p>
+      <w:pPr>
+        <w:ind w:left="360"/>
+        <w:jc w:val="both"/>
+        <w:rPr>
+          <w:rFonts w:asciiTheme="minorHAnsi" w:hAnsiTheme="minorHAnsi" w:cstheme="minorHAnsi"/>
+        </w:rPr>
+      </w:pPr>
+      <w:r>
+        <w:rPr>
+          <w:rFonts w:asciiTheme="minorHAnsi" w:hAnsiTheme="minorHAnsi" w:cstheme="minorHAnsi"/>
+        </w:rPr>
+        <w:t xml:space="preserve">In your report, </w:t>
+      </w:r>
+      <w:r>
+        <w:rPr>
+          <w:rFonts w:asciiTheme="minorHAnsi" w:hAnsiTheme="minorHAnsi" w:cstheme="minorHAnsi"/>
+        </w:rPr>
+        <w:t xml:space="preserve">discuss and </w:t>
+      </w:r>
+      <w:r>
+        <w:rPr>
+          <w:rFonts w:asciiTheme="minorHAnsi" w:hAnsiTheme="minorHAnsi" w:cstheme="minorHAnsi"/>
+        </w:rPr>
+        <w:t>answer the following questions</w:t>
+      </w:r>
+      <w:r>
+        <w:rPr>
+          <w:rFonts w:asciiTheme="minorHAnsi" w:hAnsiTheme="minorHAnsi" w:cstheme="minorHAnsi"/>
+        </w:rPr>
+        <w:t xml:space="preserve"> based on experiment results</w:t>
+      </w:r>
+      <w:r>
+        <w:rPr>
+          <w:rFonts w:asciiTheme="minorHAnsi" w:hAnsiTheme="minorHAnsi" w:cstheme="minorHAnsi"/>
+        </w:rPr>
+        <w:t>:</w:t>
+      </w:r>
+    </w:p>
+    <w:p>
+      <w:pPr>
+        <w:pStyle w:val="ListParagraph"/>
+        <w:numPr>
+          <w:ilvl w:val="0"/>
+          <w:numId w:val="6"/>
+        </w:numPr>
+        <w:jc w:val="both"/>
+        <w:rPr>
+          <w:rFonts w:cstheme="minorHAnsi"/>
+        </w:rPr>
+      </w:pPr>
+      <w:r>
+        <w:rPr>
+          <w:rFonts w:cstheme="minorHAnsi"/>
+        </w:rPr>
+        <w:t>Which thread count produced the lowest execution time?</w:t>
+      </w:r>
+    </w:p>
+    <w:p>
+      <w:pPr>
+        <w:pStyle w:val="ListParagraph"/>
+        <w:numPr>
+          <w:ilvl w:val="0"/>
+          <w:numId w:val="6"/>
+        </w:numPr>
+        <w:jc w:val="both"/>
+        <w:rPr>
+          <w:rFonts w:cstheme="minorHAnsi"/>
+        </w:rPr>
+      </w:pPr>
+      <w:r>
+        <w:rPr>
+          <w:rFonts w:cstheme="minorHAnsi"/>
+        </w:rPr>
+        <w:t>Did doubling the number of threads double the speedup? Explain why or why not.</w:t>
+      </w:r>
+    </w:p>
+    <w:p>
+      <w:pPr>
+        <w:pStyle w:val="ListParagraph"/>
+        <w:numPr>
+          <w:ilvl w:val="0"/>
+          <w:numId w:val="6"/>
+        </w:numPr>
+        <w:jc w:val="both"/>
+        <w:rPr>
+          <w:rFonts w:cstheme="minorHAnsi"/>
+        </w:rPr>
+      </w:pPr>
+      <w:r>
+        <w:rPr>
+          <w:rFonts w:cstheme="minorHAnsi"/>
+        </w:rPr>
+        <w:t>At what thread count did speedup stop improving, and how does this relate to the available CPU cores?</w:t>
+      </w:r>
+    </w:p>
+    <w:p>
+      <w:pPr>
+        <w:pStyle w:val="ListParagraph"/>
+        <w:numPr>
+          <w:ilvl w:val="0"/>
+          <w:numId w:val="6"/>
+        </w:numPr>
+        <w:jc w:val="both"/>
+        <w:rPr>
+          <w:rFonts w:cstheme="minorHAnsi"/>
+        </w:rPr>
+      </w:pPr>
+      <w:r>
+        <w:rPr>
+          <w:rFonts w:cstheme="minorHAnsi"/>
+        </w:rPr>
+        <w:t xml:space="preserve">What portions of the program remain sequential, and what overhead is introduced by </w:t>
+      </w:r>
+      <w:proofErr w:type="spellStart"/>
+      <w:r>
+        <w:rPr>
+          <w:rFonts w:cstheme="minorHAnsi"/>
+        </w:rPr>
+        <w:t>pthreads</w:t>
+      </w:r>
+      <w:proofErr w:type="spellEnd"/>
+      <w:r>
+        <w:rPr>
+          <w:rFonts w:cstheme="minorHAnsi"/>
+        </w:rPr>
+        <w:t>?</w:t>
+      </w:r>
+    </w:p>
+    <w:p>
+      <w:pPr>
+        <w:jc w:val="both"/>
+        <w:rPr>
+          <w:rFonts w:asciiTheme="minorHAnsi" w:hAnsiTheme="minorHAnsi" w:cstheme="minorHAnsi"/>
+        </w:rPr>
+      </w:pPr>
+    </w:p>
+    <w:p>
+      <w:pPr>
+        <w:rPr>
+          <w:rFonts w:asciiTheme="minorHAnsi" w:hAnsiTheme="minorHAnsi" w:cstheme="minorHAnsi"/>
+          <w:b/>
+          <w:bCs/>
+          <w:sz w:val="28"/>
+          <w:szCs w:val="28"/>
+        </w:rPr>
+      </w:pPr>
+    </w:p>
+    <w:p>
+      <w:pPr>
+        <w:keepNext/>
+        <w:spacing w:before="140" w:after="100"/>
+        <w:rPr>
+          <w:rFonts w:ascii="Arial" w:hAnsi="Arial"/>
+          <w:b/>
+          <w:color w:val="1F4E79"/>
+        </w:rPr>
+      </w:pPr>
+      <w:r>
+        <w:rPr>
+          <w:rFonts w:ascii="Arial" w:hAnsi="Arial"/>
+          <w:b/>
+          <w:color w:val="1F4E79"/>
+        </w:rPr>
+        <w:t>(</w:t>
+      </w:r>
+      <w:r>
+        <w:rPr>
+          <w:rFonts w:ascii="Apple Color Emoji" w:hAnsi="Apple Color Emoji" w:cs="Apple Color Emoji"/>
+          <w:b/>
+          <w:color w:val="1F4E79"/>
+        </w:rPr>
+        <w:t>⚠️</w:t>
+      </w:r>
+      <w:r>
+        <w:rPr>
+          <w:rFonts w:ascii="Arial" w:hAnsi="Arial"/>
+          <w:b/>
+          <w:color w:val="1F4E79"/>
+        </w:rPr>
+        <w:t xml:space="preserve">) Submission format: </w:t>
+      </w:r>
+    </w:p>
+    <w:p>
+      <w:pPr>
+        <w:ind w:left="360"/>
+        <w:rPr>
+          <w:rFonts w:asciiTheme="minorHAnsi" w:hAnsiTheme="minorHAnsi" w:cstheme="minorHAnsi"/>
+        </w:rPr>
+      </w:pPr>
+    </w:p>
+    <w:p>
+      <w:pPr>
+        <w:ind w:left="360"/>
+        <w:rPr>
+          <w:rFonts w:asciiTheme="minorHAnsi" w:hAnsiTheme="minorHAnsi" w:cstheme="minorHAnsi"/>
+        </w:rPr>
+      </w:pPr>
+      <w:r>
+        <w:rPr>
+          <w:rFonts w:asciiTheme="minorHAnsi" w:hAnsiTheme="minorHAnsi" w:cstheme="minorHAnsi"/>
+        </w:rPr>
+        <w:t>Please submit the following two files:</w:t>
+      </w:r>
+    </w:p>
+    <w:p>
+      <w:pPr>
+        <w:pStyle w:val="ListParagraph"/>
+        <w:numPr>
+          <w:ilvl w:val="0"/>
+          <w:numId w:val="4"/>
+        </w:numPr>
+        <w:rPr>
+          <w:rFonts w:cstheme="minorHAnsi"/>
           <w:i/>
           <w:iCs/>
-          <w:color w:val="FF0000"/>
-          <w:u w:val="single"/>
-        </w:rPr>
-        <w:t>source code</w:t>
-      </w:r>
-      <w:r>
-        <w:t xml:space="preserve">, and </w:t>
-      </w:r>
-      <w:r>
-        <w:rPr>
+        </w:rPr>
+      </w:pPr>
+      <w:r>
+        <w:rPr>
+          <w:rFonts w:cstheme="minorHAnsi"/>
+          <w:i/>
+          <w:iCs/>
+        </w:rPr>
+        <w:t>One report file containing:</w:t>
+      </w:r>
+    </w:p>
+    <w:p>
+      <w:pPr>
+        <w:pStyle w:val="ListParagraph"/>
+        <w:numPr>
+          <w:ilvl w:val="1"/>
+          <w:numId w:val="4"/>
+        </w:numPr>
+        <w:rPr>
+          <w:rFonts w:cstheme="minorHAnsi"/>
+          <w:i/>
+          <w:iCs/>
+        </w:rPr>
+      </w:pPr>
+      <w:r>
+        <w:rPr>
+          <w:rFonts w:cstheme="minorHAnsi"/>
+          <w:i/>
+          <w:iCs/>
+        </w:rPr>
+        <w:t>All screenshots</w:t>
+      </w:r>
+      <w:r>
+        <w:rPr>
+          <w:rFonts w:cstheme="minorHAnsi"/>
+          <w:i/>
+          <w:iCs/>
+        </w:rPr>
+        <w:t xml:space="preserve"> and experiment results</w:t>
+      </w:r>
+      <w:r>
+        <w:rPr>
+          <w:rFonts w:cstheme="minorHAnsi"/>
+          <w:i/>
+          <w:iCs/>
+        </w:rPr>
+        <w:t xml:space="preserve"> from Part</w:t>
+      </w:r>
+      <w:r>
+        <w:rPr>
+          <w:rFonts w:cstheme="minorHAnsi"/>
+          <w:i/>
+          <w:iCs/>
+        </w:rPr>
+        <w:t>s</w:t>
+      </w:r>
+      <w:r>
+        <w:rPr>
+          <w:rFonts w:cstheme="minorHAnsi"/>
+          <w:i/>
+          <w:iCs/>
+        </w:rPr>
+        <w:t xml:space="preserve"> </w:t>
+      </w:r>
+      <w:r>
+        <w:rPr>
+          <w:rFonts w:cstheme="minorHAnsi"/>
+          <w:i/>
+          <w:iCs/>
+        </w:rPr>
+        <w:t>A and</w:t>
+      </w:r>
+      <w:r>
+        <w:rPr>
+          <w:rFonts w:cstheme="minorHAnsi"/>
+          <w:i/>
+          <w:iCs/>
+        </w:rPr>
+        <w:t xml:space="preserve"> B</w:t>
+      </w:r>
+      <w:r>
+        <w:rPr>
+          <w:rFonts w:cstheme="minorHAnsi"/>
+          <w:i/>
+          <w:iCs/>
+        </w:rPr>
+        <w:t>.</w:t>
+      </w:r>
+    </w:p>
+    <w:p>
+      <w:pPr>
+        <w:pStyle w:val="ListParagraph"/>
+        <w:numPr>
+          <w:ilvl w:val="1"/>
+          <w:numId w:val="4"/>
+        </w:numPr>
+        <w:rPr>
+          <w:rFonts w:cstheme="minorHAnsi"/>
+          <w:i/>
+          <w:iCs/>
+        </w:rPr>
+      </w:pPr>
+      <w:r>
+        <w:rPr>
+          <w:rFonts w:cstheme="minorHAnsi"/>
+          <w:i/>
+          <w:iCs/>
+        </w:rPr>
+        <w:t>A detailed discussion of your code logic and implementation</w:t>
+      </w:r>
+    </w:p>
+    <w:p>
+      <w:pPr>
+        <w:pStyle w:val="ListParagraph"/>
+        <w:numPr>
+          <w:ilvl w:val="0"/>
+          <w:numId w:val="4"/>
+        </w:numPr>
+        <w:rPr>
+          <w:rFonts w:cstheme="minorHAnsi"/>
+          <w:i/>
+          <w:iCs/>
+        </w:rPr>
+      </w:pPr>
+      <w:r>
+        <w:rPr>
+          <w:rFonts w:cstheme="minorHAnsi"/>
+          <w:i/>
+          <w:iCs/>
+        </w:rPr>
+        <w:t>One ZIP file containing:</w:t>
+      </w:r>
+    </w:p>
+    <w:p>
+      <w:pPr>
+        <w:pStyle w:val="ListParagraph"/>
+        <w:numPr>
+          <w:ilvl w:val="1"/>
+          <w:numId w:val="4"/>
+        </w:numPr>
+        <w:rPr>
+          <w:rFonts w:cstheme="minorHAnsi"/>
+          <w:i/>
+          <w:iCs/>
+        </w:rPr>
+      </w:pPr>
+      <w:r>
+        <w:rPr>
+          <w:rFonts w:cstheme="minorHAnsi"/>
+          <w:i/>
+          <w:iCs/>
+        </w:rPr>
+        <w:t>All code files from Parts A</w:t>
+      </w:r>
+      <w:r>
+        <w:rPr>
+          <w:rFonts w:cstheme="minorHAnsi"/>
+          <w:i/>
+          <w:iCs/>
+        </w:rPr>
+        <w:t xml:space="preserve"> and B</w:t>
+      </w:r>
+      <w:r>
+        <w:rPr>
+          <w:rFonts w:cstheme="minorHAnsi"/>
+          <w:i/>
+          <w:iCs/>
+        </w:rPr>
+        <w:t>. The Code files should be organized clearly and logically</w:t>
+      </w:r>
+    </w:p>
+    <w:p>
+      <w:pPr>
+        <w:ind w:left="360"/>
+        <w:rPr>
+          <w:rFonts w:asciiTheme="minorHAnsi" w:hAnsiTheme="minorHAnsi" w:cstheme="minorHAnsi"/>
+        </w:rPr>
+      </w:pPr>
+    </w:p>
+    <w:p>
+      <w:pPr>
+        <w:ind w:left="360"/>
+        <w:rPr>
+          <w:rFonts w:asciiTheme="minorHAnsi" w:hAnsiTheme="minorHAnsi" w:cstheme="minorHAnsi"/>
           <w:b/>
           <w:bCs/>
-          <w:i/>
-          <w:iCs/>
-          <w:color w:val="FF0000"/>
-          <w:u w:val="single"/>
-        </w:rPr>
-        <w:t>a report describe your code logic</w:t>
-      </w:r>
-      <w:r>
-        <w:rPr>
-          <w:i/>
-          <w:iCs/>
-          <w:color w:val="000000" w:themeColor="text1"/>
-          <w:u w:val="single"/>
-        </w:rPr>
-        <w:t xml:space="preserve">. </w:t>
-      </w:r>
-      <w:r>
-        <w:rPr>
+          <w:color w:val="EE0000"/>
+        </w:rPr>
+      </w:pPr>
+      <w:r>
+        <w:rPr>
+          <w:rFonts w:asciiTheme="minorHAnsi" w:hAnsiTheme="minorHAnsi" w:cstheme="minorHAnsi"/>
           <w:b/>
           <w:bCs/>
-          <w:i/>
-          <w:iCs/>
-          <w:color w:val="FF0000"/>
-          <w:u w:val="single"/>
-        </w:rPr>
-        <w:t>O</w:t>
-      </w:r>
-      <w:r>
-        <w:rPr>
-          <w:b/>
-          <w:bCs/>
-          <w:i/>
-          <w:iCs/>
-          <w:color w:val="FF0000"/>
-          <w:u w:val="single"/>
-        </w:rPr>
-        <w:t xml:space="preserve">utput </w:t>
-      </w:r>
-      <w:r>
-        <w:rPr>
-          <w:b/>
-          <w:bCs/>
-          <w:i/>
-          <w:iCs/>
-          <w:color w:val="FF0000"/>
-          <w:u w:val="single"/>
-        </w:rPr>
-        <w:t xml:space="preserve">screenshot </w:t>
-      </w:r>
-      <w:r>
-        <w:rPr>
-          <w:b/>
-          <w:bCs/>
-          <w:i/>
-          <w:iCs/>
-          <w:color w:val="FF0000"/>
-          <w:u w:val="single"/>
-        </w:rPr>
-        <w:t>of your code</w:t>
-      </w:r>
-      <w:r>
-        <w:t xml:space="preserve"> should be included in the report.</w:t>
+          <w:color w:val="EE0000"/>
+        </w:rPr>
+        <w:t>Important: Submissions that do not follow the format above will not be graded.</w:t>
       </w:r>
     </w:p>
     <w:p/>
@@ -5638,7 +9086,7 @@
 </file>
 
 <file path=word/endnotes.xml><?xml version="1.0" encoding="utf-8"?>
-<w:endnotes xmlns:wpc="http://schemas.microsoft.com/office/word/2010/wordprocessingCanvas" xmlns:cx="http://schemas.microsoft.com/office/drawing/2014/chartex" xmlns:cx1="http://schemas.microsoft.com/office/drawing/2015/9/8/chartex" xmlns:cx2="http://schemas.microsoft.com/office/drawing/2015/10/21/chartex" xmlns:cx3="http://schemas.microsoft.com/office/drawing/2016/5/9/chartex" xmlns:cx4="http://schemas.microsoft.com/office/drawing/2016/5/10/chartex" xmlns:cx5="http://schemas.microsoft.com/office/drawing/2016/5/11/chartex" xmlns:cx6="http://schemas.microsoft.com/office/drawing/2016/5/12/chartex" xmlns:cx7="http://schemas.microsoft.com/office/drawing/2016/5/13/chartex" xmlns:cx8="http://schemas.microsoft.com/office/drawing/2016/5/14/chartex" xmlns:mc="http://schemas.openxmlformats.org/markup-compatibility/2006" xmlns:aink="http://schemas.microsoft.com/office/drawing/2016/ink" xmlns:am3d="http://schemas.microsoft.com/office/drawing/2017/model3d" xmlns:o="urn:schemas-microsoft-com:office:office" xmlns:oel="http://schemas.microsoft.com/office/2019/extlst" xmlns:r="http://schemas.openxmlformats.org/officeDocument/2006/relationships" xmlns:m="http://schemas.openxmlformats.org/officeDocument/2006/math" xmlns:v="urn:schemas-microsoft-com:vml" xmlns:wp14="http://schemas.microsoft.com/office/word/2010/wordprocessingDrawing" xmlns:wp="http://schemas.openxmlformats.org/drawingml/2006/wordprocessingDrawing" xmlns:w10="urn:schemas-microsoft-com:office:word" xmlns:w="http://schemas.openxmlformats.org/wordprocessingml/2006/main" xmlns:w14="http://schemas.microsoft.com/office/word/2010/wordml" xmlns:w15="http://schemas.microsoft.com/office/word/2012/wordml" xmlns:w16cex="http://schemas.microsoft.com/office/word/2018/wordml/cex" xmlns:w16cid="http://schemas.microsoft.com/office/word/2016/wordml/cid" xmlns:w16="http://schemas.microsoft.com/office/word/2018/wordml" xmlns:w16sdtdh="http://schemas.microsoft.com/office/word/2020/wordml/sdtdatahash" xmlns:w16se="http://schemas.microsoft.com/office/word/2015/wordml/symex" xmlns:wpg="http://schemas.microsoft.com/office/word/2010/wordprocessingGroup" xmlns:wpi="http://schemas.microsoft.com/office/word/2010/wordprocessingInk" xmlns:wne="http://schemas.microsoft.com/office/word/2006/wordml" xmlns:wps="http://schemas.microsoft.com/office/word/2010/wordprocessingShape" mc:Ignorable="w14 w15 w16se w16cid w16 w16cex w16sdtdh wp14">
+<w:endnotes xmlns:wpc="http://schemas.microsoft.com/office/word/2010/wordprocessingCanvas" xmlns:cx="http://schemas.microsoft.com/office/drawing/2014/chartex" xmlns:cx1="http://schemas.microsoft.com/office/drawing/2015/9/8/chartex" xmlns:cx2="http://schemas.microsoft.com/office/drawing/2015/10/21/chartex" xmlns:cx3="http://schemas.microsoft.com/office/drawing/2016/5/9/chartex" xmlns:cx4="http://schemas.microsoft.com/office/drawing/2016/5/10/chartex" xmlns:cx5="http://schemas.microsoft.com/office/drawing/2016/5/11/chartex" xmlns:cx6="http://schemas.microsoft.com/office/drawing/2016/5/12/chartex" xmlns:cx7="http://schemas.microsoft.com/office/drawing/2016/5/13/chartex" xmlns:cx8="http://schemas.microsoft.com/office/drawing/2016/5/14/chartex" xmlns:mc="http://schemas.openxmlformats.org/markup-compatibility/2006" xmlns:m="http://schemas.openxmlformats.org/officeDocument/2006/math" xmlns:aink="http://schemas.microsoft.com/office/drawing/2016/ink" xmlns:am3d="http://schemas.microsoft.com/office/drawing/2017/model3d" xmlns:oel="http://schemas.microsoft.com/office/2019/extlst" xmlns:r="http://schemas.openxmlformats.org/officeDocument/2006/relationships" xmlns:wp14="http://schemas.microsoft.com/office/word/2010/wordprocessingDrawing" xmlns:wp="http://schemas.openxmlformats.org/drawingml/2006/wordprocessingDrawing" xmlns:wpg="http://schemas.microsoft.com/office/word/2010/wordprocessingGroup" xmlns:wpi="http://schemas.microsoft.com/office/word/2010/wordprocessingInk" xmlns:wps="http://schemas.microsoft.com/office/word/2010/wordprocessingShape" xmlns:o="urn:schemas-microsoft-com:office:office" xmlns:v="urn:schemas-microsoft-com:vml" xmlns:w10="urn:schemas-microsoft-com:office:word" xmlns:w="http://schemas.openxmlformats.org/wordprocessingml/2006/main" xmlns:w14="http://schemas.microsoft.com/office/word/2010/wordml" xmlns:w15="http://schemas.microsoft.com/office/word/2012/wordml" xmlns:w16cei="http://schemas.microsoft.com/office/word/2026/wordml/cei" xmlns:w16cex="http://schemas.microsoft.com/office/word/2018/wordml/cex" xmlns:w16cid="http://schemas.microsoft.com/office/word/2016/wordml/cid" xmlns:w16="http://schemas.microsoft.com/office/word/2018/wordml" xmlns:w16sdtdh="http://schemas.microsoft.com/office/word/2020/wordml/sdtdatahash" xmlns:w16sdtfl="http://schemas.microsoft.com/office/word/2024/wordml/sdtformatlock" xmlns:w16se="http://schemas.microsoft.com/office/word/2015/wordml/symex" xmlns:w16du="http://schemas.microsoft.com/office/word/2023/wordml/word16du" xmlns:wne="http://schemas.microsoft.com/office/word/2006/wordml" mc:Ignorable="w14 w15 w16se w16cid w16 w16cex w16sdtdh w16sdtfl w16du wp14">
   <w:endnote w:type="separator" w:id="-1">
     <w:p>
       <w:r>
@@ -5657,7 +9105,7 @@
 </file>
 
 <file path=word/footnotes.xml><?xml version="1.0" encoding="utf-8"?>
-<w:footnotes xmlns:wpc="http://schemas.microsoft.com/office/word/2010/wordprocessingCanvas" xmlns:cx="http://schemas.microsoft.com/office/drawing/2014/chartex" xmlns:cx1="http://schemas.microsoft.com/office/drawing/2015/9/8/chartex" xmlns:cx2="http://schemas.microsoft.com/office/drawing/2015/10/21/chartex" xmlns:cx3="http://schemas.microsoft.com/office/drawing/2016/5/9/chartex" xmlns:cx4="http://schemas.microsoft.com/office/drawing/2016/5/10/chartex" xmlns:cx5="http://schemas.microsoft.com/office/drawing/2016/5/11/chartex" xmlns:cx6="http://schemas.microsoft.com/office/drawing/2016/5/12/chartex" xmlns:cx7="http://schemas.microsoft.com/office/drawing/2016/5/13/chartex" xmlns:cx8="http://schemas.microsoft.com/office/drawing/2016/5/14/chartex" xmlns:mc="http://schemas.openxmlformats.org/markup-compatibility/2006" xmlns:aink="http://schemas.microsoft.com/office/drawing/2016/ink" xmlns:am3d="http://schemas.microsoft.com/office/drawing/2017/model3d" xmlns:o="urn:schemas-microsoft-com:office:office" xmlns:oel="http://schemas.microsoft.com/office/2019/extlst" xmlns:r="http://schemas.openxmlformats.org/officeDocument/2006/relationships" xmlns:m="http://schemas.openxmlformats.org/officeDocument/2006/math" xmlns:v="urn:schemas-microsoft-com:vml" xmlns:wp14="http://schemas.microsoft.com/office/word/2010/wordprocessingDrawing" xmlns:wp="http://schemas.openxmlformats.org/drawingml/2006/wordprocessingDrawing" xmlns:w10="urn:schemas-microsoft-com:office:word" xmlns:w="http://schemas.openxmlformats.org/wordprocessingml/2006/main" xmlns:w14="http://schemas.microsoft.com/office/word/2010/wordml" xmlns:w15="http://schemas.microsoft.com/office/word/2012/wordml" xmlns:w16cex="http://schemas.microsoft.com/office/word/2018/wordml/cex" xmlns:w16cid="http://schemas.microsoft.com/office/word/2016/wordml/cid" xmlns:w16="http://schemas.microsoft.com/office/word/2018/wordml" xmlns:w16sdtdh="http://schemas.microsoft.com/office/word/2020/wordml/sdtdatahash" xmlns:w16se="http://schemas.microsoft.com/office/word/2015/wordml/symex" xmlns:wpg="http://schemas.microsoft.com/office/word/2010/wordprocessingGroup" xmlns:wpi="http://schemas.microsoft.com/office/word/2010/wordprocessingInk" xmlns:wne="http://schemas.microsoft.com/office/word/2006/wordml" xmlns:wps="http://schemas.microsoft.com/office/word/2010/wordprocessingShape" mc:Ignorable="w14 w15 w16se w16cid w16 w16cex w16sdtdh wp14">
+<w:footnotes xmlns:wpc="http://schemas.microsoft.com/office/word/2010/wordprocessingCanvas" xmlns:cx="http://schemas.microsoft.com/office/drawing/2014/chartex" xmlns:cx1="http://schemas.microsoft.com/office/drawing/2015/9/8/chartex" xmlns:cx2="http://schemas.microsoft.com/office/drawing/2015/10/21/chartex" xmlns:cx3="http://schemas.microsoft.com/office/drawing/2016/5/9/chartex" xmlns:cx4="http://schemas.microsoft.com/office/drawing/2016/5/10/chartex" xmlns:cx5="http://schemas.microsoft.com/office/drawing/2016/5/11/chartex" xmlns:cx6="http://schemas.microsoft.com/office/drawing/2016/5/12/chartex" xmlns:cx7="http://schemas.microsoft.com/office/drawing/2016/5/13/chartex" xmlns:cx8="http://schemas.microsoft.com/office/drawing/2016/5/14/chartex" xmlns:mc="http://schemas.openxmlformats.org/markup-compatibility/2006" xmlns:m="http://schemas.openxmlformats.org/officeDocument/2006/math" xmlns:aink="http://schemas.microsoft.com/office/drawing/2016/ink" xmlns:am3d="http://schemas.microsoft.com/office/drawing/2017/model3d" xmlns:oel="http://schemas.microsoft.com/office/2019/extlst" xmlns:r="http://schemas.openxmlformats.org/officeDocument/2006/relationships" xmlns:wp14="http://schemas.microsoft.com/office/word/2010/wordprocessingDrawing" xmlns:wp="http://schemas.openxmlformats.org/drawingml/2006/wordprocessingDrawing" xmlns:wpg="http://schemas.microsoft.com/office/word/2010/wordprocessingGroup" xmlns:wpi="http://schemas.microsoft.com/office/word/2010/wordprocessingInk" xmlns:wps="http://schemas.microsoft.com/office/word/2010/wordprocessingShape" xmlns:o="urn:schemas-microsoft-com:office:office" xmlns:v="urn:schemas-microsoft-com:vml" xmlns:w10="urn:schemas-microsoft-com:office:word" xmlns:w="http://schemas.openxmlformats.org/wordprocessingml/2006/main" xmlns:w14="http://schemas.microsoft.com/office/word/2010/wordml" xmlns:w15="http://schemas.microsoft.com/office/word/2012/wordml" xmlns:w16cei="http://schemas.microsoft.com/office/word/2026/wordml/cei" xmlns:w16cex="http://schemas.microsoft.com/office/word/2018/wordml/cex" xmlns:w16cid="http://schemas.microsoft.com/office/word/2016/wordml/cid" xmlns:w16="http://schemas.microsoft.com/office/word/2018/wordml" xmlns:w16sdtdh="http://schemas.microsoft.com/office/word/2020/wordml/sdtdatahash" xmlns:w16sdtfl="http://schemas.microsoft.com/office/word/2024/wordml/sdtformatlock" xmlns:w16se="http://schemas.microsoft.com/office/word/2015/wordml/symex" xmlns:w16du="http://schemas.microsoft.com/office/word/2023/wordml/word16du" xmlns:wne="http://schemas.microsoft.com/office/word/2006/wordml" mc:Ignorable="w14 w15 w16se w16cid w16 w16cex w16sdtdh w16sdtfl w16du wp14">
   <w:footnote w:type="separator" w:id="-1">
     <w:p>
       <w:r>
@@ -5676,8 +9124,336 @@
 </file>
 
 <file path=word/numbering.xml><?xml version="1.0" encoding="utf-8"?>
-<w:numbering xmlns:wpc="http://schemas.microsoft.com/office/word/2010/wordprocessingCanvas" xmlns:cx="http://schemas.microsoft.com/office/drawing/2014/chartex" xmlns:cx1="http://schemas.microsoft.com/office/drawing/2015/9/8/chartex" xmlns:cx2="http://schemas.microsoft.com/office/drawing/2015/10/21/chartex" xmlns:cx3="http://schemas.microsoft.com/office/drawing/2016/5/9/chartex" xmlns:cx4="http://schemas.microsoft.com/office/drawing/2016/5/10/chartex" xmlns:cx5="http://schemas.microsoft.com/office/drawing/2016/5/11/chartex" xmlns:cx6="http://schemas.microsoft.com/office/drawing/2016/5/12/chartex" xmlns:cx7="http://schemas.microsoft.com/office/drawing/2016/5/13/chartex" xmlns:cx8="http://schemas.microsoft.com/office/drawing/2016/5/14/chartex" xmlns:mc="http://schemas.openxmlformats.org/markup-compatibility/2006" xmlns:aink="http://schemas.microsoft.com/office/drawing/2016/ink" xmlns:am3d="http://schemas.microsoft.com/office/drawing/2017/model3d" xmlns:o="urn:schemas-microsoft-com:office:office" xmlns:oel="http://schemas.microsoft.com/office/2019/extlst" xmlns:r="http://schemas.openxmlformats.org/officeDocument/2006/relationships" xmlns:m="http://schemas.openxmlformats.org/officeDocument/2006/math" xmlns:v="urn:schemas-microsoft-com:vml" xmlns:wp14="http://schemas.microsoft.com/office/word/2010/wordprocessingDrawing" xmlns:wp="http://schemas.openxmlformats.org/drawingml/2006/wordprocessingDrawing" xmlns:w10="urn:schemas-microsoft-com:office:word" xmlns:w="http://schemas.openxmlformats.org/wordprocessingml/2006/main" xmlns:w14="http://schemas.microsoft.com/office/word/2010/wordml" xmlns:w15="http://schemas.microsoft.com/office/word/2012/wordml" xmlns:w16cex="http://schemas.microsoft.com/office/word/2018/wordml/cex" xmlns:w16cid="http://schemas.microsoft.com/office/word/2016/wordml/cid" xmlns:w16="http://schemas.microsoft.com/office/word/2018/wordml" xmlns:w16sdtdh="http://schemas.microsoft.com/office/word/2020/wordml/sdtdatahash" xmlns:w16se="http://schemas.microsoft.com/office/word/2015/wordml/symex" xmlns:wpg="http://schemas.microsoft.com/office/word/2010/wordprocessingGroup" xmlns:wpi="http://schemas.microsoft.com/office/word/2010/wordprocessingInk" xmlns:wne="http://schemas.microsoft.com/office/word/2006/wordml" xmlns:wps="http://schemas.microsoft.com/office/word/2010/wordprocessingShape" mc:Ignorable="w14 w15 w16se w16cid w16 w16cex w16sdtdh wp14">
+<w:numbering xmlns:wpc="http://schemas.microsoft.com/office/word/2010/wordprocessingCanvas" xmlns:cx="http://schemas.microsoft.com/office/drawing/2014/chartex" xmlns:cx1="http://schemas.microsoft.com/office/drawing/2015/9/8/chartex" xmlns:cx2="http://schemas.microsoft.com/office/drawing/2015/10/21/chartex" xmlns:cx3="http://schemas.microsoft.com/office/drawing/2016/5/9/chartex" xmlns:cx4="http://schemas.microsoft.com/office/drawing/2016/5/10/chartex" xmlns:cx5="http://schemas.microsoft.com/office/drawing/2016/5/11/chartex" xmlns:cx6="http://schemas.microsoft.com/office/drawing/2016/5/12/chartex" xmlns:cx7="http://schemas.microsoft.com/office/drawing/2016/5/13/chartex" xmlns:cx8="http://schemas.microsoft.com/office/drawing/2016/5/14/chartex" xmlns:mc="http://schemas.openxmlformats.org/markup-compatibility/2006" xmlns:m="http://schemas.openxmlformats.org/officeDocument/2006/math" xmlns:aink="http://schemas.microsoft.com/office/drawing/2016/ink" xmlns:am3d="http://schemas.microsoft.com/office/drawing/2017/model3d" xmlns:oel="http://schemas.microsoft.com/office/2019/extlst" xmlns:r="http://schemas.openxmlformats.org/officeDocument/2006/relationships" xmlns:wp14="http://schemas.microsoft.com/office/word/2010/wordprocessingDrawing" xmlns:wp="http://schemas.openxmlformats.org/drawingml/2006/wordprocessingDrawing" xmlns:wpg="http://schemas.microsoft.com/office/word/2010/wordprocessingGroup" xmlns:wpi="http://schemas.microsoft.com/office/word/2010/wordprocessingInk" xmlns:wps="http://schemas.microsoft.com/office/word/2010/wordprocessingShape" xmlns:o="urn:schemas-microsoft-com:office:office" xmlns:v="urn:schemas-microsoft-com:vml" xmlns:w10="urn:schemas-microsoft-com:office:word" xmlns:w="http://schemas.openxmlformats.org/wordprocessingml/2006/main" xmlns:w14="http://schemas.microsoft.com/office/word/2010/wordml" xmlns:w15="http://schemas.microsoft.com/office/word/2012/wordml" xmlns:w16cei="http://schemas.microsoft.com/office/word/2026/wordml/cei" xmlns:w16cex="http://schemas.microsoft.com/office/word/2018/wordml/cex" xmlns:w16cid="http://schemas.microsoft.com/office/word/2016/wordml/cid" xmlns:w16="http://schemas.microsoft.com/office/word/2018/wordml" xmlns:w16sdtdh="http://schemas.microsoft.com/office/word/2020/wordml/sdtdatahash" xmlns:w16sdtfl="http://schemas.microsoft.com/office/word/2024/wordml/sdtformatlock" xmlns:w16se="http://schemas.microsoft.com/office/word/2015/wordml/symex" xmlns:w16du="http://schemas.microsoft.com/office/word/2023/wordml/word16du" xmlns:wne="http://schemas.microsoft.com/office/word/2006/wordml" mc:Ignorable="w14 w15 w16se w16cid w16 w16cex w16sdtdh w16sdtfl w16du wp14">
   <w:abstractNum w:abstractNumId="0" w15:restartNumberingAfterBreak="0">
+    <w:nsid w:val="0DD5557B"/>
+    <w:multiLevelType w:val="hybridMultilevel"/>
+    <w:tmpl w:val="28B4FA5E"/>
+    <w:lvl w:ilvl="0" w:tplc="04090001">
+      <w:start w:val="1"/>
+      <w:numFmt w:val="bullet"/>
+      <w:lvlText w:val=""/>
+      <w:lvlJc w:val="left"/>
+      <w:pPr>
+        <w:ind w:left="1080" w:hanging="360"/>
+      </w:pPr>
+      <w:rPr>
+        <w:rFonts w:ascii="Symbol" w:hAnsi="Symbol" w:hint="default"/>
+      </w:rPr>
+    </w:lvl>
+    <w:lvl w:ilvl="1" w:tplc="04090003" w:tentative="1">
+      <w:start w:val="1"/>
+      <w:numFmt w:val="bullet"/>
+      <w:lvlText w:val="o"/>
+      <w:lvlJc w:val="left"/>
+      <w:pPr>
+        <w:ind w:left="1800" w:hanging="360"/>
+      </w:pPr>
+      <w:rPr>
+        <w:rFonts w:ascii="Courier New" w:hAnsi="Courier New" w:cs="Courier New" w:hint="default"/>
+      </w:rPr>
+    </w:lvl>
+    <w:lvl w:ilvl="2" w:tplc="04090005" w:tentative="1">
+      <w:start w:val="1"/>
+      <w:numFmt w:val="bullet"/>
+      <w:lvlText w:val=""/>
+      <w:lvlJc w:val="left"/>
+      <w:pPr>
+        <w:ind w:left="2520" w:hanging="360"/>
+      </w:pPr>
+      <w:rPr>
+        <w:rFonts w:ascii="Wingdings" w:hAnsi="Wingdings" w:hint="default"/>
+      </w:rPr>
+    </w:lvl>
+    <w:lvl w:ilvl="3" w:tplc="04090001" w:tentative="1">
+      <w:start w:val="1"/>
+      <w:numFmt w:val="bullet"/>
+      <w:lvlText w:val=""/>
+      <w:lvlJc w:val="left"/>
+      <w:pPr>
+        <w:ind w:left="3240" w:hanging="360"/>
+      </w:pPr>
+      <w:rPr>
+        <w:rFonts w:ascii="Symbol" w:hAnsi="Symbol" w:hint="default"/>
+      </w:rPr>
+    </w:lvl>
+    <w:lvl w:ilvl="4" w:tplc="04090003" w:tentative="1">
+      <w:start w:val="1"/>
+      <w:numFmt w:val="bullet"/>
+      <w:lvlText w:val="o"/>
+      <w:lvlJc w:val="left"/>
+      <w:pPr>
+        <w:ind w:left="3960" w:hanging="360"/>
+      </w:pPr>
+      <w:rPr>
+        <w:rFonts w:ascii="Courier New" w:hAnsi="Courier New" w:cs="Courier New" w:hint="default"/>
+      </w:rPr>
+    </w:lvl>
+    <w:lvl w:ilvl="5" w:tplc="04090005" w:tentative="1">
+      <w:start w:val="1"/>
+      <w:numFmt w:val="bullet"/>
+      <w:lvlText w:val=""/>
+      <w:lvlJc w:val="left"/>
+      <w:pPr>
+        <w:ind w:left="4680" w:hanging="360"/>
+      </w:pPr>
+      <w:rPr>
+        <w:rFonts w:ascii="Wingdings" w:hAnsi="Wingdings" w:hint="default"/>
+      </w:rPr>
+    </w:lvl>
+    <w:lvl w:ilvl="6" w:tplc="04090001" w:tentative="1">
+      <w:start w:val="1"/>
+      <w:numFmt w:val="bullet"/>
+      <w:lvlText w:val=""/>
+      <w:lvlJc w:val="left"/>
+      <w:pPr>
+        <w:ind w:left="5400" w:hanging="360"/>
+      </w:pPr>
+      <w:rPr>
+        <w:rFonts w:ascii="Symbol" w:hAnsi="Symbol" w:hint="default"/>
+      </w:rPr>
+    </w:lvl>
+    <w:lvl w:ilvl="7" w:tplc="04090003" w:tentative="1">
+      <w:start w:val="1"/>
+      <w:numFmt w:val="bullet"/>
+      <w:lvlText w:val="o"/>
+      <w:lvlJc w:val="left"/>
+      <w:pPr>
+        <w:ind w:left="6120" w:hanging="360"/>
+      </w:pPr>
+      <w:rPr>
+        <w:rFonts w:ascii="Courier New" w:hAnsi="Courier New" w:cs="Courier New" w:hint="default"/>
+      </w:rPr>
+    </w:lvl>
+    <w:lvl w:ilvl="8" w:tplc="04090005" w:tentative="1">
+      <w:start w:val="1"/>
+      <w:numFmt w:val="bullet"/>
+      <w:lvlText w:val=""/>
+      <w:lvlJc w:val="left"/>
+      <w:pPr>
+        <w:ind w:left="6840" w:hanging="360"/>
+      </w:pPr>
+      <w:rPr>
+        <w:rFonts w:ascii="Wingdings" w:hAnsi="Wingdings" w:hint="default"/>
+      </w:rPr>
+    </w:lvl>
+  </w:abstractNum>
+  <w:abstractNum w:abstractNumId="1" w15:restartNumberingAfterBreak="0">
+    <w:nsid w:val="144A1675"/>
+    <w:multiLevelType w:val="hybridMultilevel"/>
+    <w:tmpl w:val="521686B2"/>
+    <w:lvl w:ilvl="0" w:tplc="6FEAC1AA">
+      <w:numFmt w:val="bullet"/>
+      <w:lvlText w:val="•"/>
+      <w:lvlJc w:val="left"/>
+      <w:pPr>
+        <w:ind w:left="864" w:hanging="360"/>
+      </w:pPr>
+      <w:rPr>
+        <w:rFonts w:ascii="Calibri" w:eastAsia="Times New Roman" w:hAnsi="Calibri" w:cs="Calibri" w:hint="default"/>
+      </w:rPr>
+    </w:lvl>
+    <w:lvl w:ilvl="1" w:tplc="04090003" w:tentative="1">
+      <w:start w:val="1"/>
+      <w:numFmt w:val="bullet"/>
+      <w:lvlText w:val="o"/>
+      <w:lvlJc w:val="left"/>
+      <w:pPr>
+        <w:ind w:left="1584" w:hanging="360"/>
+      </w:pPr>
+      <w:rPr>
+        <w:rFonts w:ascii="Courier New" w:hAnsi="Courier New" w:cs="Courier New" w:hint="default"/>
+      </w:rPr>
+    </w:lvl>
+    <w:lvl w:ilvl="2" w:tplc="04090005" w:tentative="1">
+      <w:start w:val="1"/>
+      <w:numFmt w:val="bullet"/>
+      <w:lvlText w:val=""/>
+      <w:lvlJc w:val="left"/>
+      <w:pPr>
+        <w:ind w:left="2304" w:hanging="360"/>
+      </w:pPr>
+      <w:rPr>
+        <w:rFonts w:ascii="Wingdings" w:hAnsi="Wingdings" w:hint="default"/>
+      </w:rPr>
+    </w:lvl>
+    <w:lvl w:ilvl="3" w:tplc="04090001" w:tentative="1">
+      <w:start w:val="1"/>
+      <w:numFmt w:val="bullet"/>
+      <w:lvlText w:val=""/>
+      <w:lvlJc w:val="left"/>
+      <w:pPr>
+        <w:ind w:left="3024" w:hanging="360"/>
+      </w:pPr>
+      <w:rPr>
+        <w:rFonts w:ascii="Symbol" w:hAnsi="Symbol" w:hint="default"/>
+      </w:rPr>
+    </w:lvl>
+    <w:lvl w:ilvl="4" w:tplc="04090003" w:tentative="1">
+      <w:start w:val="1"/>
+      <w:numFmt w:val="bullet"/>
+      <w:lvlText w:val="o"/>
+      <w:lvlJc w:val="left"/>
+      <w:pPr>
+        <w:ind w:left="3744" w:hanging="360"/>
+      </w:pPr>
+      <w:rPr>
+        <w:rFonts w:ascii="Courier New" w:hAnsi="Courier New" w:cs="Courier New" w:hint="default"/>
+      </w:rPr>
+    </w:lvl>
+    <w:lvl w:ilvl="5" w:tplc="04090005" w:tentative="1">
+      <w:start w:val="1"/>
+      <w:numFmt w:val="bullet"/>
+      <w:lvlText w:val=""/>
+      <w:lvlJc w:val="left"/>
+      <w:pPr>
+        <w:ind w:left="4464" w:hanging="360"/>
+      </w:pPr>
+      <w:rPr>
+        <w:rFonts w:ascii="Wingdings" w:hAnsi="Wingdings" w:hint="default"/>
+      </w:rPr>
+    </w:lvl>
+    <w:lvl w:ilvl="6" w:tplc="04090001" w:tentative="1">
+      <w:start w:val="1"/>
+      <w:numFmt w:val="bullet"/>
+      <w:lvlText w:val=""/>
+      <w:lvlJc w:val="left"/>
+      <w:pPr>
+        <w:ind w:left="5184" w:hanging="360"/>
+      </w:pPr>
+      <w:rPr>
+        <w:rFonts w:ascii="Symbol" w:hAnsi="Symbol" w:hint="default"/>
+      </w:rPr>
+    </w:lvl>
+    <w:lvl w:ilvl="7" w:tplc="04090003" w:tentative="1">
+      <w:start w:val="1"/>
+      <w:numFmt w:val="bullet"/>
+      <w:lvlText w:val="o"/>
+      <w:lvlJc w:val="left"/>
+      <w:pPr>
+        <w:ind w:left="5904" w:hanging="360"/>
+      </w:pPr>
+      <w:rPr>
+        <w:rFonts w:ascii="Courier New" w:hAnsi="Courier New" w:cs="Courier New" w:hint="default"/>
+      </w:rPr>
+    </w:lvl>
+    <w:lvl w:ilvl="8" w:tplc="04090005" w:tentative="1">
+      <w:start w:val="1"/>
+      <w:numFmt w:val="bullet"/>
+      <w:lvlText w:val=""/>
+      <w:lvlJc w:val="left"/>
+      <w:pPr>
+        <w:ind w:left="6624" w:hanging="360"/>
+      </w:pPr>
+      <w:rPr>
+        <w:rFonts w:ascii="Wingdings" w:hAnsi="Wingdings" w:hint="default"/>
+      </w:rPr>
+    </w:lvl>
+  </w:abstractNum>
+  <w:abstractNum w:abstractNumId="2" w15:restartNumberingAfterBreak="0">
+    <w:nsid w:val="185A58F0"/>
+    <w:multiLevelType w:val="hybridMultilevel"/>
+    <w:tmpl w:val="3534699E"/>
+    <w:lvl w:ilvl="0" w:tplc="0409000F">
+      <w:start w:val="1"/>
+      <w:numFmt w:val="decimal"/>
+      <w:lvlText w:val="%1."/>
+      <w:lvlJc w:val="left"/>
+      <w:pPr>
+        <w:ind w:left="720" w:hanging="360"/>
+      </w:pPr>
+      <w:rPr>
+        <w:rFonts w:hint="default"/>
+      </w:rPr>
+    </w:lvl>
+    <w:lvl w:ilvl="1" w:tplc="04090019">
+      <w:start w:val="1"/>
+      <w:numFmt w:val="lowerLetter"/>
+      <w:lvlText w:val="%2."/>
+      <w:lvlJc w:val="left"/>
+      <w:pPr>
+        <w:ind w:left="1440" w:hanging="360"/>
+      </w:pPr>
+    </w:lvl>
+    <w:lvl w:ilvl="2" w:tplc="0409001B" w:tentative="1">
+      <w:start w:val="1"/>
+      <w:numFmt w:val="lowerRoman"/>
+      <w:lvlText w:val="%3."/>
+      <w:lvlJc w:val="right"/>
+      <w:pPr>
+        <w:ind w:left="2160" w:hanging="180"/>
+      </w:pPr>
+    </w:lvl>
+    <w:lvl w:ilvl="3" w:tplc="0409000F" w:tentative="1">
+      <w:start w:val="1"/>
+      <w:numFmt w:val="decimal"/>
+      <w:lvlText w:val="%4."/>
+      <w:lvlJc w:val="left"/>
+      <w:pPr>
+        <w:ind w:left="2880" w:hanging="360"/>
+      </w:pPr>
+    </w:lvl>
+    <w:lvl w:ilvl="4" w:tplc="04090019" w:tentative="1">
+      <w:start w:val="1"/>
+      <w:numFmt w:val="lowerLetter"/>
+      <w:lvlText w:val="%5."/>
+      <w:lvlJc w:val="left"/>
+      <w:pPr>
+        <w:ind w:left="3600" w:hanging="360"/>
+      </w:pPr>
+    </w:lvl>
+    <w:lvl w:ilvl="5" w:tplc="0409001B" w:tentative="1">
+      <w:start w:val="1"/>
+      <w:numFmt w:val="lowerRoman"/>
+      <w:lvlText w:val="%6."/>
+      <w:lvlJc w:val="right"/>
+      <w:pPr>
+        <w:ind w:left="4320" w:hanging="180"/>
+      </w:pPr>
+    </w:lvl>
+    <w:lvl w:ilvl="6" w:tplc="0409000F" w:tentative="1">
+      <w:start w:val="1"/>
+      <w:numFmt w:val="decimal"/>
+      <w:lvlText w:val="%7."/>
+      <w:lvlJc w:val="left"/>
+      <w:pPr>
+        <w:ind w:left="5040" w:hanging="360"/>
+      </w:pPr>
+    </w:lvl>
+    <w:lvl w:ilvl="7" w:tplc="04090019" w:tentative="1">
+      <w:start w:val="1"/>
+      <w:numFmt w:val="lowerLetter"/>
+      <w:lvlText w:val="%8."/>
+      <w:lvlJc w:val="left"/>
+      <w:pPr>
+        <w:ind w:left="5760" w:hanging="360"/>
+      </w:pPr>
+    </w:lvl>
+    <w:lvl w:ilvl="8" w:tplc="0409001B" w:tentative="1">
+      <w:start w:val="1"/>
+      <w:numFmt w:val="lowerRoman"/>
+      <w:lvlText w:val="%9."/>
+      <w:lvlJc w:val="right"/>
+      <w:pPr>
+        <w:ind w:left="6480" w:hanging="180"/>
+      </w:pPr>
+    </w:lvl>
+  </w:abstractNum>
+  <w:abstractNum w:abstractNumId="3" w15:restartNumberingAfterBreak="0">
+    <w:nsid w:val="240514F2"/>
+    <w:multiLevelType w:val="singleLevel"/>
+    <w:tmpl w:val="79AC4D60"/>
+    <w:lvl w:ilvl="0">
+      <w:start w:val="1"/>
+      <w:numFmt w:val="bullet"/>
+      <w:lvlText w:val="•"/>
+      <w:lvlJc w:val="left"/>
+      <w:pPr>
+        <w:ind w:left="420" w:hanging="270"/>
+      </w:pPr>
+    </w:lvl>
+  </w:abstractNum>
+  <w:abstractNum w:abstractNumId="4" w15:restartNumberingAfterBreak="0">
     <w:nsid w:val="278B4249"/>
     <w:multiLevelType w:val="hybridMultilevel"/>
     <w:tmpl w:val="498AC5D6"/>
@@ -5766,7 +9542,119 @@
       </w:pPr>
     </w:lvl>
   </w:abstractNum>
-  <w:abstractNum w:abstractNumId="1" w15:restartNumberingAfterBreak="0">
+  <w:abstractNum w:abstractNumId="5" w15:restartNumberingAfterBreak="0">
+    <w:nsid w:val="39146B2D"/>
+    <w:multiLevelType w:val="hybridMultilevel"/>
+    <w:tmpl w:val="3BC66FFC"/>
+    <w:lvl w:ilvl="0" w:tplc="6FEAC1AA">
+      <w:numFmt w:val="bullet"/>
+      <w:lvlText w:val="•"/>
+      <w:lvlJc w:val="left"/>
+      <w:pPr>
+        <w:ind w:left="720" w:hanging="360"/>
+      </w:pPr>
+      <w:rPr>
+        <w:rFonts w:ascii="Calibri" w:eastAsia="Times New Roman" w:hAnsi="Calibri" w:cs="Calibri" w:hint="default"/>
+      </w:rPr>
+    </w:lvl>
+    <w:lvl w:ilvl="1" w:tplc="04090003" w:tentative="1">
+      <w:start w:val="1"/>
+      <w:numFmt w:val="bullet"/>
+      <w:lvlText w:val="o"/>
+      <w:lvlJc w:val="left"/>
+      <w:pPr>
+        <w:ind w:left="1440" w:hanging="360"/>
+      </w:pPr>
+      <w:rPr>
+        <w:rFonts w:ascii="Courier New" w:hAnsi="Courier New" w:cs="Courier New" w:hint="default"/>
+      </w:rPr>
+    </w:lvl>
+    <w:lvl w:ilvl="2" w:tplc="04090005" w:tentative="1">
+      <w:start w:val="1"/>
+      <w:numFmt w:val="bullet"/>
+      <w:lvlText w:val=""/>
+      <w:lvlJc w:val="left"/>
+      <w:pPr>
+        <w:ind w:left="2160" w:hanging="360"/>
+      </w:pPr>
+      <w:rPr>
+        <w:rFonts w:ascii="Wingdings" w:hAnsi="Wingdings" w:hint="default"/>
+      </w:rPr>
+    </w:lvl>
+    <w:lvl w:ilvl="3" w:tplc="04090001" w:tentative="1">
+      <w:start w:val="1"/>
+      <w:numFmt w:val="bullet"/>
+      <w:lvlText w:val=""/>
+      <w:lvlJc w:val="left"/>
+      <w:pPr>
+        <w:ind w:left="2880" w:hanging="360"/>
+      </w:pPr>
+      <w:rPr>
+        <w:rFonts w:ascii="Symbol" w:hAnsi="Symbol" w:hint="default"/>
+      </w:rPr>
+    </w:lvl>
+    <w:lvl w:ilvl="4" w:tplc="04090003" w:tentative="1">
+      <w:start w:val="1"/>
+      <w:numFmt w:val="bullet"/>
+      <w:lvlText w:val="o"/>
+      <w:lvlJc w:val="left"/>
+      <w:pPr>
+        <w:ind w:left="3600" w:hanging="360"/>
+      </w:pPr>
+      <w:rPr>
+        <w:rFonts w:ascii="Courier New" w:hAnsi="Courier New" w:cs="Courier New" w:hint="default"/>
+      </w:rPr>
+    </w:lvl>
+    <w:lvl w:ilvl="5" w:tplc="04090005" w:tentative="1">
+      <w:start w:val="1"/>
+      <w:numFmt w:val="bullet"/>
+      <w:lvlText w:val=""/>
+      <w:lvlJc w:val="left"/>
+      <w:pPr>
+        <w:ind w:left="4320" w:hanging="360"/>
+      </w:pPr>
+      <w:rPr>
+        <w:rFonts w:ascii="Wingdings" w:hAnsi="Wingdings" w:hint="default"/>
+      </w:rPr>
+    </w:lvl>
+    <w:lvl w:ilvl="6" w:tplc="04090001" w:tentative="1">
+      <w:start w:val="1"/>
+      <w:numFmt w:val="bullet"/>
+      <w:lvlText w:val=""/>
+      <w:lvlJc w:val="left"/>
+      <w:pPr>
+        <w:ind w:left="5040" w:hanging="360"/>
+      </w:pPr>
+      <w:rPr>
+        <w:rFonts w:ascii="Symbol" w:hAnsi="Symbol" w:hint="default"/>
+      </w:rPr>
+    </w:lvl>
+    <w:lvl w:ilvl="7" w:tplc="04090003" w:tentative="1">
+      <w:start w:val="1"/>
+      <w:numFmt w:val="bullet"/>
+      <w:lvlText w:val="o"/>
+      <w:lvlJc w:val="left"/>
+      <w:pPr>
+        <w:ind w:left="5760" w:hanging="360"/>
+      </w:pPr>
+      <w:rPr>
+        <w:rFonts w:ascii="Courier New" w:hAnsi="Courier New" w:cs="Courier New" w:hint="default"/>
+      </w:rPr>
+    </w:lvl>
+    <w:lvl w:ilvl="8" w:tplc="04090005" w:tentative="1">
+      <w:start w:val="1"/>
+      <w:numFmt w:val="bullet"/>
+      <w:lvlText w:val=""/>
+      <w:lvlJc w:val="left"/>
+      <w:pPr>
+        <w:ind w:left="6480" w:hanging="360"/>
+      </w:pPr>
+      <w:rPr>
+        <w:rFonts w:ascii="Wingdings" w:hAnsi="Wingdings" w:hint="default"/>
+      </w:rPr>
+    </w:lvl>
+  </w:abstractNum>
+  <w:abstractNum w:abstractNumId="6" w15:restartNumberingAfterBreak="0">
     <w:nsid w:val="5B9F3864"/>
     <w:multiLevelType w:val="hybridMultilevel"/>
     <w:tmpl w:val="D428A818"/>
@@ -5855,7 +9743,7 @@
       </w:pPr>
     </w:lvl>
   </w:abstractNum>
-  <w:abstractNum w:abstractNumId="2" w15:restartNumberingAfterBreak="0">
+  <w:abstractNum w:abstractNumId="7" w15:restartNumberingAfterBreak="0">
     <w:nsid w:val="5BC31E55"/>
     <w:multiLevelType w:val="hybridMultilevel"/>
     <w:tmpl w:val="D428A818"/>
@@ -5945,19 +9833,34 @@
     </w:lvl>
   </w:abstractNum>
   <w:num w:numId="1" w16cid:durableId="992029635">
+    <w:abstractNumId w:val="4"/>
+  </w:num>
+  <w:num w:numId="2" w16cid:durableId="2000190472">
+    <w:abstractNumId w:val="6"/>
+  </w:num>
+  <w:num w:numId="3" w16cid:durableId="997266828">
+    <w:abstractNumId w:val="7"/>
+  </w:num>
+  <w:num w:numId="4" w16cid:durableId="672336734">
+    <w:abstractNumId w:val="2"/>
+  </w:num>
+  <w:num w:numId="5" w16cid:durableId="1517304282">
     <w:abstractNumId w:val="0"/>
   </w:num>
-  <w:num w:numId="2" w16cid:durableId="2000190472">
+  <w:num w:numId="6" w16cid:durableId="1465347730">
+    <w:abstractNumId w:val="5"/>
+  </w:num>
+  <w:num w:numId="7" w16cid:durableId="1783454146">
+    <w:abstractNumId w:val="3"/>
+  </w:num>
+  <w:num w:numId="8" w16cid:durableId="888229893">
     <w:abstractNumId w:val="1"/>
-  </w:num>
-  <w:num w:numId="3" w16cid:durableId="997266828">
-    <w:abstractNumId w:val="2"/>
   </w:num>
 </w:numbering>
 </file>
 
 <file path=word/styles.xml><?xml version="1.0" encoding="utf-8"?>
-<w:styles xmlns:mc="http://schemas.openxmlformats.org/markup-compatibility/2006" xmlns:r="http://schemas.openxmlformats.org/officeDocument/2006/relationships" xmlns:w="http://schemas.openxmlformats.org/wordprocessingml/2006/main" xmlns:w14="http://schemas.microsoft.com/office/word/2010/wordml" xmlns:w15="http://schemas.microsoft.com/office/word/2012/wordml" xmlns:w16cex="http://schemas.microsoft.com/office/word/2018/wordml/cex" xmlns:w16cid="http://schemas.microsoft.com/office/word/2016/wordml/cid" xmlns:w16="http://schemas.microsoft.com/office/word/2018/wordml" xmlns:w16sdtdh="http://schemas.microsoft.com/office/word/2020/wordml/sdtdatahash" xmlns:w16se="http://schemas.microsoft.com/office/word/2015/wordml/symex" mc:Ignorable="w14 w15 w16se w16cid w16 w16cex w16sdtdh">
+<w:styles xmlns:mc="http://schemas.openxmlformats.org/markup-compatibility/2006" xmlns:r="http://schemas.openxmlformats.org/officeDocument/2006/relationships" xmlns:w="http://schemas.openxmlformats.org/wordprocessingml/2006/main" xmlns:w14="http://schemas.microsoft.com/office/word/2010/wordml" xmlns:w15="http://schemas.microsoft.com/office/word/2012/wordml" xmlns:w16cex="http://schemas.microsoft.com/office/word/2018/wordml/cex" xmlns:w16cid="http://schemas.microsoft.com/office/word/2016/wordml/cid" xmlns:w16="http://schemas.microsoft.com/office/word/2018/wordml" xmlns:w16sdtdh="http://schemas.microsoft.com/office/word/2020/wordml/sdtdatahash" xmlns:w16sdtfl="http://schemas.microsoft.com/office/word/2024/wordml/sdtformatlock" xmlns:w16se="http://schemas.microsoft.com/office/word/2015/wordml/symex" xmlns:w16du="http://schemas.microsoft.com/office/word/2023/wordml/word16du" mc:Ignorable="w14 w15 w16se w16cid w16 w16cex w16sdtdh w16sdtfl w16du">
   <w:docDefaults>
     <w:rPrDefault>
       <w:rPr>
